--- a/16_Многопользовательское_приложение/Макарчук_16_Многопользовательское_приложение.docx
+++ b/16_Многопользовательское_приложение/Макарчук_16_Многопользовательское_приложение.docx
@@ -1,6 +1,6 @@
 
 <file path=word/document.xml><?xml version="1.0" encoding="utf-8"?>
-<w:document xmlns:wpc="http://schemas.microsoft.com/office/word/2010/wordprocessingCanvas" xmlns:cx="http://schemas.microsoft.com/office/drawing/2014/chartex" xmlns:cx1="http://schemas.microsoft.com/office/drawing/2015/9/8/chartex" xmlns:cx2="http://schemas.microsoft.com/office/drawing/2015/10/21/chartex" xmlns:cx3="http://schemas.microsoft.com/office/drawing/2016/5/9/chartex" xmlns:cx4="http://schemas.microsoft.com/office/drawing/2016/5/10/chartex" xmlns:cx5="http://schemas.microsoft.com/office/drawing/2016/5/11/chartex" xmlns:cx6="http://schemas.microsoft.com/office/drawing/2016/5/12/chartex" xmlns:cx7="http://schemas.microsoft.com/office/drawing/2016/5/13/chartex" xmlns:cx8="http://schemas.microsoft.com/office/drawing/2016/5/14/chartex" xmlns:mc="http://schemas.openxmlformats.org/markup-compatibility/2006" xmlns:aink="http://schemas.microsoft.com/office/drawing/2016/ink" xmlns:am3d="http://schemas.microsoft.com/office/drawing/2017/model3d" xmlns:o="urn:schemas-microsoft-com:office:office" xmlns:oel="http://schemas.microsoft.com/office/2019/extlst" xmlns:r="http://schemas.openxmlformats.org/officeDocument/2006/relationships" xmlns:m="http://schemas.openxmlformats.org/officeDocument/2006/math" xmlns:v="urn:schemas-microsoft-com:vml" xmlns:wp14="http://schemas.microsoft.com/office/word/2010/wordprocessingDrawing" xmlns:wp="http://schemas.openxmlformats.org/drawingml/2006/wordprocessingDrawing" xmlns:w10="urn:schemas-microsoft-com:office:word" xmlns:w="http://schemas.openxmlformats.org/wordprocessingml/2006/main" xmlns:w14="http://schemas.microsoft.com/office/word/2010/wordml" xmlns:w15="http://schemas.microsoft.com/office/word/2012/wordml" xmlns:w16cex="http://schemas.microsoft.com/office/word/2018/wordml/cex" xmlns:w16cid="http://schemas.microsoft.com/office/word/2016/wordml/cid" xmlns:w16="http://schemas.microsoft.com/office/word/2018/wordml" xmlns:w16du="http://schemas.microsoft.com/office/word/2023/wordml/word16du" xmlns:w16sdtdh="http://schemas.microsoft.com/office/word/2020/wordml/sdtdatahash" xmlns:w16se="http://schemas.microsoft.com/office/word/2015/wordml/symex" xmlns:wpg="http://schemas.microsoft.com/office/word/2010/wordprocessingGroup" xmlns:wpi="http://schemas.microsoft.com/office/word/2010/wordprocessingInk" xmlns:wne="http://schemas.microsoft.com/office/word/2006/wordml" xmlns:wps="http://schemas.microsoft.com/office/word/2010/wordprocessingShape" mc:Ignorable="w14 w15 w16se w16cid w16 w16cex w16sdtdh w16du wp14">
+<w:document xmlns:wpc="http://schemas.microsoft.com/office/word/2010/wordprocessingCanvas" xmlns:cx="http://schemas.microsoft.com/office/drawing/2014/chartex" xmlns:cx1="http://schemas.microsoft.com/office/drawing/2015/9/8/chartex" xmlns:cx2="http://schemas.microsoft.com/office/drawing/2015/10/21/chartex" xmlns:cx3="http://schemas.microsoft.com/office/drawing/2016/5/9/chartex" xmlns:cx4="http://schemas.microsoft.com/office/drawing/2016/5/10/chartex" xmlns:cx5="http://schemas.microsoft.com/office/drawing/2016/5/11/chartex" xmlns:cx6="http://schemas.microsoft.com/office/drawing/2016/5/12/chartex" xmlns:cx7="http://schemas.microsoft.com/office/drawing/2016/5/13/chartex" xmlns:cx8="http://schemas.microsoft.com/office/drawing/2016/5/14/chartex" xmlns:mc="http://schemas.openxmlformats.org/markup-compatibility/2006" xmlns:aink="http://schemas.microsoft.com/office/drawing/2016/ink" xmlns:am3d="http://schemas.microsoft.com/office/drawing/2017/model3d" xmlns:o="urn:schemas-microsoft-com:office:office" xmlns:oel="http://schemas.microsoft.com/office/2019/extlst" xmlns:r="http://schemas.openxmlformats.org/officeDocument/2006/relationships" xmlns:m="http://schemas.openxmlformats.org/officeDocument/2006/math" xmlns:v="urn:schemas-microsoft-com:vml" xmlns:wp14="http://schemas.microsoft.com/office/word/2010/wordprocessingDrawing" xmlns:wp="http://schemas.openxmlformats.org/drawingml/2006/wordprocessingDrawing" xmlns:w10="urn:schemas-microsoft-com:office:word" xmlns:w="http://schemas.openxmlformats.org/wordprocessingml/2006/main" xmlns:w14="http://schemas.microsoft.com/office/word/2010/wordml" xmlns:w15="http://schemas.microsoft.com/office/word/2012/wordml" xmlns:w16cex="http://schemas.microsoft.com/office/word/2018/wordml/cex" xmlns:w16cid="http://schemas.microsoft.com/office/word/2016/wordml/cid" xmlns:w16="http://schemas.microsoft.com/office/word/2018/wordml" xmlns:w16du="http://schemas.microsoft.com/office/word/2023/wordml/word16du" xmlns:w16sdtdh="http://schemas.microsoft.com/office/word/2020/wordml/sdtdatahash" xmlns:w16sdtfl="http://schemas.microsoft.com/office/word/2024/wordml/sdtformatlock" xmlns:w16se="http://schemas.microsoft.com/office/word/2015/wordml/symex" xmlns:wpg="http://schemas.microsoft.com/office/word/2010/wordprocessingGroup" xmlns:wpi="http://schemas.microsoft.com/office/word/2010/wordprocessingInk" xmlns:wne="http://schemas.microsoft.com/office/word/2006/wordml" xmlns:wps="http://schemas.microsoft.com/office/word/2010/wordprocessingShape" mc:Ignorable="w14 w15 w16se w16cid w16 w16cex w16sdtdh w16sdtfl w16du wp14">
   <w:body>
     <w:p>
       <w:pPr>
@@ -566,8 +566,19 @@
           <w:szCs w:val="28"/>
           <w:lang w:val="en-US"/>
         </w:rPr>
-        <w:t>; set; }</w:t>
-      </w:r>
+        <w:t>; set</w:t>
+      </w:r>
+      <w:proofErr w:type="gramStart"/>
+      <w:r>
+        <w:rPr>
+          <w:color w:val="000000" w:themeColor="text1"/>
+          <w:sz w:val="28"/>
+          <w:szCs w:val="28"/>
+          <w:lang w:val="en-US"/>
+        </w:rPr>
+        <w:t>; }</w:t>
+      </w:r>
+      <w:proofErr w:type="gramEnd"/>
     </w:p>
     <w:p>
       <w:pPr>
@@ -609,7 +620,27 @@
           <w:szCs w:val="28"/>
           <w:lang w:val="en-US"/>
         </w:rPr>
-        <w:t xml:space="preserve">; set; }  </w:t>
+        <w:t>; set</w:t>
+      </w:r>
+      <w:proofErr w:type="gramStart"/>
+      <w:r>
+        <w:rPr>
+          <w:color w:val="000000" w:themeColor="text1"/>
+          <w:sz w:val="28"/>
+          <w:szCs w:val="28"/>
+          <w:lang w:val="en-US"/>
+        </w:rPr>
+        <w:t>; }</w:t>
+      </w:r>
+      <w:proofErr w:type="gramEnd"/>
+      <w:r>
+        <w:rPr>
+          <w:color w:val="000000" w:themeColor="text1"/>
+          <w:sz w:val="28"/>
+          <w:szCs w:val="28"/>
+          <w:lang w:val="en-US"/>
+        </w:rPr>
+        <w:t xml:space="preserve">  </w:t>
       </w:r>
     </w:p>
     <w:p>
@@ -672,8 +703,19 @@
           <w:szCs w:val="28"/>
           <w:lang w:val="en-US"/>
         </w:rPr>
-        <w:t>; set; }</w:t>
-      </w:r>
+        <w:t>; set</w:t>
+      </w:r>
+      <w:proofErr w:type="gramStart"/>
+      <w:r>
+        <w:rPr>
+          <w:color w:val="000000" w:themeColor="text1"/>
+          <w:sz w:val="28"/>
+          <w:szCs w:val="28"/>
+          <w:lang w:val="en-US"/>
+        </w:rPr>
+        <w:t>; }</w:t>
+      </w:r>
+      <w:proofErr w:type="gramEnd"/>
     </w:p>
     <w:p>
       <w:pPr>
@@ -991,6 +1033,7 @@
         <w:t xml:space="preserve"> client) =&gt; _</w:t>
       </w:r>
       <w:proofErr w:type="spellStart"/>
+      <w:proofErr w:type="gramStart"/>
       <w:r>
         <w:rPr>
           <w:color w:val="000000"/>
@@ -1001,6 +1044,7 @@
         <w:t>clients.Add</w:t>
       </w:r>
       <w:proofErr w:type="spellEnd"/>
+      <w:proofErr w:type="gramEnd"/>
       <w:r>
         <w:rPr>
           <w:color w:val="000000"/>
@@ -1076,6 +1120,7 @@
         <w:t xml:space="preserve"> client) =&gt; _</w:t>
       </w:r>
       <w:proofErr w:type="spellStart"/>
+      <w:proofErr w:type="gramStart"/>
       <w:r>
         <w:rPr>
           <w:color w:val="000000"/>
@@ -1086,6 +1131,7 @@
         <w:t>clients.Remove</w:t>
       </w:r>
       <w:proofErr w:type="spellEnd"/>
+      <w:proofErr w:type="gramEnd"/>
       <w:r>
         <w:rPr>
           <w:color w:val="000000"/>
@@ -3207,19 +3253,8 @@
           <w:szCs w:val="28"/>
           <w:lang w:val="en-US"/>
         </w:rPr>
-        <w:t xml:space="preserve"> </w:t>
-      </w:r>
-      <w:proofErr w:type="spellStart"/>
-      <w:r>
-        <w:rPr>
-          <w:color w:val="000000"/>
-          <w:sz w:val="28"/>
-          <w:szCs w:val="28"/>
-          <w:lang w:val="en-US"/>
-        </w:rPr>
-        <w:t>IValueConverter</w:t>
-      </w:r>
-      <w:proofErr w:type="spellEnd"/>
+        <w:t xml:space="preserve"> IValueConverter</w:t>
+      </w:r>
     </w:p>
     <w:p>
       <w:pPr>
@@ -3672,7 +3707,6 @@
           <w:color w:val="000000"/>
           <w:sz w:val="28"/>
           <w:szCs w:val="28"/>
-          <w:lang w:val="en-US"/>
         </w:rPr>
       </w:pPr>
       <w:r>
@@ -3695,7173 +3729,80 @@
           <w:color w:val="000000"/>
           <w:sz w:val="28"/>
           <w:szCs w:val="28"/>
-          <w:lang w:val="en-US"/>
-        </w:rPr>
-      </w:pPr>
-      <w:r>
-        <w:rPr>
-          <w:color w:val="000000"/>
-          <w:sz w:val="28"/>
-          <w:szCs w:val="28"/>
-          <w:lang w:val="en-US"/>
-        </w:rPr>
-        <w:t xml:space="preserve">public class </w:t>
-      </w:r>
-      <w:proofErr w:type="spellStart"/>
-      <w:r>
-        <w:rPr>
-          <w:color w:val="000000"/>
-          <w:sz w:val="28"/>
-          <w:szCs w:val="28"/>
-          <w:lang w:val="en-US"/>
-        </w:rPr>
-        <w:t>ClientDialogVM</w:t>
-      </w:r>
-      <w:proofErr w:type="spellEnd"/>
-    </w:p>
-    <w:p>
-      <w:pPr>
-        <w:pStyle w:val="aa"/>
-        <w:spacing w:before="0" w:beforeAutospacing="0" w:after="0" w:afterAutospacing="0"/>
-        <w:ind w:firstLine="709"/>
-        <w:jc w:val="both"/>
-        <w:rPr>
-          <w:color w:val="000000"/>
-          <w:sz w:val="28"/>
-          <w:szCs w:val="28"/>
-          <w:lang w:val="en-US"/>
-        </w:rPr>
-      </w:pPr>
-      <w:r>
-        <w:rPr>
-          <w:color w:val="000000"/>
-          <w:sz w:val="28"/>
-          <w:szCs w:val="28"/>
-          <w:lang w:val="en-US"/>
-        </w:rPr>
-        <w:t>{</w:t>
-      </w:r>
-    </w:p>
-    <w:p>
-      <w:pPr>
-        <w:pStyle w:val="aa"/>
-        <w:spacing w:before="0" w:beforeAutospacing="0" w:after="0" w:afterAutospacing="0"/>
-        <w:ind w:firstLine="709"/>
-        <w:jc w:val="both"/>
-        <w:rPr>
-          <w:color w:val="000000"/>
-          <w:sz w:val="28"/>
-          <w:szCs w:val="28"/>
-          <w:lang w:val="en-US"/>
-        </w:rPr>
-      </w:pPr>
-      <w:r>
-        <w:rPr>
-          <w:color w:val="000000"/>
-          <w:sz w:val="28"/>
-          <w:szCs w:val="28"/>
-          <w:lang w:val="en-US"/>
-        </w:rPr>
-        <w:t xml:space="preserve">    public List&lt;string&gt; </w:t>
-      </w:r>
-      <w:proofErr w:type="spellStart"/>
-      <w:r>
-        <w:rPr>
-          <w:color w:val="000000"/>
-          <w:sz w:val="28"/>
-          <w:szCs w:val="28"/>
-          <w:lang w:val="en-US"/>
-        </w:rPr>
-        <w:t>ClientTypes</w:t>
-      </w:r>
-      <w:proofErr w:type="spellEnd"/>
-      <w:r>
-        <w:rPr>
-          <w:color w:val="000000"/>
-          <w:sz w:val="28"/>
-          <w:szCs w:val="28"/>
-          <w:lang w:val="en-US"/>
+        </w:rPr>
+      </w:pPr>
+      <w:r>
+        <w:rPr>
+          <w:color w:val="000000"/>
+          <w:sz w:val="28"/>
+          <w:szCs w:val="28"/>
+        </w:rPr>
+        <w:t>Таблица</w:t>
+      </w:r>
+      <w:r>
+        <w:rPr>
+          <w:color w:val="000000"/>
+          <w:sz w:val="28"/>
+          <w:szCs w:val="28"/>
         </w:rPr>
         <w:t xml:space="preserve"> </w:t>
       </w:r>
-      <w:proofErr w:type="gramStart"/>
-      <w:r>
-        <w:rPr>
-          <w:color w:val="000000"/>
-          <w:sz w:val="28"/>
-          <w:szCs w:val="28"/>
-          <w:lang w:val="en-US"/>
-        </w:rPr>
-        <w:t>{ get</w:t>
-      </w:r>
-      <w:proofErr w:type="gramEnd"/>
-      <w:r>
-        <w:rPr>
-          <w:color w:val="000000"/>
-          <w:sz w:val="28"/>
-          <w:szCs w:val="28"/>
-          <w:lang w:val="en-US"/>
-        </w:rPr>
-        <w:t>; } = new List&lt;string&gt;</w:t>
-      </w:r>
-    </w:p>
-    <w:p>
-      <w:pPr>
-        <w:pStyle w:val="aa"/>
-        <w:spacing w:before="0" w:beforeAutospacing="0" w:after="0" w:afterAutospacing="0"/>
-        <w:ind w:firstLine="709"/>
-        <w:jc w:val="both"/>
-        <w:rPr>
-          <w:color w:val="000000"/>
-          <w:sz w:val="28"/>
-          <w:szCs w:val="28"/>
-          <w:lang w:val="en-US"/>
-        </w:rPr>
-      </w:pPr>
-      <w:r>
-        <w:rPr>
-          <w:color w:val="000000"/>
-          <w:sz w:val="28"/>
-          <w:szCs w:val="28"/>
-          <w:lang w:val="en-US"/>
-        </w:rPr>
-        <w:t xml:space="preserve">        {</w:t>
-      </w:r>
-    </w:p>
-    <w:p>
-      <w:pPr>
-        <w:pStyle w:val="aa"/>
-        <w:spacing w:before="0" w:beforeAutospacing="0" w:after="0" w:afterAutospacing="0"/>
-        <w:ind w:firstLine="709"/>
-        <w:jc w:val="both"/>
-        <w:rPr>
-          <w:color w:val="000000"/>
-          <w:sz w:val="28"/>
-          <w:szCs w:val="28"/>
-          <w:lang w:val="en-US"/>
-        </w:rPr>
-      </w:pPr>
-      <w:r>
-        <w:rPr>
-          <w:color w:val="000000"/>
-          <w:sz w:val="28"/>
-          <w:szCs w:val="28"/>
-          <w:lang w:val="en-US"/>
-        </w:rPr>
-        <w:t xml:space="preserve">            "</w:t>
-      </w:r>
-      <w:r>
-        <w:rPr>
-          <w:color w:val="000000"/>
-          <w:sz w:val="28"/>
-          <w:szCs w:val="28"/>
-        </w:rPr>
-        <w:t>Обычный</w:t>
-      </w:r>
-      <w:r>
-        <w:rPr>
-          <w:color w:val="000000"/>
-          <w:sz w:val="28"/>
-          <w:szCs w:val="28"/>
-          <w:lang w:val="en-US"/>
-        </w:rPr>
-        <w:t>",</w:t>
-      </w:r>
-    </w:p>
-    <w:p>
-      <w:pPr>
-        <w:pStyle w:val="aa"/>
-        <w:spacing w:before="0" w:beforeAutospacing="0" w:after="0" w:afterAutospacing="0"/>
-        <w:ind w:firstLine="709"/>
-        <w:jc w:val="both"/>
-        <w:rPr>
-          <w:color w:val="000000"/>
-          <w:sz w:val="28"/>
-          <w:szCs w:val="28"/>
-          <w:lang w:val="en-US"/>
-        </w:rPr>
-      </w:pPr>
-      <w:r>
-        <w:rPr>
-          <w:color w:val="000000"/>
-          <w:sz w:val="28"/>
-          <w:szCs w:val="28"/>
-          <w:lang w:val="en-US"/>
-        </w:rPr>
-        <w:t xml:space="preserve">            "VIP"</w:t>
-      </w:r>
-    </w:p>
-    <w:p>
-      <w:pPr>
-        <w:pStyle w:val="aa"/>
-        <w:spacing w:before="0" w:beforeAutospacing="0" w:after="0" w:afterAutospacing="0"/>
-        <w:ind w:firstLine="709"/>
-        <w:jc w:val="both"/>
-        <w:rPr>
-          <w:color w:val="000000"/>
-          <w:sz w:val="28"/>
-          <w:szCs w:val="28"/>
-          <w:lang w:val="en-US"/>
-        </w:rPr>
-      </w:pPr>
-      <w:r>
-        <w:rPr>
-          <w:color w:val="000000"/>
-          <w:sz w:val="28"/>
-          <w:szCs w:val="28"/>
-          <w:lang w:val="en-US"/>
-        </w:rPr>
-        <w:t xml:space="preserve">        };</w:t>
-      </w:r>
-    </w:p>
-    <w:p>
-      <w:pPr>
-        <w:pStyle w:val="aa"/>
-        <w:spacing w:before="0" w:beforeAutospacing="0" w:after="0" w:afterAutospacing="0"/>
-        <w:ind w:firstLine="709"/>
-        <w:jc w:val="both"/>
-        <w:rPr>
-          <w:color w:val="000000"/>
-          <w:sz w:val="28"/>
-          <w:szCs w:val="28"/>
-          <w:lang w:val="en-US"/>
-        </w:rPr>
-      </w:pPr>
-      <w:r>
-        <w:rPr>
-          <w:color w:val="000000"/>
-          <w:sz w:val="28"/>
-          <w:szCs w:val="28"/>
-          <w:lang w:val="en-US"/>
-        </w:rPr>
-        <w:t xml:space="preserve">    public </w:t>
-      </w:r>
-      <w:proofErr w:type="spellStart"/>
-      <w:r>
-        <w:rPr>
-          <w:color w:val="000000"/>
-          <w:sz w:val="28"/>
-          <w:szCs w:val="28"/>
-          <w:lang w:val="en-US"/>
-        </w:rPr>
-        <w:t>ClientModel</w:t>
-      </w:r>
-      <w:proofErr w:type="spellEnd"/>
-      <w:r>
-        <w:rPr>
-          <w:color w:val="000000"/>
-          <w:sz w:val="28"/>
-          <w:szCs w:val="28"/>
-          <w:lang w:val="en-US"/>
-        </w:rPr>
-        <w:t xml:space="preserve"> Client </w:t>
-      </w:r>
-      <w:proofErr w:type="gramStart"/>
-      <w:r>
-        <w:rPr>
-          <w:color w:val="000000"/>
-          <w:sz w:val="28"/>
-          <w:szCs w:val="28"/>
-          <w:lang w:val="en-US"/>
-        </w:rPr>
-        <w:t>{ get</w:t>
-      </w:r>
-      <w:proofErr w:type="gramEnd"/>
-      <w:r>
-        <w:rPr>
-          <w:color w:val="000000"/>
-          <w:sz w:val="28"/>
-          <w:szCs w:val="28"/>
-          <w:lang w:val="en-US"/>
-        </w:rPr>
-        <w:t xml:space="preserve">; set; } = new </w:t>
-      </w:r>
-      <w:proofErr w:type="spellStart"/>
-      <w:r>
-        <w:rPr>
-          <w:color w:val="000000"/>
-          <w:sz w:val="28"/>
-          <w:szCs w:val="28"/>
-          <w:lang w:val="en-US"/>
-        </w:rPr>
-        <w:t>ClientModel</w:t>
-      </w:r>
-      <w:proofErr w:type="spellEnd"/>
-      <w:r>
-        <w:rPr>
-          <w:color w:val="000000"/>
-          <w:sz w:val="28"/>
-          <w:szCs w:val="28"/>
-          <w:lang w:val="en-US"/>
-        </w:rPr>
-        <w:t>();</w:t>
-      </w:r>
-    </w:p>
-    <w:p>
-      <w:pPr>
-        <w:pStyle w:val="aa"/>
-        <w:spacing w:before="0" w:beforeAutospacing="0" w:after="0" w:afterAutospacing="0"/>
-        <w:ind w:firstLine="709"/>
-        <w:jc w:val="both"/>
-        <w:rPr>
-          <w:color w:val="000000"/>
-          <w:sz w:val="28"/>
-          <w:szCs w:val="28"/>
-          <w:lang w:val="en-US"/>
-        </w:rPr>
-      </w:pPr>
-      <w:r>
-        <w:rPr>
-          <w:color w:val="000000"/>
-          <w:sz w:val="28"/>
-          <w:szCs w:val="28"/>
-          <w:lang w:val="en-US"/>
-        </w:rPr>
-        <w:t xml:space="preserve">    public bool </w:t>
-      </w:r>
-      <w:proofErr w:type="spellStart"/>
-      <w:r>
-        <w:rPr>
-          <w:color w:val="000000"/>
-          <w:sz w:val="28"/>
-          <w:szCs w:val="28"/>
-          <w:lang w:val="en-US"/>
-        </w:rPr>
-        <w:t>ClientSaved</w:t>
-      </w:r>
-      <w:proofErr w:type="spellEnd"/>
-      <w:r>
-        <w:rPr>
-          <w:color w:val="000000"/>
-          <w:sz w:val="28"/>
-          <w:szCs w:val="28"/>
-          <w:lang w:val="en-US"/>
+      <w:r>
+        <w:rPr>
+          <w:color w:val="000000"/>
+          <w:sz w:val="28"/>
+          <w:szCs w:val="28"/>
+        </w:rPr>
+        <w:t>1</w:t>
+      </w:r>
+      <w:r>
+        <w:rPr>
+          <w:color w:val="000000"/>
+          <w:sz w:val="28"/>
+          <w:szCs w:val="28"/>
+        </w:rPr>
+        <w:t>6</w:t>
+      </w:r>
+      <w:r>
+        <w:rPr>
+          <w:color w:val="000000"/>
+          <w:sz w:val="28"/>
+          <w:szCs w:val="28"/>
+        </w:rPr>
+        <w:t xml:space="preserve">.1 – </w:t>
+      </w:r>
+      <w:r>
+        <w:rPr>
+          <w:color w:val="000000"/>
+          <w:sz w:val="28"/>
+          <w:szCs w:val="28"/>
+        </w:rPr>
+        <w:t>Входные</w:t>
+      </w:r>
+      <w:r>
+        <w:rPr>
+          <w:color w:val="000000"/>
+          <w:sz w:val="28"/>
+          <w:szCs w:val="28"/>
         </w:rPr>
         <w:t xml:space="preserve"> </w:t>
       </w:r>
-      <w:proofErr w:type="gramStart"/>
-      <w:r>
-        <w:rPr>
-          <w:color w:val="000000"/>
-          <w:sz w:val="28"/>
-          <w:szCs w:val="28"/>
-          <w:lang w:val="en-US"/>
-        </w:rPr>
-        <w:t>{ get</w:t>
-      </w:r>
-      <w:proofErr w:type="gramEnd"/>
-      <w:r>
-        <w:rPr>
-          <w:color w:val="000000"/>
-          <w:sz w:val="28"/>
-          <w:szCs w:val="28"/>
-          <w:lang w:val="en-US"/>
-        </w:rPr>
-        <w:t>; private set; } = false;</w:t>
-      </w:r>
-    </w:p>
-    <w:p>
-      <w:pPr>
-        <w:pStyle w:val="aa"/>
-        <w:spacing w:before="0" w:beforeAutospacing="0" w:after="0" w:afterAutospacing="0"/>
-        <w:ind w:firstLine="709"/>
-        <w:jc w:val="both"/>
-        <w:rPr>
-          <w:color w:val="000000"/>
-          <w:sz w:val="28"/>
-          <w:szCs w:val="28"/>
-          <w:lang w:val="en-US"/>
-        </w:rPr>
-      </w:pPr>
-    </w:p>
-    <w:p>
-      <w:pPr>
-        <w:pStyle w:val="aa"/>
-        <w:spacing w:before="0" w:beforeAutospacing="0" w:after="0" w:afterAutospacing="0"/>
-        <w:ind w:firstLine="709"/>
-        <w:jc w:val="both"/>
-        <w:rPr>
-          <w:color w:val="000000"/>
-          <w:sz w:val="28"/>
-          <w:szCs w:val="28"/>
-          <w:lang w:val="en-US"/>
-        </w:rPr>
-      </w:pPr>
-      <w:r>
-        <w:rPr>
-          <w:color w:val="000000"/>
-          <w:sz w:val="28"/>
-          <w:szCs w:val="28"/>
-          <w:lang w:val="en-US"/>
-        </w:rPr>
-        <w:t xml:space="preserve">    public </w:t>
-      </w:r>
-      <w:proofErr w:type="spellStart"/>
-      <w:r>
-        <w:rPr>
-          <w:color w:val="000000"/>
-          <w:sz w:val="28"/>
-          <w:szCs w:val="28"/>
-          <w:lang w:val="en-US"/>
-        </w:rPr>
-        <w:t>ICommand</w:t>
-      </w:r>
-      <w:proofErr w:type="spellEnd"/>
-      <w:r>
-        <w:rPr>
-          <w:color w:val="000000"/>
-          <w:sz w:val="28"/>
-          <w:szCs w:val="28"/>
-          <w:lang w:val="en-US"/>
+      <w:r>
+        <w:rPr>
+          <w:color w:val="000000"/>
+          <w:sz w:val="28"/>
+          <w:szCs w:val="28"/>
+        </w:rPr>
+        <w:t>и</w:t>
+      </w:r>
+      <w:r>
+        <w:rPr>
+          <w:color w:val="000000"/>
+          <w:sz w:val="28"/>
+          <w:szCs w:val="28"/>
         </w:rPr>
         <w:t xml:space="preserve"> </w:t>
       </w:r>
-      <w:proofErr w:type="spellStart"/>
-      <w:r>
-        <w:rPr>
-          <w:color w:val="000000"/>
-          <w:sz w:val="28"/>
-          <w:szCs w:val="28"/>
-          <w:lang w:val="en-US"/>
-        </w:rPr>
-        <w:t>SaveCommand</w:t>
-      </w:r>
-      <w:proofErr w:type="spellEnd"/>
-      <w:r>
-        <w:rPr>
-          <w:color w:val="000000"/>
-          <w:sz w:val="28"/>
-          <w:szCs w:val="28"/>
-          <w:lang w:val="en-US"/>
-        </w:rPr>
-        <w:t xml:space="preserve"> </w:t>
-      </w:r>
-      <w:proofErr w:type="gramStart"/>
-      <w:r>
-        <w:rPr>
-          <w:color w:val="000000"/>
-          <w:sz w:val="28"/>
-          <w:szCs w:val="28"/>
-          <w:lang w:val="en-US"/>
-        </w:rPr>
-        <w:t>{ get</w:t>
-      </w:r>
-      <w:proofErr w:type="gramEnd"/>
-      <w:r>
-        <w:rPr>
-          <w:color w:val="000000"/>
-          <w:sz w:val="28"/>
-          <w:szCs w:val="28"/>
-          <w:lang w:val="en-US"/>
-        </w:rPr>
-        <w:t>; }</w:t>
-      </w:r>
-    </w:p>
-    <w:p>
-      <w:pPr>
-        <w:pStyle w:val="aa"/>
-        <w:spacing w:before="0" w:beforeAutospacing="0" w:after="0" w:afterAutospacing="0"/>
-        <w:ind w:firstLine="709"/>
-        <w:jc w:val="both"/>
-        <w:rPr>
-          <w:color w:val="000000"/>
-          <w:sz w:val="28"/>
-          <w:szCs w:val="28"/>
-          <w:lang w:val="en-US"/>
-        </w:rPr>
-      </w:pPr>
-      <w:r>
-        <w:rPr>
-          <w:color w:val="000000"/>
-          <w:sz w:val="28"/>
-          <w:szCs w:val="28"/>
-          <w:lang w:val="en-US"/>
-        </w:rPr>
-        <w:t xml:space="preserve">    public </w:t>
-      </w:r>
-      <w:proofErr w:type="spellStart"/>
-      <w:r>
-        <w:rPr>
-          <w:color w:val="000000"/>
-          <w:sz w:val="28"/>
-          <w:szCs w:val="28"/>
-          <w:lang w:val="en-US"/>
-        </w:rPr>
-        <w:t>ICommand</w:t>
-      </w:r>
-      <w:proofErr w:type="spellEnd"/>
-      <w:r>
-        <w:rPr>
-          <w:color w:val="000000"/>
-          <w:sz w:val="28"/>
-          <w:szCs w:val="28"/>
-          <w:lang w:val="en-US"/>
-        </w:rPr>
-        <w:t xml:space="preserve"> </w:t>
-      </w:r>
-      <w:proofErr w:type="spellStart"/>
-      <w:r>
-        <w:rPr>
-          <w:color w:val="000000"/>
-          <w:sz w:val="28"/>
-          <w:szCs w:val="28"/>
-          <w:lang w:val="en-US"/>
-        </w:rPr>
-        <w:t>CancelCommand</w:t>
-      </w:r>
-      <w:proofErr w:type="spellEnd"/>
-      <w:r>
-        <w:rPr>
-          <w:color w:val="000000"/>
-          <w:sz w:val="28"/>
-          <w:szCs w:val="28"/>
-          <w:lang w:val="en-US"/>
-        </w:rPr>
-        <w:t xml:space="preserve"> </w:t>
-      </w:r>
-      <w:proofErr w:type="gramStart"/>
-      <w:r>
-        <w:rPr>
-          <w:color w:val="000000"/>
-          <w:sz w:val="28"/>
-          <w:szCs w:val="28"/>
-          <w:lang w:val="en-US"/>
-        </w:rPr>
-        <w:t>{ get</w:t>
-      </w:r>
-      <w:proofErr w:type="gramEnd"/>
-      <w:r>
-        <w:rPr>
-          <w:color w:val="000000"/>
-          <w:sz w:val="28"/>
-          <w:szCs w:val="28"/>
-          <w:lang w:val="en-US"/>
-        </w:rPr>
-        <w:t>; }</w:t>
-      </w:r>
-    </w:p>
-    <w:p>
-      <w:pPr>
-        <w:pStyle w:val="aa"/>
-        <w:spacing w:before="0" w:beforeAutospacing="0" w:after="0" w:afterAutospacing="0"/>
-        <w:ind w:firstLine="709"/>
-        <w:jc w:val="both"/>
-        <w:rPr>
-          <w:color w:val="000000"/>
-          <w:sz w:val="28"/>
-          <w:szCs w:val="28"/>
-          <w:lang w:val="en-US"/>
-        </w:rPr>
-      </w:pPr>
-    </w:p>
-    <w:p>
-      <w:pPr>
-        <w:pStyle w:val="aa"/>
-        <w:spacing w:before="0" w:beforeAutospacing="0" w:after="0" w:afterAutospacing="0"/>
-        <w:ind w:firstLine="709"/>
-        <w:jc w:val="both"/>
-        <w:rPr>
-          <w:color w:val="000000"/>
-          <w:sz w:val="28"/>
-          <w:szCs w:val="28"/>
-          <w:lang w:val="en-US"/>
-        </w:rPr>
-      </w:pPr>
-      <w:r>
-        <w:rPr>
-          <w:color w:val="000000"/>
-          <w:sz w:val="28"/>
-          <w:szCs w:val="28"/>
-          <w:lang w:val="en-US"/>
-        </w:rPr>
-        <w:t xml:space="preserve">    public </w:t>
-      </w:r>
-      <w:proofErr w:type="spellStart"/>
-      <w:proofErr w:type="gramStart"/>
-      <w:r>
-        <w:rPr>
-          <w:color w:val="000000"/>
-          <w:sz w:val="28"/>
-          <w:szCs w:val="28"/>
-          <w:lang w:val="en-US"/>
-        </w:rPr>
-        <w:t>ClientDialogVM</w:t>
-      </w:r>
-      <w:proofErr w:type="spellEnd"/>
-      <w:r>
-        <w:rPr>
-          <w:color w:val="000000"/>
-          <w:sz w:val="28"/>
-          <w:szCs w:val="28"/>
-          <w:lang w:val="en-US"/>
-        </w:rPr>
-        <w:t>(</w:t>
-      </w:r>
-      <w:proofErr w:type="gramEnd"/>
-      <w:r>
-        <w:rPr>
-          <w:color w:val="000000"/>
-          <w:sz w:val="28"/>
-          <w:szCs w:val="28"/>
-          <w:lang w:val="en-US"/>
-        </w:rPr>
-        <w:t>)</w:t>
-      </w:r>
-    </w:p>
-    <w:p>
-      <w:pPr>
-        <w:pStyle w:val="aa"/>
-        <w:spacing w:before="0" w:beforeAutospacing="0" w:after="0" w:afterAutospacing="0"/>
-        <w:ind w:firstLine="709"/>
-        <w:jc w:val="both"/>
-        <w:rPr>
-          <w:color w:val="000000"/>
-          <w:sz w:val="28"/>
-          <w:szCs w:val="28"/>
-          <w:lang w:val="en-US"/>
-        </w:rPr>
-      </w:pPr>
-      <w:r>
-        <w:rPr>
-          <w:color w:val="000000"/>
-          <w:sz w:val="28"/>
-          <w:szCs w:val="28"/>
-          <w:lang w:val="en-US"/>
-        </w:rPr>
-        <w:t xml:space="preserve">    {</w:t>
-      </w:r>
-    </w:p>
-    <w:p>
-      <w:pPr>
-        <w:pStyle w:val="aa"/>
-        <w:spacing w:before="0" w:beforeAutospacing="0" w:after="0" w:afterAutospacing="0"/>
-        <w:ind w:firstLine="709"/>
-        <w:jc w:val="both"/>
-        <w:rPr>
-          <w:color w:val="000000"/>
-          <w:sz w:val="28"/>
-          <w:szCs w:val="28"/>
-          <w:lang w:val="en-US"/>
-        </w:rPr>
-      </w:pPr>
-      <w:r>
-        <w:rPr>
-          <w:color w:val="000000"/>
-          <w:sz w:val="28"/>
-          <w:szCs w:val="28"/>
-          <w:lang w:val="en-US"/>
-        </w:rPr>
-        <w:t xml:space="preserve">        </w:t>
-      </w:r>
-      <w:proofErr w:type="spellStart"/>
-      <w:r>
-        <w:rPr>
-          <w:color w:val="000000"/>
-          <w:sz w:val="28"/>
-          <w:szCs w:val="28"/>
-          <w:lang w:val="en-US"/>
-        </w:rPr>
-        <w:t>SaveCommand</w:t>
-      </w:r>
-      <w:proofErr w:type="spellEnd"/>
-      <w:r>
-        <w:rPr>
-          <w:color w:val="000000"/>
-          <w:sz w:val="28"/>
-          <w:szCs w:val="28"/>
-          <w:lang w:val="en-US"/>
-        </w:rPr>
-        <w:t xml:space="preserve"> = new </w:t>
-      </w:r>
-      <w:proofErr w:type="spellStart"/>
-      <w:proofErr w:type="gramStart"/>
-      <w:r>
-        <w:rPr>
-          <w:color w:val="000000"/>
-          <w:sz w:val="28"/>
-          <w:szCs w:val="28"/>
-          <w:lang w:val="en-US"/>
-        </w:rPr>
-        <w:t>RelayCommand</w:t>
-      </w:r>
-      <w:proofErr w:type="spellEnd"/>
-      <w:r>
-        <w:rPr>
-          <w:color w:val="000000"/>
-          <w:sz w:val="28"/>
-          <w:szCs w:val="28"/>
-          <w:lang w:val="en-US"/>
-        </w:rPr>
-        <w:t>(</w:t>
-      </w:r>
-      <w:proofErr w:type="gramEnd"/>
-      <w:r>
-        <w:rPr>
-          <w:color w:val="000000"/>
-          <w:sz w:val="28"/>
-          <w:szCs w:val="28"/>
-          <w:lang w:val="en-US"/>
-        </w:rPr>
-        <w:t>_ =&gt; Save());</w:t>
-      </w:r>
-    </w:p>
-    <w:p>
-      <w:pPr>
-        <w:pStyle w:val="aa"/>
-        <w:spacing w:before="0" w:beforeAutospacing="0" w:after="0" w:afterAutospacing="0"/>
-        <w:ind w:firstLine="709"/>
-        <w:jc w:val="both"/>
-        <w:rPr>
-          <w:color w:val="000000"/>
-          <w:sz w:val="28"/>
-          <w:szCs w:val="28"/>
-          <w:lang w:val="en-US"/>
-        </w:rPr>
-      </w:pPr>
-      <w:r>
-        <w:rPr>
-          <w:color w:val="000000"/>
-          <w:sz w:val="28"/>
-          <w:szCs w:val="28"/>
-          <w:lang w:val="en-US"/>
-        </w:rPr>
-        <w:t xml:space="preserve">        </w:t>
-      </w:r>
-      <w:proofErr w:type="spellStart"/>
-      <w:r>
-        <w:rPr>
-          <w:color w:val="000000"/>
-          <w:sz w:val="28"/>
-          <w:szCs w:val="28"/>
-          <w:lang w:val="en-US"/>
-        </w:rPr>
-        <w:t>CancelCommand</w:t>
-      </w:r>
-      <w:proofErr w:type="spellEnd"/>
-      <w:r>
-        <w:rPr>
-          <w:color w:val="000000"/>
-          <w:sz w:val="28"/>
-          <w:szCs w:val="28"/>
-          <w:lang w:val="en-US"/>
-        </w:rPr>
-        <w:t xml:space="preserve"> = new </w:t>
-      </w:r>
-      <w:proofErr w:type="spellStart"/>
-      <w:proofErr w:type="gramStart"/>
-      <w:r>
-        <w:rPr>
-          <w:color w:val="000000"/>
-          <w:sz w:val="28"/>
-          <w:szCs w:val="28"/>
-          <w:lang w:val="en-US"/>
-        </w:rPr>
-        <w:t>RelayCommand</w:t>
-      </w:r>
-      <w:proofErr w:type="spellEnd"/>
-      <w:r>
-        <w:rPr>
-          <w:color w:val="000000"/>
-          <w:sz w:val="28"/>
-          <w:szCs w:val="28"/>
-          <w:lang w:val="en-US"/>
-        </w:rPr>
-        <w:t>(</w:t>
-      </w:r>
-      <w:proofErr w:type="gramEnd"/>
-      <w:r>
-        <w:rPr>
-          <w:color w:val="000000"/>
-          <w:sz w:val="28"/>
-          <w:szCs w:val="28"/>
-          <w:lang w:val="en-US"/>
-        </w:rPr>
-        <w:t>_ =&gt; Cancel());</w:t>
-      </w:r>
-    </w:p>
-    <w:p>
-      <w:pPr>
-        <w:pStyle w:val="aa"/>
-        <w:spacing w:before="0" w:beforeAutospacing="0" w:after="0" w:afterAutospacing="0"/>
-        <w:ind w:firstLine="709"/>
-        <w:jc w:val="both"/>
-        <w:rPr>
-          <w:color w:val="000000"/>
-          <w:sz w:val="28"/>
-          <w:szCs w:val="28"/>
-          <w:lang w:val="en-US"/>
-        </w:rPr>
-      </w:pPr>
-      <w:r>
-        <w:rPr>
-          <w:color w:val="000000"/>
-          <w:sz w:val="28"/>
-          <w:szCs w:val="28"/>
-          <w:lang w:val="en-US"/>
-        </w:rPr>
-        <w:t xml:space="preserve">    }</w:t>
-      </w:r>
-    </w:p>
-    <w:p>
-      <w:pPr>
-        <w:pStyle w:val="aa"/>
-        <w:spacing w:before="0" w:beforeAutospacing="0" w:after="0" w:afterAutospacing="0"/>
-        <w:ind w:firstLine="709"/>
-        <w:jc w:val="both"/>
-        <w:rPr>
-          <w:color w:val="000000"/>
-          <w:sz w:val="28"/>
-          <w:szCs w:val="28"/>
-          <w:lang w:val="en-US"/>
-        </w:rPr>
-      </w:pPr>
-      <w:r>
-        <w:rPr>
-          <w:color w:val="000000"/>
-          <w:sz w:val="28"/>
-          <w:szCs w:val="28"/>
-          <w:lang w:val="en-US"/>
-        </w:rPr>
-        <w:t xml:space="preserve">    private void </w:t>
-      </w:r>
-      <w:proofErr w:type="gramStart"/>
-      <w:r>
-        <w:rPr>
-          <w:color w:val="000000"/>
-          <w:sz w:val="28"/>
-          <w:szCs w:val="28"/>
-          <w:lang w:val="en-US"/>
-        </w:rPr>
-        <w:t>Save(</w:t>
-      </w:r>
-      <w:proofErr w:type="gramEnd"/>
-      <w:r>
-        <w:rPr>
-          <w:color w:val="000000"/>
-          <w:sz w:val="28"/>
-          <w:szCs w:val="28"/>
-          <w:lang w:val="en-US"/>
-        </w:rPr>
-        <w:t>)</w:t>
-      </w:r>
-    </w:p>
-    <w:p>
-      <w:pPr>
-        <w:pStyle w:val="aa"/>
-        <w:spacing w:before="0" w:beforeAutospacing="0" w:after="0" w:afterAutospacing="0"/>
-        <w:ind w:firstLine="709"/>
-        <w:jc w:val="both"/>
-        <w:rPr>
-          <w:color w:val="000000"/>
-          <w:sz w:val="28"/>
-          <w:szCs w:val="28"/>
-          <w:lang w:val="en-US"/>
-        </w:rPr>
-      </w:pPr>
-      <w:r>
-        <w:rPr>
-          <w:color w:val="000000"/>
-          <w:sz w:val="28"/>
-          <w:szCs w:val="28"/>
-          <w:lang w:val="en-US"/>
-        </w:rPr>
-        <w:t xml:space="preserve">    {</w:t>
-      </w:r>
-    </w:p>
-    <w:p>
-      <w:pPr>
-        <w:pStyle w:val="aa"/>
-        <w:spacing w:before="0" w:beforeAutospacing="0" w:after="0" w:afterAutospacing="0"/>
-        <w:ind w:firstLine="709"/>
-        <w:jc w:val="both"/>
-        <w:rPr>
-          <w:color w:val="000000"/>
-          <w:sz w:val="28"/>
-          <w:szCs w:val="28"/>
-          <w:lang w:val="en-US"/>
-        </w:rPr>
-      </w:pPr>
-      <w:r>
-        <w:rPr>
-          <w:color w:val="000000"/>
-          <w:sz w:val="28"/>
-          <w:szCs w:val="28"/>
-          <w:lang w:val="en-US"/>
-        </w:rPr>
-        <w:t xml:space="preserve">        if (</w:t>
-      </w:r>
-      <w:proofErr w:type="spellStart"/>
-      <w:proofErr w:type="gramStart"/>
-      <w:r>
-        <w:rPr>
-          <w:color w:val="000000"/>
-          <w:sz w:val="28"/>
-          <w:szCs w:val="28"/>
-          <w:lang w:val="en-US"/>
-        </w:rPr>
-        <w:t>string.IsNullOrWhiteSpace</w:t>
-      </w:r>
-      <w:proofErr w:type="spellEnd"/>
-      <w:proofErr w:type="gramEnd"/>
-      <w:r>
-        <w:rPr>
-          <w:color w:val="000000"/>
-          <w:sz w:val="28"/>
-          <w:szCs w:val="28"/>
-          <w:lang w:val="en-US"/>
-        </w:rPr>
-        <w:t>(</w:t>
-      </w:r>
-      <w:proofErr w:type="spellStart"/>
-      <w:r>
-        <w:rPr>
-          <w:color w:val="000000"/>
-          <w:sz w:val="28"/>
-          <w:szCs w:val="28"/>
-          <w:lang w:val="en-US"/>
-        </w:rPr>
-        <w:t>Client.FullName</w:t>
-      </w:r>
-      <w:proofErr w:type="spellEnd"/>
-      <w:r>
-        <w:rPr>
-          <w:color w:val="000000"/>
-          <w:sz w:val="28"/>
-          <w:szCs w:val="28"/>
-          <w:lang w:val="en-US"/>
-        </w:rPr>
-        <w:t>))</w:t>
-      </w:r>
-    </w:p>
-    <w:p>
-      <w:pPr>
-        <w:pStyle w:val="aa"/>
-        <w:spacing w:before="0" w:beforeAutospacing="0" w:after="0" w:afterAutospacing="0"/>
-        <w:ind w:firstLine="709"/>
-        <w:jc w:val="both"/>
-        <w:rPr>
-          <w:color w:val="000000"/>
-          <w:sz w:val="28"/>
-          <w:szCs w:val="28"/>
-        </w:rPr>
-      </w:pPr>
-      <w:r>
-        <w:rPr>
-          <w:color w:val="000000"/>
-          <w:sz w:val="28"/>
-          <w:szCs w:val="28"/>
-          <w:lang w:val="en-US"/>
-        </w:rPr>
-        <w:t xml:space="preserve">        </w:t>
-      </w:r>
-      <w:r>
-        <w:rPr>
-          <w:color w:val="000000"/>
-          <w:sz w:val="28"/>
-          <w:szCs w:val="28"/>
-        </w:rPr>
-        <w:t>{</w:t>
-      </w:r>
-    </w:p>
-    <w:p>
-      <w:pPr>
-        <w:pStyle w:val="aa"/>
-        <w:spacing w:before="0" w:beforeAutospacing="0" w:after="0" w:afterAutospacing="0"/>
-        <w:ind w:firstLine="709"/>
-        <w:jc w:val="both"/>
-        <w:rPr>
-          <w:color w:val="000000"/>
-          <w:sz w:val="28"/>
-          <w:szCs w:val="28"/>
-        </w:rPr>
-      </w:pPr>
-      <w:r>
-        <w:rPr>
-          <w:color w:val="000000"/>
-          <w:sz w:val="28"/>
-          <w:szCs w:val="28"/>
-        </w:rPr>
-        <w:t xml:space="preserve">            </w:t>
-      </w:r>
-      <w:proofErr w:type="spellStart"/>
-      <w:r>
-        <w:rPr>
-          <w:color w:val="000000"/>
-          <w:sz w:val="28"/>
-          <w:szCs w:val="28"/>
-        </w:rPr>
-        <w:t>MessageBox.Show</w:t>
-      </w:r>
-      <w:proofErr w:type="spellEnd"/>
-      <w:r>
-        <w:rPr>
-          <w:color w:val="000000"/>
-          <w:sz w:val="28"/>
-          <w:szCs w:val="28"/>
-        </w:rPr>
-        <w:t>("Введите имя клиента");</w:t>
-      </w:r>
-    </w:p>
-    <w:p>
-      <w:pPr>
-        <w:pStyle w:val="aa"/>
-        <w:spacing w:before="0" w:beforeAutospacing="0" w:after="0" w:afterAutospacing="0"/>
-        <w:ind w:firstLine="709"/>
-        <w:jc w:val="both"/>
-        <w:rPr>
-          <w:color w:val="000000"/>
-          <w:sz w:val="28"/>
-          <w:szCs w:val="28"/>
-          <w:lang w:val="en-US"/>
-        </w:rPr>
-      </w:pPr>
-      <w:r>
-        <w:rPr>
-          <w:color w:val="000000"/>
-          <w:sz w:val="28"/>
-          <w:szCs w:val="28"/>
-        </w:rPr>
-        <w:t xml:space="preserve">            </w:t>
-      </w:r>
-      <w:r>
-        <w:rPr>
-          <w:color w:val="000000"/>
-          <w:sz w:val="28"/>
-          <w:szCs w:val="28"/>
-          <w:lang w:val="en-US"/>
-        </w:rPr>
-        <w:t>return;</w:t>
-      </w:r>
-    </w:p>
-    <w:p>
-      <w:pPr>
-        <w:pStyle w:val="aa"/>
-        <w:spacing w:before="0" w:beforeAutospacing="0" w:after="0" w:afterAutospacing="0"/>
-        <w:ind w:firstLine="709"/>
-        <w:jc w:val="both"/>
-        <w:rPr>
-          <w:color w:val="000000"/>
-          <w:sz w:val="28"/>
-          <w:szCs w:val="28"/>
-          <w:lang w:val="en-US"/>
-        </w:rPr>
-      </w:pPr>
-      <w:r>
-        <w:rPr>
-          <w:color w:val="000000"/>
-          <w:sz w:val="28"/>
-          <w:szCs w:val="28"/>
-          <w:lang w:val="en-US"/>
-        </w:rPr>
-        <w:t xml:space="preserve">        }</w:t>
-      </w:r>
-    </w:p>
-    <w:p>
-      <w:pPr>
-        <w:pStyle w:val="aa"/>
-        <w:spacing w:before="0" w:beforeAutospacing="0" w:after="0" w:afterAutospacing="0"/>
-        <w:ind w:firstLine="709"/>
-        <w:jc w:val="both"/>
-        <w:rPr>
-          <w:color w:val="000000"/>
-          <w:sz w:val="28"/>
-          <w:szCs w:val="28"/>
-          <w:lang w:val="en-US"/>
-        </w:rPr>
-      </w:pPr>
-      <w:r>
-        <w:rPr>
-          <w:color w:val="000000"/>
-          <w:sz w:val="28"/>
-          <w:szCs w:val="28"/>
-          <w:lang w:val="en-US"/>
-        </w:rPr>
-        <w:t xml:space="preserve">        </w:t>
-      </w:r>
-      <w:proofErr w:type="spellStart"/>
-      <w:r>
-        <w:rPr>
-          <w:color w:val="000000"/>
-          <w:sz w:val="28"/>
-          <w:szCs w:val="28"/>
-          <w:lang w:val="en-US"/>
-        </w:rPr>
-        <w:t>ClientSaved</w:t>
-      </w:r>
-      <w:proofErr w:type="spellEnd"/>
-      <w:r>
-        <w:rPr>
-          <w:color w:val="000000"/>
-          <w:sz w:val="28"/>
-          <w:szCs w:val="28"/>
-          <w:lang w:val="en-US"/>
-        </w:rPr>
-        <w:t xml:space="preserve"> = true;</w:t>
-      </w:r>
-    </w:p>
-    <w:p>
-      <w:pPr>
-        <w:pStyle w:val="aa"/>
-        <w:spacing w:before="0" w:beforeAutospacing="0" w:after="0" w:afterAutospacing="0"/>
-        <w:ind w:firstLine="709"/>
-        <w:jc w:val="both"/>
-        <w:rPr>
-          <w:color w:val="000000"/>
-          <w:sz w:val="28"/>
-          <w:szCs w:val="28"/>
-          <w:lang w:val="en-US"/>
-        </w:rPr>
-      </w:pPr>
-      <w:r>
-        <w:rPr>
-          <w:color w:val="000000"/>
-          <w:sz w:val="28"/>
-          <w:szCs w:val="28"/>
-          <w:lang w:val="en-US"/>
-        </w:rPr>
-        <w:t xml:space="preserve">        </w:t>
-      </w:r>
-      <w:proofErr w:type="spellStart"/>
-      <w:proofErr w:type="gramStart"/>
-      <w:r>
-        <w:rPr>
-          <w:color w:val="000000"/>
-          <w:sz w:val="28"/>
-          <w:szCs w:val="28"/>
-          <w:lang w:val="en-US"/>
-        </w:rPr>
-        <w:t>CloseWindow</w:t>
-      </w:r>
-      <w:proofErr w:type="spellEnd"/>
-      <w:r>
-        <w:rPr>
-          <w:color w:val="000000"/>
-          <w:sz w:val="28"/>
-          <w:szCs w:val="28"/>
-          <w:lang w:val="en-US"/>
-        </w:rPr>
-        <w:t>(</w:t>
-      </w:r>
-      <w:proofErr w:type="gramEnd"/>
-      <w:r>
-        <w:rPr>
-          <w:color w:val="000000"/>
-          <w:sz w:val="28"/>
-          <w:szCs w:val="28"/>
-          <w:lang w:val="en-US"/>
-        </w:rPr>
-        <w:t>);</w:t>
-      </w:r>
-    </w:p>
-    <w:p>
-      <w:pPr>
-        <w:pStyle w:val="aa"/>
-        <w:spacing w:before="0" w:beforeAutospacing="0" w:after="0" w:afterAutospacing="0"/>
-        <w:ind w:firstLine="709"/>
-        <w:jc w:val="both"/>
-        <w:rPr>
-          <w:color w:val="000000"/>
-          <w:sz w:val="28"/>
-          <w:szCs w:val="28"/>
-          <w:lang w:val="en-US"/>
-        </w:rPr>
-      </w:pPr>
-      <w:r>
-        <w:rPr>
-          <w:color w:val="000000"/>
-          <w:sz w:val="28"/>
-          <w:szCs w:val="28"/>
-          <w:lang w:val="en-US"/>
-        </w:rPr>
-        <w:t xml:space="preserve">    }</w:t>
-      </w:r>
-    </w:p>
-    <w:p>
-      <w:pPr>
-        <w:pStyle w:val="aa"/>
-        <w:spacing w:before="0" w:beforeAutospacing="0" w:after="0" w:afterAutospacing="0"/>
-        <w:ind w:firstLine="709"/>
-        <w:jc w:val="both"/>
-        <w:rPr>
-          <w:color w:val="000000"/>
-          <w:sz w:val="28"/>
-          <w:szCs w:val="28"/>
-          <w:lang w:val="en-US"/>
-        </w:rPr>
-      </w:pPr>
-      <w:r>
-        <w:rPr>
-          <w:color w:val="000000"/>
-          <w:sz w:val="28"/>
-          <w:szCs w:val="28"/>
-          <w:lang w:val="en-US"/>
-        </w:rPr>
-        <w:t xml:space="preserve">    private void </w:t>
-      </w:r>
-      <w:proofErr w:type="gramStart"/>
-      <w:r>
-        <w:rPr>
-          <w:color w:val="000000"/>
-          <w:sz w:val="28"/>
-          <w:szCs w:val="28"/>
-          <w:lang w:val="en-US"/>
-        </w:rPr>
-        <w:t>Cancel(</w:t>
-      </w:r>
-      <w:proofErr w:type="gramEnd"/>
-      <w:r>
-        <w:rPr>
-          <w:color w:val="000000"/>
-          <w:sz w:val="28"/>
-          <w:szCs w:val="28"/>
-          <w:lang w:val="en-US"/>
-        </w:rPr>
-        <w:t>)</w:t>
-      </w:r>
-    </w:p>
-    <w:p>
-      <w:pPr>
-        <w:pStyle w:val="aa"/>
-        <w:spacing w:before="0" w:beforeAutospacing="0" w:after="0" w:afterAutospacing="0"/>
-        <w:ind w:firstLine="709"/>
-        <w:jc w:val="both"/>
-        <w:rPr>
-          <w:color w:val="000000"/>
-          <w:sz w:val="28"/>
-          <w:szCs w:val="28"/>
-          <w:lang w:val="en-US"/>
-        </w:rPr>
-      </w:pPr>
-      <w:r>
-        <w:rPr>
-          <w:color w:val="000000"/>
-          <w:sz w:val="28"/>
-          <w:szCs w:val="28"/>
-          <w:lang w:val="en-US"/>
-        </w:rPr>
-        <w:t xml:space="preserve">    {</w:t>
-      </w:r>
-    </w:p>
-    <w:p>
-      <w:pPr>
-        <w:pStyle w:val="aa"/>
-        <w:spacing w:before="0" w:beforeAutospacing="0" w:after="0" w:afterAutospacing="0"/>
-        <w:ind w:firstLine="709"/>
-        <w:jc w:val="both"/>
-        <w:rPr>
-          <w:color w:val="000000"/>
-          <w:sz w:val="28"/>
-          <w:szCs w:val="28"/>
-          <w:lang w:val="en-US"/>
-        </w:rPr>
-      </w:pPr>
-      <w:r>
-        <w:rPr>
-          <w:color w:val="000000"/>
-          <w:sz w:val="28"/>
-          <w:szCs w:val="28"/>
-          <w:lang w:val="en-US"/>
-        </w:rPr>
-        <w:t xml:space="preserve">        </w:t>
-      </w:r>
-      <w:proofErr w:type="spellStart"/>
-      <w:r>
-        <w:rPr>
-          <w:color w:val="000000"/>
-          <w:sz w:val="28"/>
-          <w:szCs w:val="28"/>
-          <w:lang w:val="en-US"/>
-        </w:rPr>
-        <w:t>ClientSaved</w:t>
-      </w:r>
-      <w:proofErr w:type="spellEnd"/>
-      <w:r>
-        <w:rPr>
-          <w:color w:val="000000"/>
-          <w:sz w:val="28"/>
-          <w:szCs w:val="28"/>
-          <w:lang w:val="en-US"/>
-        </w:rPr>
-        <w:t xml:space="preserve"> = false; </w:t>
-      </w:r>
-      <w:proofErr w:type="spellStart"/>
-      <w:proofErr w:type="gramStart"/>
-      <w:r>
-        <w:rPr>
-          <w:color w:val="000000"/>
-          <w:sz w:val="28"/>
-          <w:szCs w:val="28"/>
-          <w:lang w:val="en-US"/>
-        </w:rPr>
-        <w:t>CloseWindow</w:t>
-      </w:r>
-      <w:proofErr w:type="spellEnd"/>
-      <w:r>
-        <w:rPr>
-          <w:color w:val="000000"/>
-          <w:sz w:val="28"/>
-          <w:szCs w:val="28"/>
-          <w:lang w:val="en-US"/>
-        </w:rPr>
-        <w:t>(</w:t>
-      </w:r>
-      <w:proofErr w:type="gramEnd"/>
-      <w:r>
-        <w:rPr>
-          <w:color w:val="000000"/>
-          <w:sz w:val="28"/>
-          <w:szCs w:val="28"/>
-          <w:lang w:val="en-US"/>
-        </w:rPr>
-        <w:t>);</w:t>
-      </w:r>
-    </w:p>
-    <w:p>
-      <w:pPr>
-        <w:pStyle w:val="aa"/>
-        <w:spacing w:before="0" w:beforeAutospacing="0" w:after="0" w:afterAutospacing="0"/>
-        <w:ind w:firstLine="709"/>
-        <w:jc w:val="both"/>
-        <w:rPr>
-          <w:color w:val="000000"/>
-          <w:sz w:val="28"/>
-          <w:szCs w:val="28"/>
-          <w:lang w:val="en-US"/>
-        </w:rPr>
-      </w:pPr>
-      <w:r>
-        <w:rPr>
-          <w:color w:val="000000"/>
-          <w:sz w:val="28"/>
-          <w:szCs w:val="28"/>
-          <w:lang w:val="en-US"/>
-        </w:rPr>
-        <w:t xml:space="preserve">    }</w:t>
-      </w:r>
-    </w:p>
-    <w:p>
-      <w:pPr>
-        <w:pStyle w:val="aa"/>
-        <w:spacing w:before="0" w:beforeAutospacing="0" w:after="0" w:afterAutospacing="0"/>
-        <w:ind w:firstLine="709"/>
-        <w:jc w:val="both"/>
-        <w:rPr>
-          <w:color w:val="000000"/>
-          <w:sz w:val="28"/>
-          <w:szCs w:val="28"/>
-          <w:lang w:val="en-US"/>
-        </w:rPr>
-      </w:pPr>
-      <w:r>
-        <w:rPr>
-          <w:color w:val="000000"/>
-          <w:sz w:val="28"/>
-          <w:szCs w:val="28"/>
-          <w:lang w:val="en-US"/>
-        </w:rPr>
-        <w:lastRenderedPageBreak/>
-        <w:t xml:space="preserve">    private void </w:t>
-      </w:r>
-      <w:proofErr w:type="spellStart"/>
-      <w:proofErr w:type="gramStart"/>
-      <w:r>
-        <w:rPr>
-          <w:color w:val="000000"/>
-          <w:sz w:val="28"/>
-          <w:szCs w:val="28"/>
-          <w:lang w:val="en-US"/>
-        </w:rPr>
-        <w:t>CloseWindow</w:t>
-      </w:r>
-      <w:proofErr w:type="spellEnd"/>
-      <w:r>
-        <w:rPr>
-          <w:color w:val="000000"/>
-          <w:sz w:val="28"/>
-          <w:szCs w:val="28"/>
-          <w:lang w:val="en-US"/>
-        </w:rPr>
-        <w:t>(</w:t>
-      </w:r>
-      <w:proofErr w:type="gramEnd"/>
-      <w:r>
-        <w:rPr>
-          <w:color w:val="000000"/>
-          <w:sz w:val="28"/>
-          <w:szCs w:val="28"/>
-          <w:lang w:val="en-US"/>
-        </w:rPr>
-        <w:t>)</w:t>
-      </w:r>
-    </w:p>
-    <w:p>
-      <w:pPr>
-        <w:pStyle w:val="aa"/>
-        <w:spacing w:before="0" w:beforeAutospacing="0" w:after="0" w:afterAutospacing="0"/>
-        <w:ind w:firstLine="709"/>
-        <w:jc w:val="both"/>
-        <w:rPr>
-          <w:color w:val="000000"/>
-          <w:sz w:val="28"/>
-          <w:szCs w:val="28"/>
-          <w:lang w:val="en-US"/>
-        </w:rPr>
-      </w:pPr>
-      <w:r>
-        <w:rPr>
-          <w:color w:val="000000"/>
-          <w:sz w:val="28"/>
-          <w:szCs w:val="28"/>
-          <w:lang w:val="en-US"/>
-        </w:rPr>
-        <w:t xml:space="preserve">    {</w:t>
-      </w:r>
-    </w:p>
-    <w:p>
-      <w:pPr>
-        <w:pStyle w:val="aa"/>
-        <w:spacing w:before="0" w:beforeAutospacing="0" w:after="0" w:afterAutospacing="0"/>
-        <w:ind w:firstLine="709"/>
-        <w:jc w:val="both"/>
-        <w:rPr>
-          <w:color w:val="000000"/>
-          <w:sz w:val="28"/>
-          <w:szCs w:val="28"/>
-          <w:lang w:val="en-US"/>
-        </w:rPr>
-      </w:pPr>
-      <w:r>
-        <w:rPr>
-          <w:color w:val="000000"/>
-          <w:sz w:val="28"/>
-          <w:szCs w:val="28"/>
-          <w:lang w:val="en-US"/>
-        </w:rPr>
-        <w:t xml:space="preserve">        foreach (Window </w:t>
-      </w:r>
-      <w:proofErr w:type="spellStart"/>
-      <w:r>
-        <w:rPr>
-          <w:color w:val="000000"/>
-          <w:sz w:val="28"/>
-          <w:szCs w:val="28"/>
-          <w:lang w:val="en-US"/>
-        </w:rPr>
-        <w:t>window</w:t>
-      </w:r>
-      <w:proofErr w:type="spellEnd"/>
-      <w:r>
-        <w:rPr>
-          <w:color w:val="000000"/>
-          <w:sz w:val="28"/>
-          <w:szCs w:val="28"/>
-          <w:lang w:val="en-US"/>
-        </w:rPr>
-        <w:t xml:space="preserve"> in </w:t>
-      </w:r>
-      <w:proofErr w:type="spellStart"/>
-      <w:proofErr w:type="gramStart"/>
-      <w:r>
-        <w:rPr>
-          <w:color w:val="000000"/>
-          <w:sz w:val="28"/>
-          <w:szCs w:val="28"/>
-          <w:lang w:val="en-US"/>
-        </w:rPr>
-        <w:t>Application.Current.Windows</w:t>
-      </w:r>
-      <w:proofErr w:type="spellEnd"/>
-      <w:proofErr w:type="gramEnd"/>
-      <w:r>
-        <w:rPr>
-          <w:color w:val="000000"/>
-          <w:sz w:val="28"/>
-          <w:szCs w:val="28"/>
-          <w:lang w:val="en-US"/>
-        </w:rPr>
-        <w:t>)</w:t>
-      </w:r>
-    </w:p>
-    <w:p>
-      <w:pPr>
-        <w:pStyle w:val="aa"/>
-        <w:spacing w:before="0" w:beforeAutospacing="0" w:after="0" w:afterAutospacing="0"/>
-        <w:ind w:firstLine="709"/>
-        <w:jc w:val="both"/>
-        <w:rPr>
-          <w:color w:val="000000"/>
-          <w:sz w:val="28"/>
-          <w:szCs w:val="28"/>
-          <w:lang w:val="en-US"/>
-        </w:rPr>
-      </w:pPr>
-      <w:r>
-        <w:rPr>
-          <w:color w:val="000000"/>
-          <w:sz w:val="28"/>
-          <w:szCs w:val="28"/>
-          <w:lang w:val="en-US"/>
-        </w:rPr>
-        <w:t xml:space="preserve">        {</w:t>
-      </w:r>
-    </w:p>
-    <w:p>
-      <w:pPr>
-        <w:pStyle w:val="aa"/>
-        <w:spacing w:before="0" w:beforeAutospacing="0" w:after="0" w:afterAutospacing="0"/>
-        <w:ind w:firstLine="709"/>
-        <w:jc w:val="both"/>
-        <w:rPr>
-          <w:color w:val="000000"/>
-          <w:sz w:val="28"/>
-          <w:szCs w:val="28"/>
-          <w:lang w:val="en-US"/>
-        </w:rPr>
-      </w:pPr>
-      <w:r>
-        <w:rPr>
-          <w:color w:val="000000"/>
-          <w:sz w:val="28"/>
-          <w:szCs w:val="28"/>
-          <w:lang w:val="en-US"/>
-        </w:rPr>
-        <w:t xml:space="preserve">            if (</w:t>
-      </w:r>
-      <w:proofErr w:type="spellStart"/>
-      <w:proofErr w:type="gramStart"/>
-      <w:r>
-        <w:rPr>
-          <w:color w:val="000000"/>
-          <w:sz w:val="28"/>
-          <w:szCs w:val="28"/>
-          <w:lang w:val="en-US"/>
-        </w:rPr>
-        <w:t>window.DataContext</w:t>
-      </w:r>
-      <w:proofErr w:type="spellEnd"/>
-      <w:proofErr w:type="gramEnd"/>
-      <w:r>
-        <w:rPr>
-          <w:color w:val="000000"/>
-          <w:sz w:val="28"/>
-          <w:szCs w:val="28"/>
-          <w:lang w:val="en-US"/>
-        </w:rPr>
-        <w:t xml:space="preserve"> == this)</w:t>
-      </w:r>
-    </w:p>
-    <w:p>
-      <w:pPr>
-        <w:pStyle w:val="aa"/>
-        <w:spacing w:before="0" w:beforeAutospacing="0" w:after="0" w:afterAutospacing="0"/>
-        <w:ind w:firstLine="709"/>
-        <w:jc w:val="both"/>
-        <w:rPr>
-          <w:color w:val="000000"/>
-          <w:sz w:val="28"/>
-          <w:szCs w:val="28"/>
-          <w:lang w:val="en-US"/>
-        </w:rPr>
-      </w:pPr>
-      <w:r>
-        <w:rPr>
-          <w:color w:val="000000"/>
-          <w:sz w:val="28"/>
-          <w:szCs w:val="28"/>
-          <w:lang w:val="en-US"/>
-        </w:rPr>
-        <w:t xml:space="preserve">            {</w:t>
-      </w:r>
-    </w:p>
-    <w:p>
-      <w:pPr>
-        <w:pStyle w:val="aa"/>
-        <w:spacing w:before="0" w:beforeAutospacing="0" w:after="0" w:afterAutospacing="0"/>
-        <w:ind w:firstLine="709"/>
-        <w:jc w:val="both"/>
-        <w:rPr>
-          <w:color w:val="000000"/>
-          <w:sz w:val="28"/>
-          <w:szCs w:val="28"/>
-          <w:lang w:val="en-US"/>
-        </w:rPr>
-      </w:pPr>
-      <w:r>
-        <w:rPr>
-          <w:color w:val="000000"/>
-          <w:sz w:val="28"/>
-          <w:szCs w:val="28"/>
-          <w:lang w:val="en-US"/>
-        </w:rPr>
-        <w:t xml:space="preserve">                </w:t>
-      </w:r>
-      <w:proofErr w:type="spellStart"/>
-      <w:proofErr w:type="gramStart"/>
-      <w:r>
-        <w:rPr>
-          <w:color w:val="000000"/>
-          <w:sz w:val="28"/>
-          <w:szCs w:val="28"/>
-          <w:lang w:val="en-US"/>
-        </w:rPr>
-        <w:t>window.Close</w:t>
-      </w:r>
-      <w:proofErr w:type="spellEnd"/>
-      <w:proofErr w:type="gramEnd"/>
-      <w:r>
-        <w:rPr>
-          <w:color w:val="000000"/>
-          <w:sz w:val="28"/>
-          <w:szCs w:val="28"/>
-          <w:lang w:val="en-US"/>
-        </w:rPr>
-        <w:t>();</w:t>
-      </w:r>
-    </w:p>
-    <w:p>
-      <w:pPr>
-        <w:pStyle w:val="aa"/>
-        <w:spacing w:before="0" w:beforeAutospacing="0" w:after="0" w:afterAutospacing="0"/>
-        <w:ind w:firstLine="709"/>
-        <w:jc w:val="both"/>
-        <w:rPr>
-          <w:color w:val="000000"/>
-          <w:sz w:val="28"/>
-          <w:szCs w:val="28"/>
-          <w:lang w:val="en-US"/>
-        </w:rPr>
-      </w:pPr>
-      <w:r>
-        <w:rPr>
-          <w:color w:val="000000"/>
-          <w:sz w:val="28"/>
-          <w:szCs w:val="28"/>
-          <w:lang w:val="en-US"/>
-        </w:rPr>
-        <w:t xml:space="preserve">                break;</w:t>
-      </w:r>
-    </w:p>
-    <w:p>
-      <w:pPr>
-        <w:pStyle w:val="aa"/>
-        <w:spacing w:before="0" w:beforeAutospacing="0" w:after="0" w:afterAutospacing="0"/>
-        <w:ind w:firstLine="709"/>
-        <w:jc w:val="both"/>
-        <w:rPr>
-          <w:color w:val="000000"/>
-          <w:sz w:val="28"/>
-          <w:szCs w:val="28"/>
-          <w:lang w:val="en-US"/>
-        </w:rPr>
-      </w:pPr>
-      <w:r>
-        <w:rPr>
-          <w:color w:val="000000"/>
-          <w:sz w:val="28"/>
-          <w:szCs w:val="28"/>
-          <w:lang w:val="en-US"/>
-        </w:rPr>
-        <w:t xml:space="preserve">            }</w:t>
-      </w:r>
-    </w:p>
-    <w:p>
-      <w:pPr>
-        <w:pStyle w:val="aa"/>
-        <w:spacing w:before="0" w:beforeAutospacing="0" w:after="0" w:afterAutospacing="0"/>
-        <w:ind w:firstLine="709"/>
-        <w:jc w:val="both"/>
-        <w:rPr>
-          <w:color w:val="000000"/>
-          <w:sz w:val="28"/>
-          <w:szCs w:val="28"/>
-          <w:lang w:val="en-US"/>
-        </w:rPr>
-      </w:pPr>
-      <w:r>
-        <w:rPr>
-          <w:color w:val="000000"/>
-          <w:sz w:val="28"/>
-          <w:szCs w:val="28"/>
-          <w:lang w:val="en-US"/>
-        </w:rPr>
-        <w:t xml:space="preserve">        }</w:t>
-      </w:r>
-    </w:p>
-    <w:p>
-      <w:pPr>
-        <w:pStyle w:val="aa"/>
-        <w:spacing w:before="0" w:beforeAutospacing="0" w:after="0" w:afterAutospacing="0"/>
-        <w:ind w:firstLine="709"/>
-        <w:jc w:val="both"/>
-        <w:rPr>
-          <w:color w:val="000000"/>
-          <w:sz w:val="28"/>
-          <w:szCs w:val="28"/>
-          <w:lang w:val="en-US"/>
-        </w:rPr>
-      </w:pPr>
-      <w:r>
-        <w:rPr>
-          <w:color w:val="000000"/>
-          <w:sz w:val="28"/>
-          <w:szCs w:val="28"/>
-          <w:lang w:val="en-US"/>
-        </w:rPr>
-        <w:t xml:space="preserve">    }</w:t>
-      </w:r>
-    </w:p>
-    <w:p>
-      <w:pPr>
-        <w:pStyle w:val="aa"/>
-        <w:spacing w:before="0" w:beforeAutospacing="0" w:after="0" w:afterAutospacing="0"/>
-        <w:ind w:firstLine="709"/>
-        <w:jc w:val="both"/>
-        <w:rPr>
-          <w:color w:val="000000"/>
-          <w:sz w:val="28"/>
-          <w:szCs w:val="28"/>
-          <w:lang w:val="en-US"/>
-        </w:rPr>
-      </w:pPr>
-      <w:r>
-        <w:rPr>
-          <w:color w:val="000000"/>
-          <w:sz w:val="28"/>
-          <w:szCs w:val="28"/>
-          <w:lang w:val="en-US"/>
-        </w:rPr>
-        <w:t>}</w:t>
-      </w:r>
-    </w:p>
-    <w:p>
-      <w:pPr>
-        <w:pStyle w:val="aa"/>
-        <w:spacing w:before="0" w:beforeAutospacing="0" w:after="0" w:afterAutospacing="0"/>
-        <w:ind w:firstLine="709"/>
-        <w:jc w:val="both"/>
-        <w:rPr>
-          <w:color w:val="000000"/>
-          <w:sz w:val="28"/>
-          <w:szCs w:val="28"/>
-          <w:lang w:val="en-US"/>
-        </w:rPr>
-      </w:pPr>
-      <w:r>
-        <w:rPr>
-          <w:color w:val="000000"/>
-          <w:sz w:val="28"/>
-          <w:szCs w:val="28"/>
-          <w:lang w:val="en-US"/>
-        </w:rPr>
-        <w:t xml:space="preserve">public class </w:t>
-      </w:r>
-      <w:proofErr w:type="spellStart"/>
-      <w:proofErr w:type="gramStart"/>
-      <w:r>
-        <w:rPr>
-          <w:color w:val="000000"/>
-          <w:sz w:val="28"/>
-          <w:szCs w:val="28"/>
-          <w:lang w:val="en-US"/>
-        </w:rPr>
-        <w:t>MainVM</w:t>
-      </w:r>
-      <w:proofErr w:type="spellEnd"/>
-      <w:r>
-        <w:rPr>
-          <w:color w:val="000000"/>
-          <w:sz w:val="28"/>
-          <w:szCs w:val="28"/>
-          <w:lang w:val="en-US"/>
-        </w:rPr>
-        <w:t xml:space="preserve"> :</w:t>
-      </w:r>
-      <w:proofErr w:type="gramEnd"/>
-      <w:r>
-        <w:rPr>
-          <w:color w:val="000000"/>
-          <w:sz w:val="28"/>
-          <w:szCs w:val="28"/>
-          <w:lang w:val="en-US"/>
-        </w:rPr>
-        <w:t xml:space="preserve"> </w:t>
-      </w:r>
-      <w:proofErr w:type="spellStart"/>
-      <w:r>
-        <w:rPr>
-          <w:color w:val="000000"/>
-          <w:sz w:val="28"/>
-          <w:szCs w:val="28"/>
-          <w:lang w:val="en-US"/>
-        </w:rPr>
-        <w:t>INotifyPropertyChanged</w:t>
-      </w:r>
-      <w:proofErr w:type="spellEnd"/>
-    </w:p>
-    <w:p>
-      <w:pPr>
-        <w:pStyle w:val="aa"/>
-        <w:spacing w:before="0" w:beforeAutospacing="0" w:after="0" w:afterAutospacing="0"/>
-        <w:ind w:firstLine="709"/>
-        <w:jc w:val="both"/>
-        <w:rPr>
-          <w:color w:val="000000"/>
-          <w:sz w:val="28"/>
-          <w:szCs w:val="28"/>
-          <w:lang w:val="en-US"/>
-        </w:rPr>
-      </w:pPr>
-      <w:r>
-        <w:rPr>
-          <w:color w:val="000000"/>
-          <w:sz w:val="28"/>
-          <w:szCs w:val="28"/>
-          <w:lang w:val="en-US"/>
-        </w:rPr>
-        <w:t xml:space="preserve"> {</w:t>
-      </w:r>
-    </w:p>
-    <w:p>
-      <w:pPr>
-        <w:pStyle w:val="aa"/>
-        <w:spacing w:before="0" w:beforeAutospacing="0" w:after="0" w:afterAutospacing="0"/>
-        <w:ind w:firstLine="709"/>
-        <w:jc w:val="both"/>
-        <w:rPr>
-          <w:color w:val="000000"/>
-          <w:sz w:val="28"/>
-          <w:szCs w:val="28"/>
-          <w:lang w:val="en-US"/>
-        </w:rPr>
-      </w:pPr>
-      <w:r>
-        <w:rPr>
-          <w:color w:val="000000"/>
-          <w:sz w:val="28"/>
-          <w:szCs w:val="28"/>
-          <w:lang w:val="en-US"/>
-        </w:rPr>
-        <w:t xml:space="preserve">     public </w:t>
-      </w:r>
-      <w:proofErr w:type="spellStart"/>
-      <w:r>
-        <w:rPr>
-          <w:color w:val="000000"/>
-          <w:sz w:val="28"/>
-          <w:szCs w:val="28"/>
-          <w:lang w:val="en-US"/>
-        </w:rPr>
-        <w:t>ObservableCollection</w:t>
-      </w:r>
-      <w:proofErr w:type="spellEnd"/>
-      <w:r>
-        <w:rPr>
-          <w:color w:val="000000"/>
-          <w:sz w:val="28"/>
-          <w:szCs w:val="28"/>
-          <w:lang w:val="en-US"/>
-        </w:rPr>
-        <w:t>&lt;</w:t>
-      </w:r>
-      <w:proofErr w:type="spellStart"/>
-      <w:r>
-        <w:rPr>
-          <w:color w:val="000000"/>
-          <w:sz w:val="28"/>
-          <w:szCs w:val="28"/>
-          <w:lang w:val="en-US"/>
-        </w:rPr>
-        <w:t>ClientModel</w:t>
-      </w:r>
-      <w:proofErr w:type="spellEnd"/>
-      <w:r>
-        <w:rPr>
-          <w:color w:val="000000"/>
-          <w:sz w:val="28"/>
-          <w:szCs w:val="28"/>
-          <w:lang w:val="en-US"/>
-        </w:rPr>
-        <w:t xml:space="preserve">&gt; Clients </w:t>
-      </w:r>
-      <w:proofErr w:type="gramStart"/>
-      <w:r>
-        <w:rPr>
-          <w:color w:val="000000"/>
-          <w:sz w:val="28"/>
-          <w:szCs w:val="28"/>
-          <w:lang w:val="en-US"/>
-        </w:rPr>
-        <w:t>{ get</w:t>
-      </w:r>
-      <w:proofErr w:type="gramEnd"/>
-      <w:r>
-        <w:rPr>
-          <w:color w:val="000000"/>
-          <w:sz w:val="28"/>
-          <w:szCs w:val="28"/>
-          <w:lang w:val="en-US"/>
-        </w:rPr>
-        <w:t xml:space="preserve">; set; } = new </w:t>
-      </w:r>
-      <w:proofErr w:type="spellStart"/>
-      <w:r>
-        <w:rPr>
-          <w:color w:val="000000"/>
-          <w:sz w:val="28"/>
-          <w:szCs w:val="28"/>
-          <w:lang w:val="en-US"/>
-        </w:rPr>
-        <w:t>ObservableCollection</w:t>
-      </w:r>
-      <w:proofErr w:type="spellEnd"/>
-      <w:r>
-        <w:rPr>
-          <w:color w:val="000000"/>
-          <w:sz w:val="28"/>
-          <w:szCs w:val="28"/>
-          <w:lang w:val="en-US"/>
-        </w:rPr>
-        <w:t>&lt;</w:t>
-      </w:r>
-      <w:proofErr w:type="spellStart"/>
-      <w:r>
-        <w:rPr>
-          <w:color w:val="000000"/>
-          <w:sz w:val="28"/>
-          <w:szCs w:val="28"/>
-          <w:lang w:val="en-US"/>
-        </w:rPr>
-        <w:t>ClientModel</w:t>
-      </w:r>
-      <w:proofErr w:type="spellEnd"/>
-      <w:r>
-        <w:rPr>
-          <w:color w:val="000000"/>
-          <w:sz w:val="28"/>
-          <w:szCs w:val="28"/>
-          <w:lang w:val="en-US"/>
-        </w:rPr>
-        <w:t>&gt;();</w:t>
-      </w:r>
-    </w:p>
-    <w:p>
-      <w:pPr>
-        <w:pStyle w:val="aa"/>
-        <w:spacing w:before="0" w:beforeAutospacing="0" w:after="0" w:afterAutospacing="0"/>
-        <w:ind w:firstLine="709"/>
-        <w:jc w:val="both"/>
-        <w:rPr>
-          <w:color w:val="000000"/>
-          <w:sz w:val="28"/>
-          <w:szCs w:val="28"/>
-          <w:lang w:val="en-US"/>
-        </w:rPr>
-      </w:pPr>
-      <w:r>
-        <w:rPr>
-          <w:color w:val="000000"/>
-          <w:sz w:val="28"/>
-          <w:szCs w:val="28"/>
-          <w:lang w:val="en-US"/>
-        </w:rPr>
-        <w:t xml:space="preserve">     public </w:t>
-      </w:r>
-      <w:proofErr w:type="spellStart"/>
-      <w:r>
-        <w:rPr>
-          <w:color w:val="000000"/>
-          <w:sz w:val="28"/>
-          <w:szCs w:val="28"/>
-          <w:lang w:val="en-US"/>
-        </w:rPr>
-        <w:t>ObservableCollection</w:t>
-      </w:r>
-      <w:proofErr w:type="spellEnd"/>
-      <w:r>
-        <w:rPr>
-          <w:color w:val="000000"/>
-          <w:sz w:val="28"/>
-          <w:szCs w:val="28"/>
-          <w:lang w:val="en-US"/>
-        </w:rPr>
-        <w:t>&lt;</w:t>
-      </w:r>
-      <w:proofErr w:type="spellStart"/>
-      <w:r>
-        <w:rPr>
-          <w:color w:val="000000"/>
-          <w:sz w:val="28"/>
-          <w:szCs w:val="28"/>
-          <w:lang w:val="en-US"/>
-        </w:rPr>
-        <w:t>OrderModel</w:t>
-      </w:r>
-      <w:proofErr w:type="spellEnd"/>
-      <w:r>
-        <w:rPr>
-          <w:color w:val="000000"/>
-          <w:sz w:val="28"/>
-          <w:szCs w:val="28"/>
-          <w:lang w:val="en-US"/>
-        </w:rPr>
-        <w:t xml:space="preserve">&gt; Orders </w:t>
-      </w:r>
-      <w:proofErr w:type="gramStart"/>
-      <w:r>
-        <w:rPr>
-          <w:color w:val="000000"/>
-          <w:sz w:val="28"/>
-          <w:szCs w:val="28"/>
-          <w:lang w:val="en-US"/>
-        </w:rPr>
-        <w:t>{ get</w:t>
-      </w:r>
-      <w:proofErr w:type="gramEnd"/>
-      <w:r>
-        <w:rPr>
-          <w:color w:val="000000"/>
-          <w:sz w:val="28"/>
-          <w:szCs w:val="28"/>
-          <w:lang w:val="en-US"/>
-        </w:rPr>
-        <w:t xml:space="preserve">; set; } = new </w:t>
-      </w:r>
-      <w:proofErr w:type="spellStart"/>
-      <w:r>
-        <w:rPr>
-          <w:color w:val="000000"/>
-          <w:sz w:val="28"/>
-          <w:szCs w:val="28"/>
-          <w:lang w:val="en-US"/>
-        </w:rPr>
-        <w:t>ObservableCollection</w:t>
-      </w:r>
-      <w:proofErr w:type="spellEnd"/>
-      <w:r>
-        <w:rPr>
-          <w:color w:val="000000"/>
-          <w:sz w:val="28"/>
-          <w:szCs w:val="28"/>
-          <w:lang w:val="en-US"/>
-        </w:rPr>
-        <w:t>&lt;</w:t>
-      </w:r>
-      <w:proofErr w:type="spellStart"/>
-      <w:r>
-        <w:rPr>
-          <w:color w:val="000000"/>
-          <w:sz w:val="28"/>
-          <w:szCs w:val="28"/>
-          <w:lang w:val="en-US"/>
-        </w:rPr>
-        <w:t>OrderModel</w:t>
-      </w:r>
-      <w:proofErr w:type="spellEnd"/>
-      <w:r>
-        <w:rPr>
-          <w:color w:val="000000"/>
-          <w:sz w:val="28"/>
-          <w:szCs w:val="28"/>
-          <w:lang w:val="en-US"/>
-        </w:rPr>
-        <w:t>&gt;();</w:t>
-      </w:r>
-    </w:p>
-    <w:p>
-      <w:pPr>
-        <w:pStyle w:val="aa"/>
-        <w:spacing w:before="0" w:beforeAutospacing="0" w:after="0" w:afterAutospacing="0"/>
-        <w:ind w:firstLine="709"/>
-        <w:jc w:val="both"/>
-        <w:rPr>
-          <w:color w:val="000000"/>
-          <w:sz w:val="28"/>
-          <w:szCs w:val="28"/>
-          <w:lang w:val="en-US"/>
-        </w:rPr>
-      </w:pPr>
-      <w:r>
-        <w:rPr>
-          <w:color w:val="000000"/>
-          <w:sz w:val="28"/>
-          <w:szCs w:val="28"/>
-          <w:lang w:val="en-US"/>
-        </w:rPr>
-        <w:t xml:space="preserve">     private </w:t>
-      </w:r>
-      <w:proofErr w:type="spellStart"/>
-      <w:r>
-        <w:rPr>
-          <w:color w:val="000000"/>
-          <w:sz w:val="28"/>
-          <w:szCs w:val="28"/>
-          <w:lang w:val="en-US"/>
-        </w:rPr>
-        <w:t>ClientService</w:t>
-      </w:r>
-      <w:proofErr w:type="spellEnd"/>
-      <w:r>
-        <w:rPr>
-          <w:color w:val="000000"/>
-          <w:sz w:val="28"/>
-          <w:szCs w:val="28"/>
-          <w:lang w:val="en-US"/>
-        </w:rPr>
-        <w:t xml:space="preserve"> _</w:t>
-      </w:r>
-      <w:proofErr w:type="spellStart"/>
-      <w:r>
-        <w:rPr>
-          <w:color w:val="000000"/>
-          <w:sz w:val="28"/>
-          <w:szCs w:val="28"/>
-          <w:lang w:val="en-US"/>
-        </w:rPr>
-        <w:t>clientService</w:t>
-      </w:r>
-      <w:proofErr w:type="spellEnd"/>
-      <w:r>
-        <w:rPr>
-          <w:color w:val="000000"/>
-          <w:sz w:val="28"/>
-          <w:szCs w:val="28"/>
-          <w:lang w:val="en-US"/>
-        </w:rPr>
-        <w:t xml:space="preserve"> = new </w:t>
-      </w:r>
-      <w:proofErr w:type="spellStart"/>
-      <w:proofErr w:type="gramStart"/>
-      <w:r>
-        <w:rPr>
-          <w:color w:val="000000"/>
-          <w:sz w:val="28"/>
-          <w:szCs w:val="28"/>
-          <w:lang w:val="en-US"/>
-        </w:rPr>
-        <w:t>ClientService</w:t>
-      </w:r>
-      <w:proofErr w:type="spellEnd"/>
-      <w:r>
-        <w:rPr>
-          <w:color w:val="000000"/>
-          <w:sz w:val="28"/>
-          <w:szCs w:val="28"/>
-          <w:lang w:val="en-US"/>
-        </w:rPr>
-        <w:t>(</w:t>
-      </w:r>
-      <w:proofErr w:type="gramEnd"/>
-      <w:r>
-        <w:rPr>
-          <w:color w:val="000000"/>
-          <w:sz w:val="28"/>
-          <w:szCs w:val="28"/>
-          <w:lang w:val="en-US"/>
-        </w:rPr>
-        <w:t>);</w:t>
-      </w:r>
-    </w:p>
-    <w:p>
-      <w:pPr>
-        <w:pStyle w:val="aa"/>
-        <w:spacing w:before="0" w:beforeAutospacing="0" w:after="0" w:afterAutospacing="0"/>
-        <w:ind w:firstLine="709"/>
-        <w:jc w:val="both"/>
-        <w:rPr>
-          <w:color w:val="000000"/>
-          <w:sz w:val="28"/>
-          <w:szCs w:val="28"/>
-          <w:lang w:val="en-US"/>
-        </w:rPr>
-      </w:pPr>
-      <w:r>
-        <w:rPr>
-          <w:color w:val="000000"/>
-          <w:sz w:val="28"/>
-          <w:szCs w:val="28"/>
-          <w:lang w:val="en-US"/>
-        </w:rPr>
-        <w:t xml:space="preserve">     private </w:t>
-      </w:r>
-      <w:proofErr w:type="spellStart"/>
-      <w:r>
-        <w:rPr>
-          <w:color w:val="000000"/>
-          <w:sz w:val="28"/>
-          <w:szCs w:val="28"/>
-          <w:lang w:val="en-US"/>
-        </w:rPr>
-        <w:t>ClientModel</w:t>
-      </w:r>
-      <w:proofErr w:type="spellEnd"/>
-      <w:r>
-        <w:rPr>
-          <w:color w:val="000000"/>
-          <w:sz w:val="28"/>
-          <w:szCs w:val="28"/>
-          <w:lang w:val="en-US"/>
-        </w:rPr>
-        <w:t xml:space="preserve"> _</w:t>
-      </w:r>
-      <w:proofErr w:type="spellStart"/>
-      <w:r>
-        <w:rPr>
-          <w:color w:val="000000"/>
-          <w:sz w:val="28"/>
-          <w:szCs w:val="28"/>
-          <w:lang w:val="en-US"/>
-        </w:rPr>
-        <w:t>selectedClient</w:t>
-      </w:r>
-      <w:proofErr w:type="spellEnd"/>
-      <w:r>
-        <w:rPr>
-          <w:color w:val="000000"/>
-          <w:sz w:val="28"/>
-          <w:szCs w:val="28"/>
-          <w:lang w:val="en-US"/>
-        </w:rPr>
-        <w:t>;</w:t>
-      </w:r>
-    </w:p>
-    <w:p>
-      <w:pPr>
-        <w:pStyle w:val="aa"/>
-        <w:spacing w:before="0" w:beforeAutospacing="0" w:after="0" w:afterAutospacing="0"/>
-        <w:ind w:firstLine="709"/>
-        <w:jc w:val="both"/>
-        <w:rPr>
-          <w:color w:val="000000"/>
-          <w:sz w:val="28"/>
-          <w:szCs w:val="28"/>
-          <w:lang w:val="en-US"/>
-        </w:rPr>
-      </w:pPr>
-      <w:r>
-        <w:rPr>
-          <w:color w:val="000000"/>
-          <w:sz w:val="28"/>
-          <w:szCs w:val="28"/>
-          <w:lang w:val="en-US"/>
-        </w:rPr>
-        <w:t xml:space="preserve">     private bool _</w:t>
-      </w:r>
-      <w:proofErr w:type="spellStart"/>
-      <w:r>
-        <w:rPr>
-          <w:color w:val="000000"/>
-          <w:sz w:val="28"/>
-          <w:szCs w:val="28"/>
-          <w:lang w:val="en-US"/>
-        </w:rPr>
-        <w:t>isLoading</w:t>
-      </w:r>
-      <w:proofErr w:type="spellEnd"/>
-      <w:r>
-        <w:rPr>
-          <w:color w:val="000000"/>
-          <w:sz w:val="28"/>
-          <w:szCs w:val="28"/>
-          <w:lang w:val="en-US"/>
-        </w:rPr>
-        <w:t>;</w:t>
-      </w:r>
-    </w:p>
-    <w:p>
-      <w:pPr>
-        <w:pStyle w:val="aa"/>
-        <w:spacing w:before="0" w:beforeAutospacing="0" w:after="0" w:afterAutospacing="0"/>
-        <w:ind w:firstLine="709"/>
-        <w:jc w:val="both"/>
-        <w:rPr>
-          <w:color w:val="000000"/>
-          <w:sz w:val="28"/>
-          <w:szCs w:val="28"/>
-          <w:lang w:val="en-US"/>
-        </w:rPr>
-      </w:pPr>
-      <w:r>
-        <w:rPr>
-          <w:color w:val="000000"/>
-          <w:sz w:val="28"/>
-          <w:szCs w:val="28"/>
-          <w:lang w:val="en-US"/>
-        </w:rPr>
-        <w:t xml:space="preserve">     public event </w:t>
-      </w:r>
-      <w:proofErr w:type="spellStart"/>
-      <w:r>
-        <w:rPr>
-          <w:color w:val="000000"/>
-          <w:sz w:val="28"/>
-          <w:szCs w:val="28"/>
-          <w:lang w:val="en-US"/>
-        </w:rPr>
-        <w:t>PropertyChangedEventHandler</w:t>
-      </w:r>
-      <w:proofErr w:type="spellEnd"/>
-      <w:r>
-        <w:rPr>
-          <w:color w:val="000000"/>
-          <w:sz w:val="28"/>
-          <w:szCs w:val="28"/>
-          <w:lang w:val="en-US"/>
-        </w:rPr>
-        <w:t xml:space="preserve"> </w:t>
-      </w:r>
-      <w:proofErr w:type="spellStart"/>
-      <w:r>
-        <w:rPr>
-          <w:color w:val="000000"/>
-          <w:sz w:val="28"/>
-          <w:szCs w:val="28"/>
-          <w:lang w:val="en-US"/>
-        </w:rPr>
-        <w:t>PropertyChanged</w:t>
-      </w:r>
-      <w:proofErr w:type="spellEnd"/>
-      <w:r>
-        <w:rPr>
-          <w:color w:val="000000"/>
-          <w:sz w:val="28"/>
-          <w:szCs w:val="28"/>
-          <w:lang w:val="en-US"/>
-        </w:rPr>
-        <w:t>;</w:t>
-      </w:r>
-    </w:p>
-    <w:p>
-      <w:pPr>
-        <w:pStyle w:val="aa"/>
-        <w:spacing w:before="0" w:beforeAutospacing="0" w:after="0" w:afterAutospacing="0"/>
-        <w:ind w:firstLine="709"/>
-        <w:jc w:val="both"/>
-        <w:rPr>
-          <w:color w:val="000000"/>
-          <w:sz w:val="28"/>
-          <w:szCs w:val="28"/>
-          <w:lang w:val="en-US"/>
-        </w:rPr>
-      </w:pPr>
-      <w:r>
-        <w:rPr>
-          <w:color w:val="000000"/>
-          <w:sz w:val="28"/>
-          <w:szCs w:val="28"/>
-          <w:lang w:val="en-US"/>
-        </w:rPr>
-        <w:t xml:space="preserve">     protected void </w:t>
-      </w:r>
-      <w:proofErr w:type="spellStart"/>
-      <w:proofErr w:type="gramStart"/>
-      <w:r>
-        <w:rPr>
-          <w:color w:val="000000"/>
-          <w:sz w:val="28"/>
-          <w:szCs w:val="28"/>
-          <w:lang w:val="en-US"/>
-        </w:rPr>
-        <w:t>OnPropertyChanged</w:t>
-      </w:r>
-      <w:proofErr w:type="spellEnd"/>
-      <w:r>
-        <w:rPr>
-          <w:color w:val="000000"/>
-          <w:sz w:val="28"/>
-          <w:szCs w:val="28"/>
-          <w:lang w:val="en-US"/>
-        </w:rPr>
-        <w:t>(</w:t>
-      </w:r>
-      <w:proofErr w:type="gramEnd"/>
-      <w:r>
-        <w:rPr>
-          <w:color w:val="000000"/>
-          <w:sz w:val="28"/>
-          <w:szCs w:val="28"/>
-          <w:lang w:val="en-US"/>
-        </w:rPr>
-        <w:t>string name)</w:t>
-      </w:r>
-    </w:p>
-    <w:p>
-      <w:pPr>
-        <w:pStyle w:val="aa"/>
-        <w:spacing w:before="0" w:beforeAutospacing="0" w:after="0" w:afterAutospacing="0"/>
-        <w:ind w:firstLine="709"/>
-        <w:jc w:val="both"/>
-        <w:rPr>
-          <w:color w:val="000000"/>
-          <w:sz w:val="28"/>
-          <w:szCs w:val="28"/>
-          <w:lang w:val="en-US"/>
-        </w:rPr>
-      </w:pPr>
-      <w:r>
-        <w:rPr>
-          <w:color w:val="000000"/>
-          <w:sz w:val="28"/>
-          <w:szCs w:val="28"/>
-          <w:lang w:val="en-US"/>
-        </w:rPr>
-        <w:t xml:space="preserve">     {</w:t>
-      </w:r>
-    </w:p>
-    <w:p>
-      <w:pPr>
-        <w:pStyle w:val="aa"/>
-        <w:spacing w:before="0" w:beforeAutospacing="0" w:after="0" w:afterAutospacing="0"/>
-        <w:ind w:firstLine="709"/>
-        <w:jc w:val="both"/>
-        <w:rPr>
-          <w:color w:val="000000"/>
-          <w:sz w:val="28"/>
-          <w:szCs w:val="28"/>
-          <w:lang w:val="en-US"/>
-        </w:rPr>
-      </w:pPr>
-      <w:r>
-        <w:rPr>
-          <w:color w:val="000000"/>
-          <w:sz w:val="28"/>
-          <w:szCs w:val="28"/>
-          <w:lang w:val="en-US"/>
-        </w:rPr>
-        <w:t xml:space="preserve">         </w:t>
-      </w:r>
-      <w:proofErr w:type="spellStart"/>
-      <w:r>
-        <w:rPr>
-          <w:color w:val="000000"/>
-          <w:sz w:val="28"/>
-          <w:szCs w:val="28"/>
-          <w:lang w:val="en-US"/>
-        </w:rPr>
-        <w:t>PropertyChanged</w:t>
-      </w:r>
-      <w:proofErr w:type="spellEnd"/>
-      <w:proofErr w:type="gramStart"/>
-      <w:r>
-        <w:rPr>
-          <w:color w:val="000000"/>
-          <w:sz w:val="28"/>
-          <w:szCs w:val="28"/>
-          <w:lang w:val="en-US"/>
-        </w:rPr>
-        <w:t>?.Invoke</w:t>
-      </w:r>
-      <w:proofErr w:type="gramEnd"/>
-      <w:r>
-        <w:rPr>
-          <w:color w:val="000000"/>
-          <w:sz w:val="28"/>
-          <w:szCs w:val="28"/>
-          <w:lang w:val="en-US"/>
-        </w:rPr>
-        <w:t xml:space="preserve">(this, new </w:t>
-      </w:r>
-      <w:proofErr w:type="spellStart"/>
-      <w:r>
-        <w:rPr>
-          <w:color w:val="000000"/>
-          <w:sz w:val="28"/>
-          <w:szCs w:val="28"/>
-          <w:lang w:val="en-US"/>
-        </w:rPr>
-        <w:t>PropertyChangedEventArgs</w:t>
-      </w:r>
-      <w:proofErr w:type="spellEnd"/>
-      <w:r>
-        <w:rPr>
-          <w:color w:val="000000"/>
-          <w:sz w:val="28"/>
-          <w:szCs w:val="28"/>
-          <w:lang w:val="en-US"/>
-        </w:rPr>
-        <w:t>(name));</w:t>
-      </w:r>
-    </w:p>
-    <w:p>
-      <w:pPr>
-        <w:pStyle w:val="aa"/>
-        <w:spacing w:before="0" w:beforeAutospacing="0" w:after="0" w:afterAutospacing="0"/>
-        <w:ind w:firstLine="709"/>
-        <w:jc w:val="both"/>
-        <w:rPr>
-          <w:color w:val="000000"/>
-          <w:sz w:val="28"/>
-          <w:szCs w:val="28"/>
-          <w:lang w:val="en-US"/>
-        </w:rPr>
-      </w:pPr>
-      <w:r>
-        <w:rPr>
-          <w:color w:val="000000"/>
-          <w:sz w:val="28"/>
-          <w:szCs w:val="28"/>
-          <w:lang w:val="en-US"/>
-        </w:rPr>
-        <w:t xml:space="preserve">     }</w:t>
-      </w:r>
-    </w:p>
-    <w:p>
-      <w:pPr>
-        <w:pStyle w:val="aa"/>
-        <w:spacing w:before="0" w:beforeAutospacing="0" w:after="0" w:afterAutospacing="0"/>
-        <w:ind w:firstLine="709"/>
-        <w:jc w:val="both"/>
-        <w:rPr>
-          <w:color w:val="000000"/>
-          <w:sz w:val="28"/>
-          <w:szCs w:val="28"/>
-          <w:lang w:val="en-US"/>
-        </w:rPr>
-      </w:pPr>
-      <w:r>
-        <w:rPr>
-          <w:color w:val="000000"/>
-          <w:sz w:val="28"/>
-          <w:szCs w:val="28"/>
-          <w:lang w:val="en-US"/>
-        </w:rPr>
-        <w:t xml:space="preserve">     public bool </w:t>
-      </w:r>
-      <w:proofErr w:type="spellStart"/>
-      <w:r>
-        <w:rPr>
-          <w:color w:val="000000"/>
-          <w:sz w:val="28"/>
-          <w:szCs w:val="28"/>
-          <w:lang w:val="en-US"/>
-        </w:rPr>
-        <w:t>IsLoading</w:t>
-      </w:r>
-      <w:proofErr w:type="spellEnd"/>
-    </w:p>
-    <w:p>
-      <w:pPr>
-        <w:pStyle w:val="aa"/>
-        <w:spacing w:before="0" w:beforeAutospacing="0" w:after="0" w:afterAutospacing="0"/>
-        <w:ind w:firstLine="709"/>
-        <w:jc w:val="both"/>
-        <w:rPr>
-          <w:color w:val="000000"/>
-          <w:sz w:val="28"/>
-          <w:szCs w:val="28"/>
-          <w:lang w:val="en-US"/>
-        </w:rPr>
-      </w:pPr>
-      <w:r>
-        <w:rPr>
-          <w:color w:val="000000"/>
-          <w:sz w:val="28"/>
-          <w:szCs w:val="28"/>
-          <w:lang w:val="en-US"/>
-        </w:rPr>
-        <w:t xml:space="preserve">     {</w:t>
-      </w:r>
-    </w:p>
-    <w:p>
-      <w:pPr>
-        <w:pStyle w:val="aa"/>
-        <w:spacing w:before="0" w:beforeAutospacing="0" w:after="0" w:afterAutospacing="0"/>
-        <w:ind w:firstLine="709"/>
-        <w:jc w:val="both"/>
-        <w:rPr>
-          <w:color w:val="000000"/>
-          <w:sz w:val="28"/>
-          <w:szCs w:val="28"/>
-          <w:lang w:val="en-US"/>
-        </w:rPr>
-      </w:pPr>
-      <w:r>
-        <w:rPr>
-          <w:color w:val="000000"/>
-          <w:sz w:val="28"/>
-          <w:szCs w:val="28"/>
-          <w:lang w:val="en-US"/>
-        </w:rPr>
-        <w:t xml:space="preserve">         get =&gt; _</w:t>
-      </w:r>
-      <w:proofErr w:type="spellStart"/>
-      <w:r>
-        <w:rPr>
-          <w:color w:val="000000"/>
-          <w:sz w:val="28"/>
-          <w:szCs w:val="28"/>
-          <w:lang w:val="en-US"/>
-        </w:rPr>
-        <w:t>isLoading</w:t>
-      </w:r>
-      <w:proofErr w:type="spellEnd"/>
-      <w:r>
-        <w:rPr>
-          <w:color w:val="000000"/>
-          <w:sz w:val="28"/>
-          <w:szCs w:val="28"/>
-          <w:lang w:val="en-US"/>
-        </w:rPr>
-        <w:t>;</w:t>
-      </w:r>
-    </w:p>
-    <w:p>
-      <w:pPr>
-        <w:pStyle w:val="aa"/>
-        <w:spacing w:before="0" w:beforeAutospacing="0" w:after="0" w:afterAutospacing="0"/>
-        <w:ind w:firstLine="709"/>
-        <w:jc w:val="both"/>
-        <w:rPr>
-          <w:color w:val="000000"/>
-          <w:sz w:val="28"/>
-          <w:szCs w:val="28"/>
-          <w:lang w:val="en-US"/>
-        </w:rPr>
-      </w:pPr>
-      <w:r>
-        <w:rPr>
-          <w:color w:val="000000"/>
-          <w:sz w:val="28"/>
-          <w:szCs w:val="28"/>
-          <w:lang w:val="en-US"/>
-        </w:rPr>
-        <w:t xml:space="preserve">         set</w:t>
-      </w:r>
-    </w:p>
-    <w:p>
-      <w:pPr>
-        <w:pStyle w:val="aa"/>
-        <w:spacing w:before="0" w:beforeAutospacing="0" w:after="0" w:afterAutospacing="0"/>
-        <w:ind w:firstLine="709"/>
-        <w:jc w:val="both"/>
-        <w:rPr>
-          <w:color w:val="000000"/>
-          <w:sz w:val="28"/>
-          <w:szCs w:val="28"/>
-          <w:lang w:val="en-US"/>
-        </w:rPr>
-      </w:pPr>
-      <w:r>
-        <w:rPr>
-          <w:color w:val="000000"/>
-          <w:sz w:val="28"/>
-          <w:szCs w:val="28"/>
-          <w:lang w:val="en-US"/>
-        </w:rPr>
-        <w:t xml:space="preserve">         {</w:t>
-      </w:r>
-    </w:p>
-    <w:p>
-      <w:pPr>
-        <w:pStyle w:val="aa"/>
-        <w:spacing w:before="0" w:beforeAutospacing="0" w:after="0" w:afterAutospacing="0"/>
-        <w:ind w:firstLine="709"/>
-        <w:jc w:val="both"/>
-        <w:rPr>
-          <w:color w:val="000000"/>
-          <w:sz w:val="28"/>
-          <w:szCs w:val="28"/>
-          <w:lang w:val="en-US"/>
-        </w:rPr>
-      </w:pPr>
-      <w:r>
-        <w:rPr>
-          <w:color w:val="000000"/>
-          <w:sz w:val="28"/>
-          <w:szCs w:val="28"/>
-          <w:lang w:val="en-US"/>
-        </w:rPr>
-        <w:t xml:space="preserve">             _</w:t>
-      </w:r>
-      <w:proofErr w:type="spellStart"/>
-      <w:r>
-        <w:rPr>
-          <w:color w:val="000000"/>
-          <w:sz w:val="28"/>
-          <w:szCs w:val="28"/>
-          <w:lang w:val="en-US"/>
-        </w:rPr>
-        <w:t>isLoading</w:t>
-      </w:r>
-      <w:proofErr w:type="spellEnd"/>
-      <w:r>
-        <w:rPr>
-          <w:color w:val="000000"/>
-          <w:sz w:val="28"/>
-          <w:szCs w:val="28"/>
-          <w:lang w:val="en-US"/>
-        </w:rPr>
-        <w:t xml:space="preserve"> = value;</w:t>
-      </w:r>
-    </w:p>
-    <w:p>
-      <w:pPr>
-        <w:pStyle w:val="aa"/>
-        <w:spacing w:before="0" w:beforeAutospacing="0" w:after="0" w:afterAutospacing="0"/>
-        <w:ind w:firstLine="709"/>
-        <w:jc w:val="both"/>
-        <w:rPr>
-          <w:color w:val="000000"/>
-          <w:sz w:val="28"/>
-          <w:szCs w:val="28"/>
-          <w:lang w:val="en-US"/>
-        </w:rPr>
-      </w:pPr>
-      <w:r>
-        <w:rPr>
-          <w:color w:val="000000"/>
-          <w:sz w:val="28"/>
-          <w:szCs w:val="28"/>
-          <w:lang w:val="en-US"/>
-        </w:rPr>
-        <w:t xml:space="preserve">             </w:t>
-      </w:r>
-      <w:proofErr w:type="spellStart"/>
-      <w:r>
-        <w:rPr>
-          <w:color w:val="000000"/>
-          <w:sz w:val="28"/>
-          <w:szCs w:val="28"/>
-          <w:lang w:val="en-US"/>
-        </w:rPr>
-        <w:t>OnPropertyChanged</w:t>
-      </w:r>
-      <w:proofErr w:type="spellEnd"/>
-      <w:r>
-        <w:rPr>
-          <w:color w:val="000000"/>
-          <w:sz w:val="28"/>
-          <w:szCs w:val="28"/>
-          <w:lang w:val="en-US"/>
-        </w:rPr>
-        <w:t>(</w:t>
-      </w:r>
-      <w:proofErr w:type="spellStart"/>
-      <w:proofErr w:type="gramStart"/>
-      <w:r>
-        <w:rPr>
-          <w:color w:val="000000"/>
-          <w:sz w:val="28"/>
-          <w:szCs w:val="28"/>
-          <w:lang w:val="en-US"/>
-        </w:rPr>
-        <w:t>nameof</w:t>
-      </w:r>
-      <w:proofErr w:type="spellEnd"/>
-      <w:r>
-        <w:rPr>
-          <w:color w:val="000000"/>
-          <w:sz w:val="28"/>
-          <w:szCs w:val="28"/>
-          <w:lang w:val="en-US"/>
-        </w:rPr>
-        <w:t>(</w:t>
-      </w:r>
-      <w:proofErr w:type="spellStart"/>
-      <w:proofErr w:type="gramEnd"/>
-      <w:r>
-        <w:rPr>
-          <w:color w:val="000000"/>
-          <w:sz w:val="28"/>
-          <w:szCs w:val="28"/>
-          <w:lang w:val="en-US"/>
-        </w:rPr>
-        <w:t>IsLoading</w:t>
-      </w:r>
-      <w:proofErr w:type="spellEnd"/>
-      <w:r>
-        <w:rPr>
-          <w:color w:val="000000"/>
-          <w:sz w:val="28"/>
-          <w:szCs w:val="28"/>
-          <w:lang w:val="en-US"/>
-        </w:rPr>
-        <w:t>));</w:t>
-      </w:r>
-    </w:p>
-    <w:p>
-      <w:pPr>
-        <w:pStyle w:val="aa"/>
-        <w:spacing w:before="0" w:beforeAutospacing="0" w:after="0" w:afterAutospacing="0"/>
-        <w:ind w:firstLine="709"/>
-        <w:jc w:val="both"/>
-        <w:rPr>
-          <w:color w:val="000000"/>
-          <w:sz w:val="28"/>
-          <w:szCs w:val="28"/>
-          <w:lang w:val="en-US"/>
-        </w:rPr>
-      </w:pPr>
-      <w:r>
-        <w:rPr>
-          <w:color w:val="000000"/>
-          <w:sz w:val="28"/>
-          <w:szCs w:val="28"/>
-          <w:lang w:val="en-US"/>
-        </w:rPr>
-        <w:t xml:space="preserve">         }</w:t>
-      </w:r>
-    </w:p>
-    <w:p>
-      <w:pPr>
-        <w:pStyle w:val="aa"/>
-        <w:spacing w:before="0" w:beforeAutospacing="0" w:after="0" w:afterAutospacing="0"/>
-        <w:ind w:firstLine="709"/>
-        <w:jc w:val="both"/>
-        <w:rPr>
-          <w:color w:val="000000"/>
-          <w:sz w:val="28"/>
-          <w:szCs w:val="28"/>
-          <w:lang w:val="en-US"/>
-        </w:rPr>
-      </w:pPr>
-      <w:r>
-        <w:rPr>
-          <w:color w:val="000000"/>
-          <w:sz w:val="28"/>
-          <w:szCs w:val="28"/>
-          <w:lang w:val="en-US"/>
-        </w:rPr>
-        <w:t xml:space="preserve">     }</w:t>
-      </w:r>
-    </w:p>
-    <w:p>
-      <w:pPr>
-        <w:pStyle w:val="aa"/>
-        <w:spacing w:before="0" w:beforeAutospacing="0" w:after="0" w:afterAutospacing="0"/>
-        <w:ind w:firstLine="709"/>
-        <w:jc w:val="both"/>
-        <w:rPr>
-          <w:color w:val="000000"/>
-          <w:sz w:val="28"/>
-          <w:szCs w:val="28"/>
-          <w:lang w:val="en-US"/>
-        </w:rPr>
-      </w:pPr>
-      <w:r>
-        <w:rPr>
-          <w:color w:val="000000"/>
-          <w:sz w:val="28"/>
-          <w:szCs w:val="28"/>
-          <w:lang w:val="en-US"/>
-        </w:rPr>
-        <w:t xml:space="preserve">     public async Task </w:t>
-      </w:r>
-      <w:proofErr w:type="spellStart"/>
-      <w:proofErr w:type="gramStart"/>
-      <w:r>
-        <w:rPr>
-          <w:color w:val="000000"/>
-          <w:sz w:val="28"/>
-          <w:szCs w:val="28"/>
-          <w:lang w:val="en-US"/>
-        </w:rPr>
-        <w:t>LoadClientsAsync</w:t>
-      </w:r>
-      <w:proofErr w:type="spellEnd"/>
-      <w:r>
-        <w:rPr>
-          <w:color w:val="000000"/>
-          <w:sz w:val="28"/>
-          <w:szCs w:val="28"/>
-          <w:lang w:val="en-US"/>
-        </w:rPr>
-        <w:t>(</w:t>
-      </w:r>
-      <w:proofErr w:type="gramEnd"/>
-      <w:r>
-        <w:rPr>
-          <w:color w:val="000000"/>
-          <w:sz w:val="28"/>
-          <w:szCs w:val="28"/>
-          <w:lang w:val="en-US"/>
-        </w:rPr>
-        <w:t>)</w:t>
-      </w:r>
-    </w:p>
-    <w:p>
-      <w:pPr>
-        <w:pStyle w:val="aa"/>
-        <w:spacing w:before="0" w:beforeAutospacing="0" w:after="0" w:afterAutospacing="0"/>
-        <w:ind w:firstLine="709"/>
-        <w:jc w:val="both"/>
-        <w:rPr>
-          <w:color w:val="000000"/>
-          <w:sz w:val="28"/>
-          <w:szCs w:val="28"/>
-          <w:lang w:val="en-US"/>
-        </w:rPr>
-      </w:pPr>
-      <w:r>
-        <w:rPr>
-          <w:color w:val="000000"/>
-          <w:sz w:val="28"/>
-          <w:szCs w:val="28"/>
-          <w:lang w:val="en-US"/>
-        </w:rPr>
-        <w:t xml:space="preserve">     {</w:t>
-      </w:r>
-    </w:p>
-    <w:p>
-      <w:pPr>
-        <w:pStyle w:val="aa"/>
-        <w:spacing w:before="0" w:beforeAutospacing="0" w:after="0" w:afterAutospacing="0"/>
-        <w:ind w:firstLine="709"/>
-        <w:jc w:val="both"/>
-        <w:rPr>
-          <w:color w:val="000000"/>
-          <w:sz w:val="28"/>
-          <w:szCs w:val="28"/>
-          <w:lang w:val="en-US"/>
-        </w:rPr>
-      </w:pPr>
-      <w:r>
-        <w:rPr>
-          <w:color w:val="000000"/>
-          <w:sz w:val="28"/>
-          <w:szCs w:val="28"/>
-          <w:lang w:val="en-US"/>
-        </w:rPr>
-        <w:t xml:space="preserve">         </w:t>
-      </w:r>
-      <w:proofErr w:type="spellStart"/>
-      <w:r>
-        <w:rPr>
-          <w:color w:val="000000"/>
-          <w:sz w:val="28"/>
-          <w:szCs w:val="28"/>
-          <w:lang w:val="en-US"/>
-        </w:rPr>
-        <w:t>IsLoading</w:t>
-      </w:r>
-      <w:proofErr w:type="spellEnd"/>
-      <w:r>
-        <w:rPr>
-          <w:color w:val="000000"/>
-          <w:sz w:val="28"/>
-          <w:szCs w:val="28"/>
-          <w:lang w:val="en-US"/>
-        </w:rPr>
-        <w:t xml:space="preserve"> = true;</w:t>
-      </w:r>
-    </w:p>
-    <w:p>
-      <w:pPr>
-        <w:pStyle w:val="aa"/>
-        <w:spacing w:before="0" w:beforeAutospacing="0" w:after="0" w:afterAutospacing="0"/>
-        <w:ind w:firstLine="709"/>
-        <w:jc w:val="both"/>
-        <w:rPr>
-          <w:color w:val="000000"/>
-          <w:sz w:val="28"/>
-          <w:szCs w:val="28"/>
-          <w:lang w:val="en-US"/>
-        </w:rPr>
-      </w:pPr>
-      <w:r>
-        <w:rPr>
-          <w:color w:val="000000"/>
-          <w:sz w:val="28"/>
-          <w:szCs w:val="28"/>
-          <w:lang w:val="en-US"/>
-        </w:rPr>
-        <w:t xml:space="preserve">         var clients = await </w:t>
-      </w:r>
-      <w:proofErr w:type="spellStart"/>
-      <w:r>
-        <w:rPr>
-          <w:color w:val="000000"/>
-          <w:sz w:val="28"/>
-          <w:szCs w:val="28"/>
-          <w:lang w:val="en-US"/>
-        </w:rPr>
-        <w:t>Task.Run</w:t>
-      </w:r>
-      <w:proofErr w:type="spellEnd"/>
-      <w:r>
-        <w:rPr>
-          <w:color w:val="000000"/>
-          <w:sz w:val="28"/>
-          <w:szCs w:val="28"/>
-          <w:lang w:val="en-US"/>
-        </w:rPr>
-        <w:t>(() =&gt;</w:t>
-      </w:r>
-    </w:p>
-    <w:p>
-      <w:pPr>
-        <w:pStyle w:val="aa"/>
-        <w:spacing w:before="0" w:beforeAutospacing="0" w:after="0" w:afterAutospacing="0"/>
-        <w:ind w:firstLine="709"/>
-        <w:jc w:val="both"/>
-        <w:rPr>
-          <w:color w:val="000000"/>
-          <w:sz w:val="28"/>
-          <w:szCs w:val="28"/>
-          <w:lang w:val="en-US"/>
-        </w:rPr>
-      </w:pPr>
-      <w:r>
-        <w:rPr>
-          <w:color w:val="000000"/>
-          <w:sz w:val="28"/>
-          <w:szCs w:val="28"/>
-          <w:lang w:val="en-US"/>
-        </w:rPr>
-        <w:t xml:space="preserve">         {</w:t>
-      </w:r>
-    </w:p>
-    <w:p>
-      <w:pPr>
-        <w:pStyle w:val="aa"/>
-        <w:spacing w:before="0" w:beforeAutospacing="0" w:after="0" w:afterAutospacing="0"/>
-        <w:ind w:firstLine="709"/>
-        <w:jc w:val="both"/>
-        <w:rPr>
-          <w:color w:val="000000"/>
-          <w:sz w:val="28"/>
-          <w:szCs w:val="28"/>
-          <w:lang w:val="en-US"/>
-        </w:rPr>
-      </w:pPr>
-      <w:r>
-        <w:rPr>
-          <w:color w:val="000000"/>
-          <w:sz w:val="28"/>
-          <w:szCs w:val="28"/>
-          <w:lang w:val="en-US"/>
-        </w:rPr>
-        <w:t xml:space="preserve">             </w:t>
-      </w:r>
-      <w:proofErr w:type="spellStart"/>
-      <w:r>
-        <w:rPr>
-          <w:color w:val="000000"/>
-          <w:sz w:val="28"/>
-          <w:szCs w:val="28"/>
-          <w:lang w:val="en-US"/>
-        </w:rPr>
-        <w:t>Thread.Sleep</w:t>
-      </w:r>
-      <w:proofErr w:type="spellEnd"/>
-      <w:r>
-        <w:rPr>
-          <w:color w:val="000000"/>
-          <w:sz w:val="28"/>
-          <w:szCs w:val="28"/>
-          <w:lang w:val="en-US"/>
-        </w:rPr>
-        <w:t>(2000);</w:t>
-      </w:r>
-    </w:p>
-    <w:p>
-      <w:pPr>
-        <w:pStyle w:val="aa"/>
-        <w:spacing w:before="0" w:beforeAutospacing="0" w:after="0" w:afterAutospacing="0"/>
-        <w:ind w:firstLine="709"/>
-        <w:jc w:val="both"/>
-        <w:rPr>
-          <w:color w:val="000000"/>
-          <w:sz w:val="28"/>
-          <w:szCs w:val="28"/>
-          <w:lang w:val="en-US"/>
-        </w:rPr>
-      </w:pPr>
-      <w:r>
-        <w:rPr>
-          <w:color w:val="000000"/>
-          <w:sz w:val="28"/>
-          <w:szCs w:val="28"/>
-          <w:lang w:val="en-US"/>
-        </w:rPr>
-        <w:t xml:space="preserve">             return _</w:t>
-      </w:r>
-      <w:proofErr w:type="spellStart"/>
-      <w:r>
-        <w:rPr>
-          <w:color w:val="000000"/>
-          <w:sz w:val="28"/>
-          <w:szCs w:val="28"/>
-          <w:lang w:val="en-US"/>
-        </w:rPr>
-        <w:t>clientService.GetClients</w:t>
-      </w:r>
-      <w:proofErr w:type="spellEnd"/>
-      <w:r>
-        <w:rPr>
-          <w:color w:val="000000"/>
-          <w:sz w:val="28"/>
-          <w:szCs w:val="28"/>
-          <w:lang w:val="en-US"/>
-        </w:rPr>
-        <w:t>();</w:t>
-      </w:r>
-    </w:p>
-    <w:p>
-      <w:pPr>
-        <w:pStyle w:val="aa"/>
-        <w:spacing w:before="0" w:beforeAutospacing="0" w:after="0" w:afterAutospacing="0"/>
-        <w:ind w:firstLine="709"/>
-        <w:jc w:val="both"/>
-        <w:rPr>
-          <w:color w:val="000000"/>
-          <w:sz w:val="28"/>
-          <w:szCs w:val="28"/>
-          <w:lang w:val="en-US"/>
-        </w:rPr>
-      </w:pPr>
-      <w:r>
-        <w:rPr>
-          <w:color w:val="000000"/>
-          <w:sz w:val="28"/>
-          <w:szCs w:val="28"/>
-          <w:lang w:val="en-US"/>
-        </w:rPr>
-        <w:t xml:space="preserve">         });</w:t>
-      </w:r>
-    </w:p>
-    <w:p>
-      <w:pPr>
-        <w:pStyle w:val="aa"/>
-        <w:spacing w:before="0" w:beforeAutospacing="0" w:after="0" w:afterAutospacing="0"/>
-        <w:ind w:firstLine="709"/>
-        <w:jc w:val="both"/>
-        <w:rPr>
-          <w:color w:val="000000"/>
-          <w:sz w:val="28"/>
-          <w:szCs w:val="28"/>
-          <w:lang w:val="en-US"/>
-        </w:rPr>
-      </w:pPr>
-    </w:p>
-    <w:p>
-      <w:pPr>
-        <w:pStyle w:val="aa"/>
-        <w:spacing w:before="0" w:beforeAutospacing="0" w:after="0" w:afterAutospacing="0"/>
-        <w:ind w:firstLine="709"/>
-        <w:jc w:val="both"/>
-        <w:rPr>
-          <w:color w:val="000000"/>
-          <w:sz w:val="28"/>
-          <w:szCs w:val="28"/>
-          <w:lang w:val="en-US"/>
-        </w:rPr>
-      </w:pPr>
-      <w:r>
-        <w:rPr>
-          <w:color w:val="000000"/>
-          <w:sz w:val="28"/>
-          <w:szCs w:val="28"/>
-          <w:lang w:val="en-US"/>
-        </w:rPr>
-        <w:lastRenderedPageBreak/>
-        <w:t xml:space="preserve">         </w:t>
-      </w:r>
-      <w:proofErr w:type="spellStart"/>
-      <w:r>
-        <w:rPr>
-          <w:color w:val="000000"/>
-          <w:sz w:val="28"/>
-          <w:szCs w:val="28"/>
-          <w:lang w:val="en-US"/>
-        </w:rPr>
-        <w:t>Clients.Clear</w:t>
-      </w:r>
-      <w:proofErr w:type="spellEnd"/>
-      <w:r>
-        <w:rPr>
-          <w:color w:val="000000"/>
-          <w:sz w:val="28"/>
-          <w:szCs w:val="28"/>
-          <w:lang w:val="en-US"/>
-        </w:rPr>
-        <w:t>();</w:t>
-      </w:r>
-    </w:p>
-    <w:p>
-      <w:pPr>
-        <w:pStyle w:val="aa"/>
-        <w:spacing w:before="0" w:beforeAutospacing="0" w:after="0" w:afterAutospacing="0"/>
-        <w:ind w:firstLine="709"/>
-        <w:jc w:val="both"/>
-        <w:rPr>
-          <w:color w:val="000000"/>
-          <w:sz w:val="28"/>
-          <w:szCs w:val="28"/>
-          <w:lang w:val="en-US"/>
-        </w:rPr>
-      </w:pPr>
-      <w:r>
-        <w:rPr>
-          <w:color w:val="000000"/>
-          <w:sz w:val="28"/>
-          <w:szCs w:val="28"/>
-          <w:lang w:val="en-US"/>
-        </w:rPr>
-        <w:t xml:space="preserve">         foreach (var c in clients)</w:t>
-      </w:r>
-    </w:p>
-    <w:p>
-      <w:pPr>
-        <w:pStyle w:val="aa"/>
-        <w:spacing w:before="0" w:beforeAutospacing="0" w:after="0" w:afterAutospacing="0"/>
-        <w:ind w:firstLine="709"/>
-        <w:jc w:val="both"/>
-        <w:rPr>
-          <w:color w:val="000000"/>
-          <w:sz w:val="28"/>
-          <w:szCs w:val="28"/>
-          <w:lang w:val="en-US"/>
-        </w:rPr>
-      </w:pPr>
-      <w:r>
-        <w:rPr>
-          <w:color w:val="000000"/>
-          <w:sz w:val="28"/>
-          <w:szCs w:val="28"/>
-          <w:lang w:val="en-US"/>
-        </w:rPr>
-        <w:t xml:space="preserve">             </w:t>
-      </w:r>
-      <w:proofErr w:type="spellStart"/>
-      <w:r>
-        <w:rPr>
-          <w:color w:val="000000"/>
-          <w:sz w:val="28"/>
-          <w:szCs w:val="28"/>
-          <w:lang w:val="en-US"/>
-        </w:rPr>
-        <w:t>Clients.Add</w:t>
-      </w:r>
-      <w:proofErr w:type="spellEnd"/>
-      <w:r>
-        <w:rPr>
-          <w:color w:val="000000"/>
-          <w:sz w:val="28"/>
-          <w:szCs w:val="28"/>
-          <w:lang w:val="en-US"/>
-        </w:rPr>
-        <w:t>(c);</w:t>
-      </w:r>
-    </w:p>
-    <w:p>
-      <w:pPr>
-        <w:pStyle w:val="aa"/>
-        <w:spacing w:before="0" w:beforeAutospacing="0" w:after="0" w:afterAutospacing="0"/>
-        <w:ind w:firstLine="709"/>
-        <w:jc w:val="both"/>
-        <w:rPr>
-          <w:color w:val="000000"/>
-          <w:sz w:val="28"/>
-          <w:szCs w:val="28"/>
-          <w:lang w:val="en-US"/>
-        </w:rPr>
-      </w:pPr>
-      <w:r>
-        <w:rPr>
-          <w:color w:val="000000"/>
-          <w:sz w:val="28"/>
-          <w:szCs w:val="28"/>
-          <w:lang w:val="en-US"/>
-        </w:rPr>
-        <w:t xml:space="preserve">         </w:t>
-      </w:r>
-      <w:proofErr w:type="spellStart"/>
-      <w:r>
-        <w:rPr>
-          <w:color w:val="000000"/>
-          <w:sz w:val="28"/>
-          <w:szCs w:val="28"/>
-          <w:lang w:val="en-US"/>
-        </w:rPr>
-        <w:t>IsLoading</w:t>
-      </w:r>
-      <w:proofErr w:type="spellEnd"/>
-      <w:r>
-        <w:rPr>
-          <w:color w:val="000000"/>
-          <w:sz w:val="28"/>
-          <w:szCs w:val="28"/>
-          <w:lang w:val="en-US"/>
-        </w:rPr>
-        <w:t xml:space="preserve"> = false;</w:t>
-      </w:r>
-    </w:p>
-    <w:p>
-      <w:pPr>
-        <w:pStyle w:val="aa"/>
-        <w:spacing w:before="0" w:beforeAutospacing="0" w:after="0" w:afterAutospacing="0"/>
-        <w:ind w:firstLine="709"/>
-        <w:jc w:val="both"/>
-        <w:rPr>
-          <w:color w:val="000000"/>
-          <w:sz w:val="28"/>
-          <w:szCs w:val="28"/>
-          <w:lang w:val="en-US"/>
-        </w:rPr>
-      </w:pPr>
-      <w:r>
-        <w:rPr>
-          <w:color w:val="000000"/>
-          <w:sz w:val="28"/>
-          <w:szCs w:val="28"/>
-          <w:lang w:val="en-US"/>
-        </w:rPr>
-        <w:t xml:space="preserve">     }</w:t>
-      </w:r>
-    </w:p>
-    <w:p>
-      <w:pPr>
-        <w:pStyle w:val="aa"/>
-        <w:spacing w:before="0" w:beforeAutospacing="0" w:after="0" w:afterAutospacing="0"/>
-        <w:ind w:firstLine="709"/>
-        <w:jc w:val="both"/>
-        <w:rPr>
-          <w:color w:val="000000"/>
-          <w:sz w:val="28"/>
-          <w:szCs w:val="28"/>
-          <w:lang w:val="en-US"/>
-        </w:rPr>
-      </w:pPr>
-      <w:r>
-        <w:rPr>
-          <w:color w:val="000000"/>
-          <w:sz w:val="28"/>
-          <w:szCs w:val="28"/>
-          <w:lang w:val="en-US"/>
-        </w:rPr>
-        <w:t xml:space="preserve">     public </w:t>
-      </w:r>
-      <w:proofErr w:type="spellStart"/>
-      <w:r>
-        <w:rPr>
-          <w:color w:val="000000"/>
-          <w:sz w:val="28"/>
-          <w:szCs w:val="28"/>
-          <w:lang w:val="en-US"/>
-        </w:rPr>
-        <w:t>ClientModel</w:t>
-      </w:r>
-      <w:proofErr w:type="spellEnd"/>
-      <w:r>
-        <w:rPr>
-          <w:color w:val="000000"/>
-          <w:sz w:val="28"/>
-          <w:szCs w:val="28"/>
-          <w:lang w:val="en-US"/>
-        </w:rPr>
-        <w:t xml:space="preserve"> </w:t>
-      </w:r>
-      <w:proofErr w:type="spellStart"/>
-      <w:r>
-        <w:rPr>
-          <w:color w:val="000000"/>
-          <w:sz w:val="28"/>
-          <w:szCs w:val="28"/>
-          <w:lang w:val="en-US"/>
-        </w:rPr>
-        <w:t>SelectedClient</w:t>
-      </w:r>
-      <w:proofErr w:type="spellEnd"/>
-    </w:p>
-    <w:p>
-      <w:pPr>
-        <w:pStyle w:val="aa"/>
-        <w:spacing w:before="0" w:beforeAutospacing="0" w:after="0" w:afterAutospacing="0"/>
-        <w:ind w:firstLine="709"/>
-        <w:jc w:val="both"/>
-        <w:rPr>
-          <w:color w:val="000000"/>
-          <w:sz w:val="28"/>
-          <w:szCs w:val="28"/>
-          <w:lang w:val="en-US"/>
-        </w:rPr>
-      </w:pPr>
-      <w:r>
-        <w:rPr>
-          <w:color w:val="000000"/>
-          <w:sz w:val="28"/>
-          <w:szCs w:val="28"/>
-          <w:lang w:val="en-US"/>
-        </w:rPr>
-        <w:t xml:space="preserve">     {</w:t>
-      </w:r>
-    </w:p>
-    <w:p>
-      <w:pPr>
-        <w:pStyle w:val="aa"/>
-        <w:spacing w:before="0" w:beforeAutospacing="0" w:after="0" w:afterAutospacing="0"/>
-        <w:ind w:firstLine="709"/>
-        <w:jc w:val="both"/>
-        <w:rPr>
-          <w:color w:val="000000"/>
-          <w:sz w:val="28"/>
-          <w:szCs w:val="28"/>
-          <w:lang w:val="en-US"/>
-        </w:rPr>
-      </w:pPr>
-      <w:r>
-        <w:rPr>
-          <w:color w:val="000000"/>
-          <w:sz w:val="28"/>
-          <w:szCs w:val="28"/>
-          <w:lang w:val="en-US"/>
-        </w:rPr>
-        <w:t xml:space="preserve">         get =&gt; _</w:t>
-      </w:r>
-      <w:proofErr w:type="spellStart"/>
-      <w:r>
-        <w:rPr>
-          <w:color w:val="000000"/>
-          <w:sz w:val="28"/>
-          <w:szCs w:val="28"/>
-          <w:lang w:val="en-US"/>
-        </w:rPr>
-        <w:t>selectedClient</w:t>
-      </w:r>
-      <w:proofErr w:type="spellEnd"/>
-      <w:r>
-        <w:rPr>
-          <w:color w:val="000000"/>
-          <w:sz w:val="28"/>
-          <w:szCs w:val="28"/>
-          <w:lang w:val="en-US"/>
-        </w:rPr>
-        <w:t>;</w:t>
-      </w:r>
-    </w:p>
-    <w:p>
-      <w:pPr>
-        <w:pStyle w:val="aa"/>
-        <w:spacing w:before="0" w:beforeAutospacing="0" w:after="0" w:afterAutospacing="0"/>
-        <w:ind w:firstLine="709"/>
-        <w:jc w:val="both"/>
-        <w:rPr>
-          <w:color w:val="000000"/>
-          <w:sz w:val="28"/>
-          <w:szCs w:val="28"/>
-          <w:lang w:val="en-US"/>
-        </w:rPr>
-      </w:pPr>
-      <w:r>
-        <w:rPr>
-          <w:color w:val="000000"/>
-          <w:sz w:val="28"/>
-          <w:szCs w:val="28"/>
-          <w:lang w:val="en-US"/>
-        </w:rPr>
-        <w:t xml:space="preserve">         set</w:t>
-      </w:r>
-    </w:p>
-    <w:p>
-      <w:pPr>
-        <w:pStyle w:val="aa"/>
-        <w:spacing w:before="0" w:beforeAutospacing="0" w:after="0" w:afterAutospacing="0"/>
-        <w:ind w:firstLine="709"/>
-        <w:jc w:val="both"/>
-        <w:rPr>
-          <w:color w:val="000000"/>
-          <w:sz w:val="28"/>
-          <w:szCs w:val="28"/>
-          <w:lang w:val="en-US"/>
-        </w:rPr>
-      </w:pPr>
-      <w:r>
-        <w:rPr>
-          <w:color w:val="000000"/>
-          <w:sz w:val="28"/>
-          <w:szCs w:val="28"/>
-          <w:lang w:val="en-US"/>
-        </w:rPr>
-        <w:t xml:space="preserve">         {</w:t>
-      </w:r>
-    </w:p>
-    <w:p>
-      <w:pPr>
-        <w:pStyle w:val="aa"/>
-        <w:spacing w:before="0" w:beforeAutospacing="0" w:after="0" w:afterAutospacing="0"/>
-        <w:ind w:firstLine="709"/>
-        <w:jc w:val="both"/>
-        <w:rPr>
-          <w:color w:val="000000"/>
-          <w:sz w:val="28"/>
-          <w:szCs w:val="28"/>
-          <w:lang w:val="en-US"/>
-        </w:rPr>
-      </w:pPr>
-      <w:r>
-        <w:rPr>
-          <w:color w:val="000000"/>
-          <w:sz w:val="28"/>
-          <w:szCs w:val="28"/>
-          <w:lang w:val="en-US"/>
-        </w:rPr>
-        <w:t xml:space="preserve">             _</w:t>
-      </w:r>
-      <w:proofErr w:type="spellStart"/>
-      <w:r>
-        <w:rPr>
-          <w:color w:val="000000"/>
-          <w:sz w:val="28"/>
-          <w:szCs w:val="28"/>
-          <w:lang w:val="en-US"/>
-        </w:rPr>
-        <w:t>selectedClient</w:t>
-      </w:r>
-      <w:proofErr w:type="spellEnd"/>
-      <w:r>
-        <w:rPr>
-          <w:color w:val="000000"/>
-          <w:sz w:val="28"/>
-          <w:szCs w:val="28"/>
-          <w:lang w:val="en-US"/>
-        </w:rPr>
-        <w:t xml:space="preserve"> = value;</w:t>
-      </w:r>
-    </w:p>
-    <w:p>
-      <w:pPr>
-        <w:pStyle w:val="aa"/>
-        <w:spacing w:before="0" w:beforeAutospacing="0" w:after="0" w:afterAutospacing="0"/>
-        <w:ind w:firstLine="709"/>
-        <w:jc w:val="both"/>
-        <w:rPr>
-          <w:color w:val="000000"/>
-          <w:sz w:val="28"/>
-          <w:szCs w:val="28"/>
-          <w:lang w:val="en-US"/>
-        </w:rPr>
-      </w:pPr>
-      <w:r>
-        <w:rPr>
-          <w:color w:val="000000"/>
-          <w:sz w:val="28"/>
-          <w:szCs w:val="28"/>
-          <w:lang w:val="en-US"/>
-        </w:rPr>
-        <w:t xml:space="preserve">             </w:t>
-      </w:r>
-      <w:proofErr w:type="spellStart"/>
-      <w:r>
-        <w:rPr>
-          <w:color w:val="000000"/>
-          <w:sz w:val="28"/>
-          <w:szCs w:val="28"/>
-          <w:lang w:val="en-US"/>
-        </w:rPr>
-        <w:t>OnPropertyChanged</w:t>
-      </w:r>
-      <w:proofErr w:type="spellEnd"/>
-      <w:r>
-        <w:rPr>
-          <w:color w:val="000000"/>
-          <w:sz w:val="28"/>
-          <w:szCs w:val="28"/>
-          <w:lang w:val="en-US"/>
-        </w:rPr>
-        <w:t>(</w:t>
-      </w:r>
-      <w:proofErr w:type="spellStart"/>
-      <w:proofErr w:type="gramStart"/>
-      <w:r>
-        <w:rPr>
-          <w:color w:val="000000"/>
-          <w:sz w:val="28"/>
-          <w:szCs w:val="28"/>
-          <w:lang w:val="en-US"/>
-        </w:rPr>
-        <w:t>nameof</w:t>
-      </w:r>
-      <w:proofErr w:type="spellEnd"/>
-      <w:r>
-        <w:rPr>
-          <w:color w:val="000000"/>
-          <w:sz w:val="28"/>
-          <w:szCs w:val="28"/>
-          <w:lang w:val="en-US"/>
-        </w:rPr>
-        <w:t>(</w:t>
-      </w:r>
-      <w:proofErr w:type="spellStart"/>
-      <w:proofErr w:type="gramEnd"/>
-      <w:r>
-        <w:rPr>
-          <w:color w:val="000000"/>
-          <w:sz w:val="28"/>
-          <w:szCs w:val="28"/>
-          <w:lang w:val="en-US"/>
-        </w:rPr>
-        <w:t>SelectedClient</w:t>
-      </w:r>
-      <w:proofErr w:type="spellEnd"/>
-      <w:r>
-        <w:rPr>
-          <w:color w:val="000000"/>
-          <w:sz w:val="28"/>
-          <w:szCs w:val="28"/>
-          <w:lang w:val="en-US"/>
-        </w:rPr>
-        <w:t>));</w:t>
-      </w:r>
-    </w:p>
-    <w:p>
-      <w:pPr>
-        <w:pStyle w:val="aa"/>
-        <w:spacing w:before="0" w:beforeAutospacing="0" w:after="0" w:afterAutospacing="0"/>
-        <w:ind w:firstLine="709"/>
-        <w:jc w:val="both"/>
-        <w:rPr>
-          <w:color w:val="000000"/>
-          <w:sz w:val="28"/>
-          <w:szCs w:val="28"/>
-          <w:lang w:val="en-US"/>
-        </w:rPr>
-      </w:pPr>
-      <w:r>
-        <w:rPr>
-          <w:color w:val="000000"/>
-          <w:sz w:val="28"/>
-          <w:szCs w:val="28"/>
-          <w:lang w:val="en-US"/>
-        </w:rPr>
-        <w:t xml:space="preserve">             </w:t>
-      </w:r>
-      <w:proofErr w:type="spellStart"/>
-      <w:r>
-        <w:rPr>
-          <w:color w:val="000000"/>
-          <w:sz w:val="28"/>
-          <w:szCs w:val="28"/>
-          <w:lang w:val="en-US"/>
-        </w:rPr>
-        <w:t>CommandManager.InvalidateRequerySuggested</w:t>
-      </w:r>
-      <w:proofErr w:type="spellEnd"/>
-      <w:r>
-        <w:rPr>
-          <w:color w:val="000000"/>
-          <w:sz w:val="28"/>
-          <w:szCs w:val="28"/>
-          <w:lang w:val="en-US"/>
-        </w:rPr>
-        <w:t>();</w:t>
-      </w:r>
-    </w:p>
-    <w:p>
-      <w:pPr>
-        <w:pStyle w:val="aa"/>
-        <w:spacing w:before="0" w:beforeAutospacing="0" w:after="0" w:afterAutospacing="0"/>
-        <w:ind w:firstLine="709"/>
-        <w:jc w:val="both"/>
-        <w:rPr>
-          <w:color w:val="000000"/>
-          <w:sz w:val="28"/>
-          <w:szCs w:val="28"/>
-          <w:lang w:val="en-US"/>
-        </w:rPr>
-      </w:pPr>
-      <w:r>
-        <w:rPr>
-          <w:color w:val="000000"/>
-          <w:sz w:val="28"/>
-          <w:szCs w:val="28"/>
-          <w:lang w:val="en-US"/>
-        </w:rPr>
-        <w:t xml:space="preserve">         }</w:t>
-      </w:r>
-    </w:p>
-    <w:p>
-      <w:pPr>
-        <w:pStyle w:val="aa"/>
-        <w:spacing w:before="0" w:beforeAutospacing="0" w:after="0" w:afterAutospacing="0"/>
-        <w:ind w:firstLine="709"/>
-        <w:jc w:val="both"/>
-        <w:rPr>
-          <w:color w:val="000000"/>
-          <w:sz w:val="28"/>
-          <w:szCs w:val="28"/>
-          <w:lang w:val="en-US"/>
-        </w:rPr>
-      </w:pPr>
-      <w:r>
-        <w:rPr>
-          <w:color w:val="000000"/>
-          <w:sz w:val="28"/>
-          <w:szCs w:val="28"/>
-          <w:lang w:val="en-US"/>
-        </w:rPr>
-        <w:t xml:space="preserve">     }</w:t>
-      </w:r>
-    </w:p>
-    <w:p>
-      <w:pPr>
-        <w:pStyle w:val="aa"/>
-        <w:spacing w:before="0" w:beforeAutospacing="0" w:after="0" w:afterAutospacing="0"/>
-        <w:ind w:firstLine="709"/>
-        <w:jc w:val="both"/>
-        <w:rPr>
-          <w:color w:val="000000"/>
-          <w:sz w:val="28"/>
-          <w:szCs w:val="28"/>
-          <w:lang w:val="en-US"/>
-        </w:rPr>
-      </w:pPr>
-      <w:r>
-        <w:rPr>
-          <w:color w:val="000000"/>
-          <w:sz w:val="28"/>
-          <w:szCs w:val="28"/>
-          <w:lang w:val="en-US"/>
-        </w:rPr>
-        <w:t xml:space="preserve">     public </w:t>
-      </w:r>
-      <w:proofErr w:type="spellStart"/>
-      <w:r>
-        <w:rPr>
-          <w:color w:val="000000"/>
-          <w:sz w:val="28"/>
-          <w:szCs w:val="28"/>
-          <w:lang w:val="en-US"/>
-        </w:rPr>
-        <w:t>ICommand</w:t>
-      </w:r>
-      <w:proofErr w:type="spellEnd"/>
-      <w:r>
-        <w:rPr>
-          <w:color w:val="000000"/>
-          <w:sz w:val="28"/>
-          <w:szCs w:val="28"/>
-          <w:lang w:val="en-US"/>
-        </w:rPr>
-        <w:t xml:space="preserve"> </w:t>
-      </w:r>
-      <w:proofErr w:type="spellStart"/>
-      <w:r>
-        <w:rPr>
-          <w:color w:val="000000"/>
-          <w:sz w:val="28"/>
-          <w:szCs w:val="28"/>
-          <w:lang w:val="en-US"/>
-        </w:rPr>
-        <w:t>AddClientCommand</w:t>
-      </w:r>
-      <w:proofErr w:type="spellEnd"/>
-      <w:r>
-        <w:rPr>
-          <w:color w:val="000000"/>
-          <w:sz w:val="28"/>
-          <w:szCs w:val="28"/>
-          <w:lang w:val="en-US"/>
-        </w:rPr>
-        <w:t xml:space="preserve"> </w:t>
-      </w:r>
-      <w:proofErr w:type="gramStart"/>
-      <w:r>
-        <w:rPr>
-          <w:color w:val="000000"/>
-          <w:sz w:val="28"/>
-          <w:szCs w:val="28"/>
-          <w:lang w:val="en-US"/>
-        </w:rPr>
-        <w:t>{ get</w:t>
-      </w:r>
-      <w:proofErr w:type="gramEnd"/>
-      <w:r>
-        <w:rPr>
-          <w:color w:val="000000"/>
-          <w:sz w:val="28"/>
-          <w:szCs w:val="28"/>
-          <w:lang w:val="en-US"/>
-        </w:rPr>
-        <w:t>; }</w:t>
-      </w:r>
-    </w:p>
-    <w:p>
-      <w:pPr>
-        <w:pStyle w:val="aa"/>
-        <w:spacing w:before="0" w:beforeAutospacing="0" w:after="0" w:afterAutospacing="0"/>
-        <w:ind w:firstLine="709"/>
-        <w:jc w:val="both"/>
-        <w:rPr>
-          <w:color w:val="000000"/>
-          <w:sz w:val="28"/>
-          <w:szCs w:val="28"/>
-          <w:lang w:val="en-US"/>
-        </w:rPr>
-      </w:pPr>
-      <w:r>
-        <w:rPr>
-          <w:color w:val="000000"/>
-          <w:sz w:val="28"/>
-          <w:szCs w:val="28"/>
-          <w:lang w:val="en-US"/>
-        </w:rPr>
-        <w:t xml:space="preserve">     public </w:t>
-      </w:r>
-      <w:proofErr w:type="spellStart"/>
-      <w:r>
-        <w:rPr>
-          <w:color w:val="000000"/>
-          <w:sz w:val="28"/>
-          <w:szCs w:val="28"/>
-          <w:lang w:val="en-US"/>
-        </w:rPr>
-        <w:t>ICommand</w:t>
-      </w:r>
-      <w:proofErr w:type="spellEnd"/>
-      <w:r>
-        <w:rPr>
-          <w:color w:val="000000"/>
-          <w:sz w:val="28"/>
-          <w:szCs w:val="28"/>
-          <w:lang w:val="en-US"/>
-        </w:rPr>
-        <w:t xml:space="preserve"> </w:t>
-      </w:r>
-      <w:proofErr w:type="spellStart"/>
-      <w:r>
-        <w:rPr>
-          <w:color w:val="000000"/>
-          <w:sz w:val="28"/>
-          <w:szCs w:val="28"/>
-          <w:lang w:val="en-US"/>
-        </w:rPr>
-        <w:t>DeleteClientCommand</w:t>
-      </w:r>
-      <w:proofErr w:type="spellEnd"/>
-      <w:r>
-        <w:rPr>
-          <w:color w:val="000000"/>
-          <w:sz w:val="28"/>
-          <w:szCs w:val="28"/>
-          <w:lang w:val="en-US"/>
-        </w:rPr>
-        <w:t xml:space="preserve"> </w:t>
-      </w:r>
-      <w:proofErr w:type="gramStart"/>
-      <w:r>
-        <w:rPr>
-          <w:color w:val="000000"/>
-          <w:sz w:val="28"/>
-          <w:szCs w:val="28"/>
-          <w:lang w:val="en-US"/>
-        </w:rPr>
-        <w:t>{ get</w:t>
-      </w:r>
-      <w:proofErr w:type="gramEnd"/>
-      <w:r>
-        <w:rPr>
-          <w:color w:val="000000"/>
-          <w:sz w:val="28"/>
-          <w:szCs w:val="28"/>
-          <w:lang w:val="en-US"/>
-        </w:rPr>
-        <w:t>; }</w:t>
-      </w:r>
-    </w:p>
-    <w:p>
-      <w:pPr>
-        <w:pStyle w:val="aa"/>
-        <w:spacing w:before="0" w:beforeAutospacing="0" w:after="0" w:afterAutospacing="0"/>
-        <w:ind w:firstLine="709"/>
-        <w:jc w:val="both"/>
-        <w:rPr>
-          <w:color w:val="000000"/>
-          <w:sz w:val="28"/>
-          <w:szCs w:val="28"/>
-          <w:lang w:val="en-US"/>
-        </w:rPr>
-      </w:pPr>
-      <w:r>
-        <w:rPr>
-          <w:color w:val="000000"/>
-          <w:sz w:val="28"/>
-          <w:szCs w:val="28"/>
-          <w:lang w:val="en-US"/>
-        </w:rPr>
-        <w:t xml:space="preserve">     public </w:t>
-      </w:r>
-      <w:proofErr w:type="spellStart"/>
-      <w:r>
-        <w:rPr>
-          <w:color w:val="000000"/>
-          <w:sz w:val="28"/>
-          <w:szCs w:val="28"/>
-          <w:lang w:val="en-US"/>
-        </w:rPr>
-        <w:t>ICommand</w:t>
-      </w:r>
-      <w:proofErr w:type="spellEnd"/>
-      <w:r>
-        <w:rPr>
-          <w:color w:val="000000"/>
-          <w:sz w:val="28"/>
-          <w:szCs w:val="28"/>
-          <w:lang w:val="en-US"/>
-        </w:rPr>
-        <w:t xml:space="preserve"> </w:t>
-      </w:r>
-      <w:proofErr w:type="spellStart"/>
-      <w:r>
-        <w:rPr>
-          <w:color w:val="000000"/>
-          <w:sz w:val="28"/>
-          <w:szCs w:val="28"/>
-          <w:lang w:val="en-US"/>
-        </w:rPr>
-        <w:t>EditClientCommand</w:t>
-      </w:r>
-      <w:proofErr w:type="spellEnd"/>
-      <w:r>
-        <w:rPr>
-          <w:color w:val="000000"/>
-          <w:sz w:val="28"/>
-          <w:szCs w:val="28"/>
-          <w:lang w:val="en-US"/>
-        </w:rPr>
-        <w:t xml:space="preserve"> </w:t>
-      </w:r>
-      <w:proofErr w:type="gramStart"/>
-      <w:r>
-        <w:rPr>
-          <w:color w:val="000000"/>
-          <w:sz w:val="28"/>
-          <w:szCs w:val="28"/>
-          <w:lang w:val="en-US"/>
-        </w:rPr>
-        <w:t>{ get</w:t>
-      </w:r>
-      <w:proofErr w:type="gramEnd"/>
-      <w:r>
-        <w:rPr>
-          <w:color w:val="000000"/>
-          <w:sz w:val="28"/>
-          <w:szCs w:val="28"/>
-          <w:lang w:val="en-US"/>
-        </w:rPr>
-        <w:t>; }</w:t>
-      </w:r>
-    </w:p>
-    <w:p>
-      <w:pPr>
-        <w:pStyle w:val="aa"/>
-        <w:spacing w:before="0" w:beforeAutospacing="0" w:after="0" w:afterAutospacing="0"/>
-        <w:ind w:firstLine="709"/>
-        <w:jc w:val="both"/>
-        <w:rPr>
-          <w:color w:val="000000"/>
-          <w:sz w:val="28"/>
-          <w:szCs w:val="28"/>
-          <w:lang w:val="en-US"/>
-        </w:rPr>
-      </w:pPr>
-      <w:r>
-        <w:rPr>
-          <w:color w:val="000000"/>
-          <w:sz w:val="28"/>
-          <w:szCs w:val="28"/>
-          <w:lang w:val="en-US"/>
-        </w:rPr>
-        <w:t xml:space="preserve">     public </w:t>
-      </w:r>
-      <w:proofErr w:type="spellStart"/>
-      <w:proofErr w:type="gramStart"/>
-      <w:r>
-        <w:rPr>
-          <w:color w:val="000000"/>
-          <w:sz w:val="28"/>
-          <w:szCs w:val="28"/>
-          <w:lang w:val="en-US"/>
-        </w:rPr>
-        <w:t>MainVM</w:t>
-      </w:r>
-      <w:proofErr w:type="spellEnd"/>
-      <w:r>
-        <w:rPr>
-          <w:color w:val="000000"/>
-          <w:sz w:val="28"/>
-          <w:szCs w:val="28"/>
-          <w:lang w:val="en-US"/>
-        </w:rPr>
-        <w:t>(</w:t>
-      </w:r>
-      <w:proofErr w:type="gramEnd"/>
-      <w:r>
-        <w:rPr>
-          <w:color w:val="000000"/>
-          <w:sz w:val="28"/>
-          <w:szCs w:val="28"/>
-          <w:lang w:val="en-US"/>
-        </w:rPr>
-        <w:t>)</w:t>
-      </w:r>
-    </w:p>
-    <w:p>
-      <w:pPr>
-        <w:pStyle w:val="aa"/>
-        <w:spacing w:before="0" w:beforeAutospacing="0" w:after="0" w:afterAutospacing="0"/>
-        <w:ind w:firstLine="709"/>
-        <w:jc w:val="both"/>
-        <w:rPr>
-          <w:color w:val="000000"/>
-          <w:sz w:val="28"/>
-          <w:szCs w:val="28"/>
-          <w:lang w:val="en-US"/>
-        </w:rPr>
-      </w:pPr>
-      <w:r>
-        <w:rPr>
-          <w:color w:val="000000"/>
-          <w:sz w:val="28"/>
-          <w:szCs w:val="28"/>
-          <w:lang w:val="en-US"/>
-        </w:rPr>
-        <w:t xml:space="preserve">     {</w:t>
-      </w:r>
-    </w:p>
-    <w:p>
-      <w:pPr>
-        <w:pStyle w:val="aa"/>
-        <w:spacing w:before="0" w:beforeAutospacing="0" w:after="0" w:afterAutospacing="0"/>
-        <w:ind w:firstLine="709"/>
-        <w:jc w:val="both"/>
-        <w:rPr>
-          <w:color w:val="000000"/>
-          <w:sz w:val="28"/>
-          <w:szCs w:val="28"/>
-          <w:lang w:val="en-US"/>
-        </w:rPr>
-      </w:pPr>
-      <w:r>
-        <w:rPr>
-          <w:color w:val="000000"/>
-          <w:sz w:val="28"/>
-          <w:szCs w:val="28"/>
-          <w:lang w:val="en-US"/>
-        </w:rPr>
-        <w:t xml:space="preserve">         </w:t>
-      </w:r>
-      <w:proofErr w:type="spellStart"/>
-      <w:r>
-        <w:rPr>
-          <w:color w:val="000000"/>
-          <w:sz w:val="28"/>
-          <w:szCs w:val="28"/>
-          <w:lang w:val="en-US"/>
-        </w:rPr>
-        <w:t>AddClientCommand</w:t>
-      </w:r>
-      <w:proofErr w:type="spellEnd"/>
-      <w:r>
-        <w:rPr>
-          <w:color w:val="000000"/>
-          <w:sz w:val="28"/>
-          <w:szCs w:val="28"/>
-          <w:lang w:val="en-US"/>
-        </w:rPr>
-        <w:t xml:space="preserve"> = new </w:t>
-      </w:r>
-      <w:proofErr w:type="spellStart"/>
-      <w:proofErr w:type="gramStart"/>
-      <w:r>
-        <w:rPr>
-          <w:color w:val="000000"/>
-          <w:sz w:val="28"/>
-          <w:szCs w:val="28"/>
-          <w:lang w:val="en-US"/>
-        </w:rPr>
-        <w:t>RelayCommand</w:t>
-      </w:r>
-      <w:proofErr w:type="spellEnd"/>
-      <w:r>
-        <w:rPr>
-          <w:color w:val="000000"/>
-          <w:sz w:val="28"/>
-          <w:szCs w:val="28"/>
-          <w:lang w:val="en-US"/>
-        </w:rPr>
-        <w:t>(</w:t>
-      </w:r>
-      <w:proofErr w:type="gramEnd"/>
-      <w:r>
-        <w:rPr>
-          <w:color w:val="000000"/>
-          <w:sz w:val="28"/>
-          <w:szCs w:val="28"/>
-          <w:lang w:val="en-US"/>
-        </w:rPr>
-        <w:t xml:space="preserve">_ =&gt; </w:t>
-      </w:r>
-      <w:proofErr w:type="spellStart"/>
-      <w:r>
-        <w:rPr>
-          <w:color w:val="000000"/>
-          <w:sz w:val="28"/>
-          <w:szCs w:val="28"/>
-          <w:lang w:val="en-US"/>
-        </w:rPr>
-        <w:t>AddClient</w:t>
-      </w:r>
-      <w:proofErr w:type="spellEnd"/>
-      <w:r>
-        <w:rPr>
-          <w:color w:val="000000"/>
-          <w:sz w:val="28"/>
-          <w:szCs w:val="28"/>
-          <w:lang w:val="en-US"/>
-        </w:rPr>
-        <w:t>());</w:t>
-      </w:r>
-    </w:p>
-    <w:p>
-      <w:pPr>
-        <w:pStyle w:val="aa"/>
-        <w:spacing w:before="0" w:beforeAutospacing="0" w:after="0" w:afterAutospacing="0"/>
-        <w:ind w:firstLine="709"/>
-        <w:jc w:val="both"/>
-        <w:rPr>
-          <w:color w:val="000000"/>
-          <w:sz w:val="28"/>
-          <w:szCs w:val="28"/>
-          <w:lang w:val="en-US"/>
-        </w:rPr>
-      </w:pPr>
-      <w:r>
-        <w:rPr>
-          <w:color w:val="000000"/>
-          <w:sz w:val="28"/>
-          <w:szCs w:val="28"/>
-          <w:lang w:val="en-US"/>
-        </w:rPr>
-        <w:t xml:space="preserve">         </w:t>
-      </w:r>
-      <w:proofErr w:type="spellStart"/>
-      <w:r>
-        <w:rPr>
-          <w:color w:val="000000"/>
-          <w:sz w:val="28"/>
-          <w:szCs w:val="28"/>
-          <w:lang w:val="en-US"/>
-        </w:rPr>
-        <w:t>DeleteClientCommand</w:t>
-      </w:r>
-      <w:proofErr w:type="spellEnd"/>
-      <w:r>
-        <w:rPr>
-          <w:color w:val="000000"/>
-          <w:sz w:val="28"/>
-          <w:szCs w:val="28"/>
-          <w:lang w:val="en-US"/>
-        </w:rPr>
-        <w:t xml:space="preserve"> = new </w:t>
-      </w:r>
-      <w:proofErr w:type="spellStart"/>
-      <w:proofErr w:type="gramStart"/>
-      <w:r>
-        <w:rPr>
-          <w:color w:val="000000"/>
-          <w:sz w:val="28"/>
-          <w:szCs w:val="28"/>
-          <w:lang w:val="en-US"/>
-        </w:rPr>
-        <w:t>RelayCommand</w:t>
-      </w:r>
-      <w:proofErr w:type="spellEnd"/>
-      <w:r>
-        <w:rPr>
-          <w:color w:val="000000"/>
-          <w:sz w:val="28"/>
-          <w:szCs w:val="28"/>
-          <w:lang w:val="en-US"/>
-        </w:rPr>
-        <w:t>(</w:t>
-      </w:r>
-      <w:proofErr w:type="gramEnd"/>
-      <w:r>
-        <w:rPr>
-          <w:color w:val="000000"/>
-          <w:sz w:val="28"/>
-          <w:szCs w:val="28"/>
-          <w:lang w:val="en-US"/>
-        </w:rPr>
-        <w:t xml:space="preserve">_ =&gt; </w:t>
-      </w:r>
-      <w:proofErr w:type="spellStart"/>
-      <w:r>
-        <w:rPr>
-          <w:color w:val="000000"/>
-          <w:sz w:val="28"/>
-          <w:szCs w:val="28"/>
-          <w:lang w:val="en-US"/>
-        </w:rPr>
-        <w:t>DelClient</w:t>
-      </w:r>
-      <w:proofErr w:type="spellEnd"/>
-      <w:r>
-        <w:rPr>
-          <w:color w:val="000000"/>
-          <w:sz w:val="28"/>
-          <w:szCs w:val="28"/>
-          <w:lang w:val="en-US"/>
-        </w:rPr>
-        <w:t xml:space="preserve">(), _ =&gt; </w:t>
-      </w:r>
-      <w:proofErr w:type="spellStart"/>
-      <w:r>
-        <w:rPr>
-          <w:color w:val="000000"/>
-          <w:sz w:val="28"/>
-          <w:szCs w:val="28"/>
-          <w:lang w:val="en-US"/>
-        </w:rPr>
-        <w:t>SelectedClient</w:t>
-      </w:r>
-      <w:proofErr w:type="spellEnd"/>
-      <w:r>
-        <w:rPr>
-          <w:color w:val="000000"/>
-          <w:sz w:val="28"/>
-          <w:szCs w:val="28"/>
-          <w:lang w:val="en-US"/>
-        </w:rPr>
-        <w:t xml:space="preserve"> != null);</w:t>
-      </w:r>
-    </w:p>
-    <w:p>
-      <w:pPr>
-        <w:pStyle w:val="aa"/>
-        <w:spacing w:before="0" w:beforeAutospacing="0" w:after="0" w:afterAutospacing="0"/>
-        <w:ind w:firstLine="709"/>
-        <w:jc w:val="both"/>
-        <w:rPr>
-          <w:color w:val="000000"/>
-          <w:sz w:val="28"/>
-          <w:szCs w:val="28"/>
-          <w:lang w:val="en-US"/>
-        </w:rPr>
-      </w:pPr>
-      <w:r>
-        <w:rPr>
-          <w:color w:val="000000"/>
-          <w:sz w:val="28"/>
-          <w:szCs w:val="28"/>
-          <w:lang w:val="en-US"/>
-        </w:rPr>
-        <w:t xml:space="preserve">         </w:t>
-      </w:r>
-      <w:proofErr w:type="spellStart"/>
-      <w:r>
-        <w:rPr>
-          <w:color w:val="000000"/>
-          <w:sz w:val="28"/>
-          <w:szCs w:val="28"/>
-          <w:lang w:val="en-US"/>
-        </w:rPr>
-        <w:t>EditClientCommand</w:t>
-      </w:r>
-      <w:proofErr w:type="spellEnd"/>
-      <w:r>
-        <w:rPr>
-          <w:color w:val="000000"/>
-          <w:sz w:val="28"/>
-          <w:szCs w:val="28"/>
-          <w:lang w:val="en-US"/>
-        </w:rPr>
-        <w:t xml:space="preserve"> = new </w:t>
-      </w:r>
-      <w:proofErr w:type="spellStart"/>
-      <w:proofErr w:type="gramStart"/>
-      <w:r>
-        <w:rPr>
-          <w:color w:val="000000"/>
-          <w:sz w:val="28"/>
-          <w:szCs w:val="28"/>
-          <w:lang w:val="en-US"/>
-        </w:rPr>
-        <w:t>RelayCommand</w:t>
-      </w:r>
-      <w:proofErr w:type="spellEnd"/>
-      <w:r>
-        <w:rPr>
-          <w:color w:val="000000"/>
-          <w:sz w:val="28"/>
-          <w:szCs w:val="28"/>
-          <w:lang w:val="en-US"/>
-        </w:rPr>
-        <w:t>(</w:t>
-      </w:r>
-      <w:proofErr w:type="gramEnd"/>
-      <w:r>
-        <w:rPr>
-          <w:color w:val="000000"/>
-          <w:sz w:val="28"/>
-          <w:szCs w:val="28"/>
-          <w:lang w:val="en-US"/>
-        </w:rPr>
-        <w:t xml:space="preserve">_ =&gt; </w:t>
-      </w:r>
-      <w:proofErr w:type="spellStart"/>
-      <w:r>
-        <w:rPr>
-          <w:color w:val="000000"/>
-          <w:sz w:val="28"/>
-          <w:szCs w:val="28"/>
-          <w:lang w:val="en-US"/>
-        </w:rPr>
-        <w:t>EditClient</w:t>
-      </w:r>
-      <w:proofErr w:type="spellEnd"/>
-      <w:r>
-        <w:rPr>
-          <w:color w:val="000000"/>
-          <w:sz w:val="28"/>
-          <w:szCs w:val="28"/>
-          <w:lang w:val="en-US"/>
-        </w:rPr>
-        <w:t xml:space="preserve">(), _ =&gt; </w:t>
-      </w:r>
-      <w:proofErr w:type="spellStart"/>
-      <w:r>
-        <w:rPr>
-          <w:color w:val="000000"/>
-          <w:sz w:val="28"/>
-          <w:szCs w:val="28"/>
-          <w:lang w:val="en-US"/>
-        </w:rPr>
-        <w:t>SelectedClient</w:t>
-      </w:r>
-      <w:proofErr w:type="spellEnd"/>
-      <w:r>
-        <w:rPr>
-          <w:color w:val="000000"/>
-          <w:sz w:val="28"/>
-          <w:szCs w:val="28"/>
-          <w:lang w:val="en-US"/>
-        </w:rPr>
-        <w:t xml:space="preserve"> != null);</w:t>
-      </w:r>
-    </w:p>
-    <w:p>
-      <w:pPr>
-        <w:pStyle w:val="aa"/>
-        <w:spacing w:before="0" w:beforeAutospacing="0" w:after="0" w:afterAutospacing="0"/>
-        <w:ind w:firstLine="709"/>
-        <w:jc w:val="both"/>
-        <w:rPr>
-          <w:color w:val="000000"/>
-          <w:sz w:val="28"/>
-          <w:szCs w:val="28"/>
-          <w:lang w:val="en-US"/>
-        </w:rPr>
-      </w:pPr>
-      <w:r>
-        <w:rPr>
-          <w:color w:val="000000"/>
-          <w:sz w:val="28"/>
-          <w:szCs w:val="28"/>
-          <w:lang w:val="en-US"/>
-        </w:rPr>
-        <w:t xml:space="preserve">         _ = </w:t>
-      </w:r>
-      <w:proofErr w:type="spellStart"/>
-      <w:proofErr w:type="gramStart"/>
-      <w:r>
-        <w:rPr>
-          <w:color w:val="000000"/>
-          <w:sz w:val="28"/>
-          <w:szCs w:val="28"/>
-          <w:lang w:val="en-US"/>
-        </w:rPr>
-        <w:t>LoadClientsAsync</w:t>
-      </w:r>
-      <w:proofErr w:type="spellEnd"/>
-      <w:r>
-        <w:rPr>
-          <w:color w:val="000000"/>
-          <w:sz w:val="28"/>
-          <w:szCs w:val="28"/>
-          <w:lang w:val="en-US"/>
-        </w:rPr>
-        <w:t>(</w:t>
-      </w:r>
-      <w:proofErr w:type="gramEnd"/>
-      <w:r>
-        <w:rPr>
-          <w:color w:val="000000"/>
-          <w:sz w:val="28"/>
-          <w:szCs w:val="28"/>
-          <w:lang w:val="en-US"/>
-        </w:rPr>
-        <w:t>);</w:t>
-      </w:r>
-    </w:p>
-    <w:p>
-      <w:pPr>
-        <w:pStyle w:val="aa"/>
-        <w:spacing w:before="0" w:beforeAutospacing="0" w:after="0" w:afterAutospacing="0"/>
-        <w:ind w:firstLine="709"/>
-        <w:jc w:val="both"/>
-        <w:rPr>
-          <w:color w:val="000000"/>
-          <w:sz w:val="28"/>
-          <w:szCs w:val="28"/>
-          <w:lang w:val="en-US"/>
-        </w:rPr>
-      </w:pPr>
-      <w:r>
-        <w:rPr>
-          <w:color w:val="000000"/>
-          <w:sz w:val="28"/>
-          <w:szCs w:val="28"/>
-          <w:lang w:val="en-US"/>
-        </w:rPr>
-        <w:t xml:space="preserve">     }</w:t>
-      </w:r>
-    </w:p>
-    <w:p>
-      <w:pPr>
-        <w:pStyle w:val="aa"/>
-        <w:spacing w:before="0" w:beforeAutospacing="0" w:after="0" w:afterAutospacing="0"/>
-        <w:ind w:firstLine="709"/>
-        <w:jc w:val="both"/>
-        <w:rPr>
-          <w:color w:val="000000"/>
-          <w:sz w:val="28"/>
-          <w:szCs w:val="28"/>
-          <w:lang w:val="en-US"/>
-        </w:rPr>
-      </w:pPr>
-      <w:r>
-        <w:rPr>
-          <w:color w:val="000000"/>
-          <w:sz w:val="28"/>
-          <w:szCs w:val="28"/>
-          <w:lang w:val="en-US"/>
-        </w:rPr>
-        <w:t xml:space="preserve">     public void </w:t>
-      </w:r>
-      <w:proofErr w:type="spellStart"/>
-      <w:proofErr w:type="gramStart"/>
-      <w:r>
-        <w:rPr>
-          <w:color w:val="000000"/>
-          <w:sz w:val="28"/>
-          <w:szCs w:val="28"/>
-          <w:lang w:val="en-US"/>
-        </w:rPr>
-        <w:t>AddClient</w:t>
-      </w:r>
-      <w:proofErr w:type="spellEnd"/>
-      <w:r>
-        <w:rPr>
-          <w:color w:val="000000"/>
-          <w:sz w:val="28"/>
-          <w:szCs w:val="28"/>
-          <w:lang w:val="en-US"/>
-        </w:rPr>
-        <w:t>(</w:t>
-      </w:r>
-      <w:proofErr w:type="gramEnd"/>
-      <w:r>
-        <w:rPr>
-          <w:color w:val="000000"/>
-          <w:sz w:val="28"/>
-          <w:szCs w:val="28"/>
-          <w:lang w:val="en-US"/>
-        </w:rPr>
-        <w:t>)</w:t>
-      </w:r>
-    </w:p>
-    <w:p>
-      <w:pPr>
-        <w:pStyle w:val="aa"/>
-        <w:spacing w:before="0" w:beforeAutospacing="0" w:after="0" w:afterAutospacing="0"/>
-        <w:ind w:firstLine="709"/>
-        <w:jc w:val="both"/>
-        <w:rPr>
-          <w:color w:val="000000"/>
-          <w:sz w:val="28"/>
-          <w:szCs w:val="28"/>
-          <w:lang w:val="en-US"/>
-        </w:rPr>
-      </w:pPr>
-      <w:r>
-        <w:rPr>
-          <w:color w:val="000000"/>
-          <w:sz w:val="28"/>
-          <w:szCs w:val="28"/>
-          <w:lang w:val="en-US"/>
-        </w:rPr>
-        <w:t xml:space="preserve">     {</w:t>
-      </w:r>
-    </w:p>
-    <w:p>
-      <w:pPr>
-        <w:pStyle w:val="aa"/>
-        <w:spacing w:before="0" w:beforeAutospacing="0" w:after="0" w:afterAutospacing="0"/>
-        <w:ind w:firstLine="709"/>
-        <w:jc w:val="both"/>
-        <w:rPr>
-          <w:color w:val="000000"/>
-          <w:sz w:val="28"/>
-          <w:szCs w:val="28"/>
-          <w:lang w:val="en-US"/>
-        </w:rPr>
-      </w:pPr>
-      <w:r>
-        <w:rPr>
-          <w:color w:val="000000"/>
-          <w:sz w:val="28"/>
-          <w:szCs w:val="28"/>
-          <w:lang w:val="en-US"/>
-        </w:rPr>
-        <w:t xml:space="preserve">         var </w:t>
-      </w:r>
-      <w:proofErr w:type="spellStart"/>
-      <w:r>
-        <w:rPr>
-          <w:color w:val="000000"/>
-          <w:sz w:val="28"/>
-          <w:szCs w:val="28"/>
-          <w:lang w:val="en-US"/>
-        </w:rPr>
-        <w:t>vm</w:t>
-      </w:r>
-      <w:proofErr w:type="spellEnd"/>
-      <w:r>
-        <w:rPr>
-          <w:color w:val="000000"/>
-          <w:sz w:val="28"/>
-          <w:szCs w:val="28"/>
-          <w:lang w:val="en-US"/>
-        </w:rPr>
-        <w:t xml:space="preserve"> = new </w:t>
-      </w:r>
-      <w:proofErr w:type="spellStart"/>
-      <w:proofErr w:type="gramStart"/>
-      <w:r>
-        <w:rPr>
-          <w:color w:val="000000"/>
-          <w:sz w:val="28"/>
-          <w:szCs w:val="28"/>
-          <w:lang w:val="en-US"/>
-        </w:rPr>
-        <w:t>ClientDialogVM</w:t>
-      </w:r>
-      <w:proofErr w:type="spellEnd"/>
-      <w:r>
-        <w:rPr>
-          <w:color w:val="000000"/>
-          <w:sz w:val="28"/>
-          <w:szCs w:val="28"/>
-          <w:lang w:val="en-US"/>
-        </w:rPr>
-        <w:t>(</w:t>
-      </w:r>
-      <w:proofErr w:type="gramEnd"/>
-      <w:r>
-        <w:rPr>
-          <w:color w:val="000000"/>
-          <w:sz w:val="28"/>
-          <w:szCs w:val="28"/>
-          <w:lang w:val="en-US"/>
-        </w:rPr>
-        <w:t>);</w:t>
-      </w:r>
-    </w:p>
-    <w:p>
-      <w:pPr>
-        <w:pStyle w:val="aa"/>
-        <w:spacing w:before="0" w:beforeAutospacing="0" w:after="0" w:afterAutospacing="0"/>
-        <w:ind w:firstLine="709"/>
-        <w:jc w:val="both"/>
-        <w:rPr>
-          <w:color w:val="000000"/>
-          <w:sz w:val="28"/>
-          <w:szCs w:val="28"/>
-          <w:lang w:val="en-US"/>
-        </w:rPr>
-      </w:pPr>
-      <w:r>
-        <w:rPr>
-          <w:color w:val="000000"/>
-          <w:sz w:val="28"/>
-          <w:szCs w:val="28"/>
-          <w:lang w:val="en-US"/>
-        </w:rPr>
-        <w:t xml:space="preserve">         var window = new </w:t>
-      </w:r>
-      <w:proofErr w:type="spellStart"/>
-      <w:r>
-        <w:rPr>
-          <w:color w:val="000000"/>
-          <w:sz w:val="28"/>
-          <w:szCs w:val="28"/>
-          <w:lang w:val="en-US"/>
-        </w:rPr>
-        <w:t>ClientDialogWindow</w:t>
-      </w:r>
-      <w:proofErr w:type="spellEnd"/>
-    </w:p>
-    <w:p>
-      <w:pPr>
-        <w:pStyle w:val="aa"/>
-        <w:spacing w:before="0" w:beforeAutospacing="0" w:after="0" w:afterAutospacing="0"/>
-        <w:ind w:firstLine="709"/>
-        <w:jc w:val="both"/>
-        <w:rPr>
-          <w:color w:val="000000"/>
-          <w:sz w:val="28"/>
-          <w:szCs w:val="28"/>
-          <w:lang w:val="en-US"/>
-        </w:rPr>
-      </w:pPr>
-      <w:r>
-        <w:rPr>
-          <w:color w:val="000000"/>
-          <w:sz w:val="28"/>
-          <w:szCs w:val="28"/>
-          <w:lang w:val="en-US"/>
-        </w:rPr>
-        <w:t xml:space="preserve">         {</w:t>
-      </w:r>
-    </w:p>
-    <w:p>
-      <w:pPr>
-        <w:pStyle w:val="aa"/>
-        <w:spacing w:before="0" w:beforeAutospacing="0" w:after="0" w:afterAutospacing="0"/>
-        <w:ind w:firstLine="709"/>
-        <w:jc w:val="both"/>
-        <w:rPr>
-          <w:color w:val="000000"/>
-          <w:sz w:val="28"/>
-          <w:szCs w:val="28"/>
-          <w:lang w:val="en-US"/>
-        </w:rPr>
-      </w:pPr>
-      <w:r>
-        <w:rPr>
-          <w:color w:val="000000"/>
-          <w:sz w:val="28"/>
-          <w:szCs w:val="28"/>
-          <w:lang w:val="en-US"/>
-        </w:rPr>
-        <w:t xml:space="preserve">             </w:t>
-      </w:r>
-      <w:proofErr w:type="spellStart"/>
-      <w:r>
-        <w:rPr>
-          <w:color w:val="000000"/>
-          <w:sz w:val="28"/>
-          <w:szCs w:val="28"/>
-          <w:lang w:val="en-US"/>
-        </w:rPr>
-        <w:t>DataContext</w:t>
-      </w:r>
-      <w:proofErr w:type="spellEnd"/>
-      <w:r>
-        <w:rPr>
-          <w:color w:val="000000"/>
-          <w:sz w:val="28"/>
-          <w:szCs w:val="28"/>
-          <w:lang w:val="en-US"/>
-        </w:rPr>
-        <w:t xml:space="preserve"> = vm</w:t>
-      </w:r>
-    </w:p>
-    <w:p>
-      <w:pPr>
-        <w:pStyle w:val="aa"/>
-        <w:spacing w:before="0" w:beforeAutospacing="0" w:after="0" w:afterAutospacing="0"/>
-        <w:ind w:firstLine="709"/>
-        <w:jc w:val="both"/>
-        <w:rPr>
-          <w:color w:val="000000"/>
-          <w:sz w:val="28"/>
-          <w:szCs w:val="28"/>
-          <w:lang w:val="en-US"/>
-        </w:rPr>
-      </w:pPr>
-      <w:r>
-        <w:rPr>
-          <w:color w:val="000000"/>
-          <w:sz w:val="28"/>
-          <w:szCs w:val="28"/>
-          <w:lang w:val="en-US"/>
-        </w:rPr>
-        <w:t xml:space="preserve">         };</w:t>
-      </w:r>
-    </w:p>
-    <w:p>
-      <w:pPr>
-        <w:pStyle w:val="aa"/>
-        <w:spacing w:before="0" w:beforeAutospacing="0" w:after="0" w:afterAutospacing="0"/>
-        <w:ind w:firstLine="709"/>
-        <w:jc w:val="both"/>
-        <w:rPr>
-          <w:color w:val="000000"/>
-          <w:sz w:val="28"/>
-          <w:szCs w:val="28"/>
-          <w:lang w:val="en-US"/>
-        </w:rPr>
-      </w:pPr>
-      <w:r>
-        <w:rPr>
-          <w:color w:val="000000"/>
-          <w:sz w:val="28"/>
-          <w:szCs w:val="28"/>
-          <w:lang w:val="en-US"/>
-        </w:rPr>
-        <w:t xml:space="preserve">         </w:t>
-      </w:r>
-      <w:proofErr w:type="spellStart"/>
-      <w:proofErr w:type="gramStart"/>
-      <w:r>
-        <w:rPr>
-          <w:color w:val="000000"/>
-          <w:sz w:val="28"/>
-          <w:szCs w:val="28"/>
-          <w:lang w:val="en-US"/>
-        </w:rPr>
-        <w:t>window.ShowDialog</w:t>
-      </w:r>
-      <w:proofErr w:type="spellEnd"/>
-      <w:proofErr w:type="gramEnd"/>
-      <w:r>
-        <w:rPr>
-          <w:color w:val="000000"/>
-          <w:sz w:val="28"/>
-          <w:szCs w:val="28"/>
-          <w:lang w:val="en-US"/>
-        </w:rPr>
-        <w:t>();</w:t>
-      </w:r>
-    </w:p>
-    <w:p>
-      <w:pPr>
-        <w:pStyle w:val="aa"/>
-        <w:spacing w:before="0" w:beforeAutospacing="0" w:after="0" w:afterAutospacing="0"/>
-        <w:ind w:firstLine="709"/>
-        <w:jc w:val="both"/>
-        <w:rPr>
-          <w:color w:val="000000"/>
-          <w:sz w:val="28"/>
-          <w:szCs w:val="28"/>
-          <w:lang w:val="en-US"/>
-        </w:rPr>
-      </w:pPr>
-      <w:r>
-        <w:rPr>
-          <w:color w:val="000000"/>
-          <w:sz w:val="28"/>
-          <w:szCs w:val="28"/>
-          <w:lang w:val="en-US"/>
-        </w:rPr>
-        <w:t xml:space="preserve">         if (</w:t>
-      </w:r>
-      <w:proofErr w:type="spellStart"/>
-      <w:proofErr w:type="gramStart"/>
-      <w:r>
-        <w:rPr>
-          <w:color w:val="000000"/>
-          <w:sz w:val="28"/>
-          <w:szCs w:val="28"/>
-          <w:lang w:val="en-US"/>
-        </w:rPr>
-        <w:t>vm.ClientSaved</w:t>
-      </w:r>
-      <w:proofErr w:type="spellEnd"/>
-      <w:proofErr w:type="gramEnd"/>
-      <w:r>
-        <w:rPr>
-          <w:color w:val="000000"/>
-          <w:sz w:val="28"/>
-          <w:szCs w:val="28"/>
-          <w:lang w:val="en-US"/>
-        </w:rPr>
-        <w:t>)</w:t>
-      </w:r>
-    </w:p>
-    <w:p>
-      <w:pPr>
-        <w:pStyle w:val="aa"/>
-        <w:spacing w:before="0" w:beforeAutospacing="0" w:after="0" w:afterAutospacing="0"/>
-        <w:ind w:firstLine="709"/>
-        <w:jc w:val="both"/>
-        <w:rPr>
-          <w:color w:val="000000"/>
-          <w:sz w:val="28"/>
-          <w:szCs w:val="28"/>
-          <w:lang w:val="en-US"/>
-        </w:rPr>
-      </w:pPr>
-      <w:r>
-        <w:rPr>
-          <w:color w:val="000000"/>
-          <w:sz w:val="28"/>
-          <w:szCs w:val="28"/>
-          <w:lang w:val="en-US"/>
-        </w:rPr>
-        <w:t xml:space="preserve">         {</w:t>
-      </w:r>
-    </w:p>
-    <w:p>
-      <w:pPr>
-        <w:pStyle w:val="aa"/>
-        <w:spacing w:before="0" w:beforeAutospacing="0" w:after="0" w:afterAutospacing="0"/>
-        <w:ind w:firstLine="709"/>
-        <w:jc w:val="both"/>
-        <w:rPr>
-          <w:color w:val="000000"/>
-          <w:sz w:val="28"/>
-          <w:szCs w:val="28"/>
-          <w:lang w:val="en-US"/>
-        </w:rPr>
-      </w:pPr>
-      <w:r>
-        <w:rPr>
-          <w:color w:val="000000"/>
-          <w:sz w:val="28"/>
-          <w:szCs w:val="28"/>
-          <w:lang w:val="en-US"/>
-        </w:rPr>
-        <w:t xml:space="preserve">             _</w:t>
-      </w:r>
-      <w:proofErr w:type="spellStart"/>
-      <w:r>
-        <w:rPr>
-          <w:color w:val="000000"/>
-          <w:sz w:val="28"/>
-          <w:szCs w:val="28"/>
-          <w:lang w:val="en-US"/>
-        </w:rPr>
-        <w:t>clientService.AddClient</w:t>
-      </w:r>
-      <w:proofErr w:type="spellEnd"/>
-      <w:r>
-        <w:rPr>
-          <w:color w:val="000000"/>
-          <w:sz w:val="28"/>
-          <w:szCs w:val="28"/>
-          <w:lang w:val="en-US"/>
-        </w:rPr>
-        <w:t>(</w:t>
-      </w:r>
-      <w:proofErr w:type="spellStart"/>
-      <w:proofErr w:type="gramStart"/>
-      <w:r>
-        <w:rPr>
-          <w:color w:val="000000"/>
-          <w:sz w:val="28"/>
-          <w:szCs w:val="28"/>
-          <w:lang w:val="en-US"/>
-        </w:rPr>
-        <w:t>vm.Client</w:t>
-      </w:r>
-      <w:proofErr w:type="spellEnd"/>
-      <w:proofErr w:type="gramEnd"/>
-      <w:r>
-        <w:rPr>
-          <w:color w:val="000000"/>
-          <w:sz w:val="28"/>
-          <w:szCs w:val="28"/>
-          <w:lang w:val="en-US"/>
-        </w:rPr>
-        <w:t>);</w:t>
-      </w:r>
-    </w:p>
-    <w:p>
-      <w:pPr>
-        <w:pStyle w:val="aa"/>
-        <w:spacing w:before="0" w:beforeAutospacing="0" w:after="0" w:afterAutospacing="0"/>
-        <w:ind w:firstLine="709"/>
-        <w:jc w:val="both"/>
-        <w:rPr>
-          <w:color w:val="000000"/>
-          <w:sz w:val="28"/>
-          <w:szCs w:val="28"/>
-          <w:lang w:val="en-US"/>
-        </w:rPr>
-      </w:pPr>
-      <w:r>
-        <w:rPr>
-          <w:color w:val="000000"/>
-          <w:sz w:val="28"/>
-          <w:szCs w:val="28"/>
-          <w:lang w:val="en-US"/>
-        </w:rPr>
-        <w:t xml:space="preserve">             </w:t>
-      </w:r>
-      <w:proofErr w:type="spellStart"/>
-      <w:r>
-        <w:rPr>
-          <w:color w:val="000000"/>
-          <w:sz w:val="28"/>
-          <w:szCs w:val="28"/>
-          <w:lang w:val="en-US"/>
-        </w:rPr>
-        <w:t>Clients.Add</w:t>
-      </w:r>
-      <w:proofErr w:type="spellEnd"/>
-      <w:r>
-        <w:rPr>
-          <w:color w:val="000000"/>
-          <w:sz w:val="28"/>
-          <w:szCs w:val="28"/>
-          <w:lang w:val="en-US"/>
-        </w:rPr>
-        <w:t>(</w:t>
-      </w:r>
-      <w:proofErr w:type="spellStart"/>
-      <w:proofErr w:type="gramStart"/>
-      <w:r>
-        <w:rPr>
-          <w:color w:val="000000"/>
-          <w:sz w:val="28"/>
-          <w:szCs w:val="28"/>
-          <w:lang w:val="en-US"/>
-        </w:rPr>
-        <w:t>vm.Client</w:t>
-      </w:r>
-      <w:proofErr w:type="spellEnd"/>
-      <w:proofErr w:type="gramEnd"/>
-      <w:r>
-        <w:rPr>
-          <w:color w:val="000000"/>
-          <w:sz w:val="28"/>
-          <w:szCs w:val="28"/>
-          <w:lang w:val="en-US"/>
-        </w:rPr>
-        <w:t>);</w:t>
-      </w:r>
-    </w:p>
-    <w:p>
-      <w:pPr>
-        <w:pStyle w:val="aa"/>
-        <w:spacing w:before="0" w:beforeAutospacing="0" w:after="0" w:afterAutospacing="0"/>
-        <w:ind w:firstLine="709"/>
-        <w:jc w:val="both"/>
-        <w:rPr>
-          <w:color w:val="000000"/>
-          <w:sz w:val="28"/>
-          <w:szCs w:val="28"/>
-          <w:lang w:val="en-US"/>
-        </w:rPr>
-      </w:pPr>
-      <w:r>
-        <w:rPr>
-          <w:color w:val="000000"/>
-          <w:sz w:val="28"/>
-          <w:szCs w:val="28"/>
-          <w:lang w:val="en-US"/>
-        </w:rPr>
-        <w:t xml:space="preserve">         }</w:t>
-      </w:r>
-    </w:p>
-    <w:p>
-      <w:pPr>
-        <w:pStyle w:val="aa"/>
-        <w:spacing w:before="0" w:beforeAutospacing="0" w:after="0" w:afterAutospacing="0"/>
-        <w:ind w:firstLine="709"/>
-        <w:jc w:val="both"/>
-        <w:rPr>
-          <w:color w:val="000000"/>
-          <w:sz w:val="28"/>
-          <w:szCs w:val="28"/>
-          <w:lang w:val="en-US"/>
-        </w:rPr>
-      </w:pPr>
-      <w:r>
-        <w:rPr>
-          <w:color w:val="000000"/>
-          <w:sz w:val="28"/>
-          <w:szCs w:val="28"/>
-          <w:lang w:val="en-US"/>
-        </w:rPr>
-        <w:t xml:space="preserve">     }</w:t>
-      </w:r>
-    </w:p>
-    <w:p>
-      <w:pPr>
-        <w:pStyle w:val="aa"/>
-        <w:spacing w:before="0" w:beforeAutospacing="0" w:after="0" w:afterAutospacing="0"/>
-        <w:ind w:firstLine="709"/>
-        <w:jc w:val="both"/>
-        <w:rPr>
-          <w:color w:val="000000"/>
-          <w:sz w:val="28"/>
-          <w:szCs w:val="28"/>
-          <w:lang w:val="en-US"/>
-        </w:rPr>
-      </w:pPr>
-      <w:r>
-        <w:rPr>
-          <w:color w:val="000000"/>
-          <w:sz w:val="28"/>
-          <w:szCs w:val="28"/>
-          <w:lang w:val="en-US"/>
-        </w:rPr>
-        <w:t xml:space="preserve">     public void </w:t>
-      </w:r>
-      <w:proofErr w:type="spellStart"/>
-      <w:proofErr w:type="gramStart"/>
-      <w:r>
-        <w:rPr>
-          <w:color w:val="000000"/>
-          <w:sz w:val="28"/>
-          <w:szCs w:val="28"/>
-          <w:lang w:val="en-US"/>
-        </w:rPr>
-        <w:t>DelClient</w:t>
-      </w:r>
-      <w:proofErr w:type="spellEnd"/>
-      <w:r>
-        <w:rPr>
-          <w:color w:val="000000"/>
-          <w:sz w:val="28"/>
-          <w:szCs w:val="28"/>
-          <w:lang w:val="en-US"/>
-        </w:rPr>
-        <w:t>(</w:t>
-      </w:r>
-      <w:proofErr w:type="gramEnd"/>
-      <w:r>
-        <w:rPr>
-          <w:color w:val="000000"/>
-          <w:sz w:val="28"/>
-          <w:szCs w:val="28"/>
-          <w:lang w:val="en-US"/>
-        </w:rPr>
-        <w:t>)</w:t>
-      </w:r>
-    </w:p>
-    <w:p>
-      <w:pPr>
-        <w:pStyle w:val="aa"/>
-        <w:spacing w:before="0" w:beforeAutospacing="0" w:after="0" w:afterAutospacing="0"/>
-        <w:ind w:firstLine="709"/>
-        <w:jc w:val="both"/>
-        <w:rPr>
-          <w:color w:val="000000"/>
-          <w:sz w:val="28"/>
-          <w:szCs w:val="28"/>
-          <w:lang w:val="en-US"/>
-        </w:rPr>
-      </w:pPr>
-      <w:r>
-        <w:rPr>
-          <w:color w:val="000000"/>
-          <w:sz w:val="28"/>
-          <w:szCs w:val="28"/>
-          <w:lang w:val="en-US"/>
-        </w:rPr>
-        <w:t xml:space="preserve">     {</w:t>
-      </w:r>
-    </w:p>
-    <w:p>
-      <w:pPr>
-        <w:pStyle w:val="aa"/>
-        <w:spacing w:before="0" w:beforeAutospacing="0" w:after="0" w:afterAutospacing="0"/>
-        <w:ind w:firstLine="709"/>
-        <w:jc w:val="both"/>
-        <w:rPr>
-          <w:color w:val="000000"/>
-          <w:sz w:val="28"/>
-          <w:szCs w:val="28"/>
-          <w:lang w:val="en-US"/>
-        </w:rPr>
-      </w:pPr>
-      <w:r>
-        <w:rPr>
-          <w:color w:val="000000"/>
-          <w:sz w:val="28"/>
-          <w:szCs w:val="28"/>
-          <w:lang w:val="en-US"/>
-        </w:rPr>
-        <w:t xml:space="preserve">         if (</w:t>
-      </w:r>
-      <w:proofErr w:type="spellStart"/>
-      <w:r>
-        <w:rPr>
-          <w:color w:val="000000"/>
-          <w:sz w:val="28"/>
-          <w:szCs w:val="28"/>
-          <w:lang w:val="en-US"/>
-        </w:rPr>
-        <w:t>SelectedClient</w:t>
-      </w:r>
-      <w:proofErr w:type="spellEnd"/>
-      <w:r>
-        <w:rPr>
-          <w:color w:val="000000"/>
-          <w:sz w:val="28"/>
-          <w:szCs w:val="28"/>
-          <w:lang w:val="en-US"/>
-        </w:rPr>
-        <w:t xml:space="preserve"> == null) return;</w:t>
-      </w:r>
-    </w:p>
-    <w:p>
-      <w:pPr>
-        <w:pStyle w:val="aa"/>
-        <w:spacing w:before="0" w:beforeAutospacing="0" w:after="0" w:afterAutospacing="0"/>
-        <w:ind w:firstLine="709"/>
-        <w:jc w:val="both"/>
-        <w:rPr>
-          <w:color w:val="000000"/>
-          <w:sz w:val="28"/>
-          <w:szCs w:val="28"/>
-          <w:lang w:val="en-US"/>
-        </w:rPr>
-      </w:pPr>
-      <w:r>
-        <w:rPr>
-          <w:color w:val="000000"/>
-          <w:sz w:val="28"/>
-          <w:szCs w:val="28"/>
-          <w:lang w:val="en-US"/>
-        </w:rPr>
-        <w:lastRenderedPageBreak/>
-        <w:t xml:space="preserve">         </w:t>
-      </w:r>
-      <w:r>
-        <w:rPr>
-          <w:color w:val="000000"/>
-          <w:sz w:val="28"/>
-          <w:szCs w:val="28"/>
-          <w:lang w:val="en-US"/>
-        </w:rPr>
-        <w:t>if</w:t>
-      </w:r>
-      <w:r>
-        <w:rPr>
-          <w:color w:val="000000"/>
-          <w:sz w:val="28"/>
-          <w:szCs w:val="28"/>
-          <w:lang w:val="en-US"/>
-        </w:rPr>
-        <w:t xml:space="preserve"> (</w:t>
-      </w:r>
-      <w:proofErr w:type="spellStart"/>
-      <w:r>
-        <w:rPr>
-          <w:color w:val="000000"/>
-          <w:sz w:val="28"/>
-          <w:szCs w:val="28"/>
-          <w:lang w:val="en-US"/>
-        </w:rPr>
-        <w:t>MessageBox</w:t>
-      </w:r>
-      <w:r>
-        <w:rPr>
-          <w:color w:val="000000"/>
-          <w:sz w:val="28"/>
-          <w:szCs w:val="28"/>
-          <w:lang w:val="en-US"/>
-        </w:rPr>
-        <w:t>.</w:t>
-      </w:r>
-      <w:r>
-        <w:rPr>
-          <w:color w:val="000000"/>
-          <w:sz w:val="28"/>
-          <w:szCs w:val="28"/>
-          <w:lang w:val="en-US"/>
-        </w:rPr>
-        <w:t>Show</w:t>
-      </w:r>
-      <w:proofErr w:type="spellEnd"/>
-      <w:r>
-        <w:rPr>
-          <w:color w:val="000000"/>
-          <w:sz w:val="28"/>
-          <w:szCs w:val="28"/>
-          <w:lang w:val="en-US"/>
-        </w:rPr>
-        <w:t>($"</w:t>
-      </w:r>
-      <w:r>
-        <w:rPr>
-          <w:color w:val="000000"/>
-          <w:sz w:val="28"/>
-          <w:szCs w:val="28"/>
-        </w:rPr>
-        <w:t>Удалить</w:t>
-      </w:r>
-      <w:r>
-        <w:rPr>
-          <w:color w:val="000000"/>
-          <w:sz w:val="28"/>
-          <w:szCs w:val="28"/>
-          <w:lang w:val="en-US"/>
-        </w:rPr>
-        <w:t xml:space="preserve"> </w:t>
-      </w:r>
-      <w:r>
-        <w:rPr>
-          <w:color w:val="000000"/>
-          <w:sz w:val="28"/>
-          <w:szCs w:val="28"/>
-        </w:rPr>
-        <w:t>клиента</w:t>
-      </w:r>
-      <w:r>
-        <w:rPr>
-          <w:color w:val="000000"/>
-          <w:sz w:val="28"/>
-          <w:szCs w:val="28"/>
-          <w:lang w:val="en-US"/>
-        </w:rPr>
-        <w:t xml:space="preserve"> {</w:t>
-      </w:r>
-      <w:proofErr w:type="spellStart"/>
-      <w:r>
-        <w:rPr>
-          <w:color w:val="000000"/>
-          <w:sz w:val="28"/>
-          <w:szCs w:val="28"/>
-          <w:lang w:val="en-US"/>
-        </w:rPr>
-        <w:t>SelectedClient</w:t>
-      </w:r>
-      <w:r>
-        <w:rPr>
-          <w:color w:val="000000"/>
-          <w:sz w:val="28"/>
-          <w:szCs w:val="28"/>
-          <w:lang w:val="en-US"/>
-        </w:rPr>
-        <w:t>.</w:t>
-      </w:r>
-      <w:r>
-        <w:rPr>
-          <w:color w:val="000000"/>
-          <w:sz w:val="28"/>
-          <w:szCs w:val="28"/>
-          <w:lang w:val="en-US"/>
-        </w:rPr>
-        <w:t>FullName</w:t>
-      </w:r>
-      <w:proofErr w:type="spellEnd"/>
-      <w:r>
-        <w:rPr>
-          <w:color w:val="000000"/>
-          <w:sz w:val="28"/>
-          <w:szCs w:val="28"/>
-          <w:lang w:val="en-US"/>
-        </w:rPr>
-        <w:t>}?", "</w:t>
-      </w:r>
-      <w:r>
-        <w:rPr>
-          <w:color w:val="000000"/>
-          <w:sz w:val="28"/>
-          <w:szCs w:val="28"/>
-        </w:rPr>
-        <w:t>Подтверждение</w:t>
-      </w:r>
-      <w:r>
-        <w:rPr>
-          <w:color w:val="000000"/>
-          <w:sz w:val="28"/>
-          <w:szCs w:val="28"/>
-          <w:lang w:val="en-US"/>
-        </w:rPr>
-        <w:t>",</w:t>
-      </w:r>
-    </w:p>
-    <w:p>
-      <w:pPr>
-        <w:pStyle w:val="aa"/>
-        <w:spacing w:before="0" w:beforeAutospacing="0" w:after="0" w:afterAutospacing="0"/>
-        <w:ind w:firstLine="709"/>
-        <w:jc w:val="both"/>
-        <w:rPr>
-          <w:color w:val="000000"/>
-          <w:sz w:val="28"/>
-          <w:szCs w:val="28"/>
-          <w:lang w:val="en-US"/>
-        </w:rPr>
-      </w:pPr>
-      <w:r>
-        <w:rPr>
-          <w:color w:val="000000"/>
-          <w:sz w:val="28"/>
-          <w:szCs w:val="28"/>
-          <w:lang w:val="en-US"/>
-        </w:rPr>
-        <w:t xml:space="preserve">             </w:t>
-      </w:r>
-      <w:proofErr w:type="spellStart"/>
-      <w:r>
-        <w:rPr>
-          <w:color w:val="000000"/>
-          <w:sz w:val="28"/>
-          <w:szCs w:val="28"/>
-          <w:lang w:val="en-US"/>
-        </w:rPr>
-        <w:t>MessageBoxButton.YesNo</w:t>
-      </w:r>
-      <w:proofErr w:type="spellEnd"/>
-      <w:r>
-        <w:rPr>
-          <w:color w:val="000000"/>
-          <w:sz w:val="28"/>
-          <w:szCs w:val="28"/>
-          <w:lang w:val="en-US"/>
-        </w:rPr>
-        <w:t xml:space="preserve">, </w:t>
-      </w:r>
-      <w:proofErr w:type="spellStart"/>
-      <w:r>
-        <w:rPr>
-          <w:color w:val="000000"/>
-          <w:sz w:val="28"/>
-          <w:szCs w:val="28"/>
-          <w:lang w:val="en-US"/>
-        </w:rPr>
-        <w:t>MessageBoxImage.Warning</w:t>
-      </w:r>
-      <w:proofErr w:type="spellEnd"/>
-      <w:r>
-        <w:rPr>
-          <w:color w:val="000000"/>
-          <w:sz w:val="28"/>
-          <w:szCs w:val="28"/>
-          <w:lang w:val="en-US"/>
-        </w:rPr>
-        <w:t xml:space="preserve">) == </w:t>
-      </w:r>
-      <w:proofErr w:type="spellStart"/>
-      <w:r>
-        <w:rPr>
-          <w:color w:val="000000"/>
-          <w:sz w:val="28"/>
-          <w:szCs w:val="28"/>
-          <w:lang w:val="en-US"/>
-        </w:rPr>
-        <w:t>MessageBoxResult.Yes</w:t>
-      </w:r>
-      <w:proofErr w:type="spellEnd"/>
-      <w:r>
-        <w:rPr>
-          <w:color w:val="000000"/>
-          <w:sz w:val="28"/>
-          <w:szCs w:val="28"/>
-          <w:lang w:val="en-US"/>
-        </w:rPr>
-        <w:t>)</w:t>
-      </w:r>
-    </w:p>
-    <w:p>
-      <w:pPr>
-        <w:pStyle w:val="aa"/>
-        <w:spacing w:before="0" w:beforeAutospacing="0" w:after="0" w:afterAutospacing="0"/>
-        <w:ind w:firstLine="709"/>
-        <w:jc w:val="both"/>
-        <w:rPr>
-          <w:color w:val="000000"/>
-          <w:sz w:val="28"/>
-          <w:szCs w:val="28"/>
-          <w:lang w:val="en-US"/>
-        </w:rPr>
-      </w:pPr>
-      <w:r>
-        <w:rPr>
-          <w:color w:val="000000"/>
-          <w:sz w:val="28"/>
-          <w:szCs w:val="28"/>
-          <w:lang w:val="en-US"/>
-        </w:rPr>
-        <w:t xml:space="preserve">         {</w:t>
-      </w:r>
-    </w:p>
-    <w:p>
-      <w:pPr>
-        <w:pStyle w:val="aa"/>
-        <w:spacing w:before="0" w:beforeAutospacing="0" w:after="0" w:afterAutospacing="0"/>
-        <w:ind w:firstLine="709"/>
-        <w:jc w:val="both"/>
-        <w:rPr>
-          <w:color w:val="000000"/>
-          <w:sz w:val="28"/>
-          <w:szCs w:val="28"/>
-          <w:lang w:val="en-US"/>
-        </w:rPr>
-      </w:pPr>
-      <w:r>
-        <w:rPr>
-          <w:color w:val="000000"/>
-          <w:sz w:val="28"/>
-          <w:szCs w:val="28"/>
-          <w:lang w:val="en-US"/>
-        </w:rPr>
-        <w:t xml:space="preserve">             _</w:t>
-      </w:r>
-      <w:proofErr w:type="spellStart"/>
-      <w:r>
-        <w:rPr>
-          <w:color w:val="000000"/>
-          <w:sz w:val="28"/>
-          <w:szCs w:val="28"/>
-          <w:lang w:val="en-US"/>
-        </w:rPr>
-        <w:t>clientService.DeleteClient</w:t>
-      </w:r>
-      <w:proofErr w:type="spellEnd"/>
-      <w:r>
-        <w:rPr>
-          <w:color w:val="000000"/>
-          <w:sz w:val="28"/>
-          <w:szCs w:val="28"/>
-          <w:lang w:val="en-US"/>
-        </w:rPr>
-        <w:t>(</w:t>
-      </w:r>
-      <w:proofErr w:type="spellStart"/>
-      <w:r>
-        <w:rPr>
-          <w:color w:val="000000"/>
-          <w:sz w:val="28"/>
-          <w:szCs w:val="28"/>
-          <w:lang w:val="en-US"/>
-        </w:rPr>
-        <w:t>SelectedClient</w:t>
-      </w:r>
-      <w:proofErr w:type="spellEnd"/>
-      <w:r>
-        <w:rPr>
-          <w:color w:val="000000"/>
-          <w:sz w:val="28"/>
-          <w:szCs w:val="28"/>
-          <w:lang w:val="en-US"/>
-        </w:rPr>
-        <w:t>);</w:t>
-      </w:r>
-    </w:p>
-    <w:p>
-      <w:pPr>
-        <w:pStyle w:val="aa"/>
-        <w:spacing w:before="0" w:beforeAutospacing="0" w:after="0" w:afterAutospacing="0"/>
-        <w:ind w:firstLine="709"/>
-        <w:jc w:val="both"/>
-        <w:rPr>
-          <w:color w:val="000000"/>
-          <w:sz w:val="28"/>
-          <w:szCs w:val="28"/>
-          <w:lang w:val="en-US"/>
-        </w:rPr>
-      </w:pPr>
-      <w:r>
-        <w:rPr>
-          <w:color w:val="000000"/>
-          <w:sz w:val="28"/>
-          <w:szCs w:val="28"/>
-          <w:lang w:val="en-US"/>
-        </w:rPr>
-        <w:t xml:space="preserve">             </w:t>
-      </w:r>
-      <w:proofErr w:type="spellStart"/>
-      <w:r>
-        <w:rPr>
-          <w:color w:val="000000"/>
-          <w:sz w:val="28"/>
-          <w:szCs w:val="28"/>
-          <w:lang w:val="en-US"/>
-        </w:rPr>
-        <w:t>Clients.Remove</w:t>
-      </w:r>
-      <w:proofErr w:type="spellEnd"/>
-      <w:r>
-        <w:rPr>
-          <w:color w:val="000000"/>
-          <w:sz w:val="28"/>
-          <w:szCs w:val="28"/>
-          <w:lang w:val="en-US"/>
-        </w:rPr>
-        <w:t>(</w:t>
-      </w:r>
-      <w:proofErr w:type="spellStart"/>
-      <w:r>
-        <w:rPr>
-          <w:color w:val="000000"/>
-          <w:sz w:val="28"/>
-          <w:szCs w:val="28"/>
-          <w:lang w:val="en-US"/>
-        </w:rPr>
-        <w:t>SelectedClient</w:t>
-      </w:r>
-      <w:proofErr w:type="spellEnd"/>
-      <w:r>
-        <w:rPr>
-          <w:color w:val="000000"/>
-          <w:sz w:val="28"/>
-          <w:szCs w:val="28"/>
-          <w:lang w:val="en-US"/>
-        </w:rPr>
-        <w:t>);</w:t>
-      </w:r>
-    </w:p>
-    <w:p>
-      <w:pPr>
-        <w:pStyle w:val="aa"/>
-        <w:spacing w:before="0" w:beforeAutospacing="0" w:after="0" w:afterAutospacing="0"/>
-        <w:ind w:firstLine="709"/>
-        <w:jc w:val="both"/>
-        <w:rPr>
-          <w:color w:val="000000"/>
-          <w:sz w:val="28"/>
-          <w:szCs w:val="28"/>
-          <w:lang w:val="en-US"/>
-        </w:rPr>
-      </w:pPr>
-      <w:r>
-        <w:rPr>
-          <w:color w:val="000000"/>
-          <w:sz w:val="28"/>
-          <w:szCs w:val="28"/>
-          <w:lang w:val="en-US"/>
-        </w:rPr>
-        <w:t xml:space="preserve">         }</w:t>
-      </w:r>
-    </w:p>
-    <w:p>
-      <w:pPr>
-        <w:pStyle w:val="aa"/>
-        <w:spacing w:before="0" w:beforeAutospacing="0" w:after="0" w:afterAutospacing="0"/>
-        <w:ind w:firstLine="709"/>
-        <w:jc w:val="both"/>
-        <w:rPr>
-          <w:color w:val="000000"/>
-          <w:sz w:val="28"/>
-          <w:szCs w:val="28"/>
-          <w:lang w:val="en-US"/>
-        </w:rPr>
-      </w:pPr>
-      <w:r>
-        <w:rPr>
-          <w:color w:val="000000"/>
-          <w:sz w:val="28"/>
-          <w:szCs w:val="28"/>
-          <w:lang w:val="en-US"/>
-        </w:rPr>
-        <w:t xml:space="preserve">     }</w:t>
-      </w:r>
-    </w:p>
-    <w:p>
-      <w:pPr>
-        <w:pStyle w:val="aa"/>
-        <w:spacing w:before="0" w:beforeAutospacing="0" w:after="0" w:afterAutospacing="0"/>
-        <w:ind w:firstLine="709"/>
-        <w:jc w:val="both"/>
-        <w:rPr>
-          <w:color w:val="000000"/>
-          <w:sz w:val="28"/>
-          <w:szCs w:val="28"/>
-          <w:lang w:val="en-US"/>
-        </w:rPr>
-      </w:pPr>
-      <w:r>
-        <w:rPr>
-          <w:color w:val="000000"/>
-          <w:sz w:val="28"/>
-          <w:szCs w:val="28"/>
-          <w:lang w:val="en-US"/>
-        </w:rPr>
-        <w:t xml:space="preserve">     public void </w:t>
-      </w:r>
-      <w:proofErr w:type="spellStart"/>
-      <w:proofErr w:type="gramStart"/>
-      <w:r>
-        <w:rPr>
-          <w:color w:val="000000"/>
-          <w:sz w:val="28"/>
-          <w:szCs w:val="28"/>
-          <w:lang w:val="en-US"/>
-        </w:rPr>
-        <w:t>EditClient</w:t>
-      </w:r>
-      <w:proofErr w:type="spellEnd"/>
-      <w:r>
-        <w:rPr>
-          <w:color w:val="000000"/>
-          <w:sz w:val="28"/>
-          <w:szCs w:val="28"/>
-          <w:lang w:val="en-US"/>
-        </w:rPr>
-        <w:t>(</w:t>
-      </w:r>
-      <w:proofErr w:type="gramEnd"/>
-      <w:r>
-        <w:rPr>
-          <w:color w:val="000000"/>
-          <w:sz w:val="28"/>
-          <w:szCs w:val="28"/>
-          <w:lang w:val="en-US"/>
-        </w:rPr>
-        <w:t>)</w:t>
-      </w:r>
-    </w:p>
-    <w:p>
-      <w:pPr>
-        <w:pStyle w:val="aa"/>
-        <w:spacing w:before="0" w:beforeAutospacing="0" w:after="0" w:afterAutospacing="0"/>
-        <w:ind w:firstLine="709"/>
-        <w:jc w:val="both"/>
-        <w:rPr>
-          <w:color w:val="000000"/>
-          <w:sz w:val="28"/>
-          <w:szCs w:val="28"/>
-          <w:lang w:val="en-US"/>
-        </w:rPr>
-      </w:pPr>
-      <w:r>
-        <w:rPr>
-          <w:color w:val="000000"/>
-          <w:sz w:val="28"/>
-          <w:szCs w:val="28"/>
-          <w:lang w:val="en-US"/>
-        </w:rPr>
-        <w:t xml:space="preserve">     {</w:t>
-      </w:r>
-    </w:p>
-    <w:p>
-      <w:pPr>
-        <w:pStyle w:val="aa"/>
-        <w:spacing w:before="0" w:beforeAutospacing="0" w:after="0" w:afterAutospacing="0"/>
-        <w:ind w:firstLine="709"/>
-        <w:jc w:val="both"/>
-        <w:rPr>
-          <w:color w:val="000000"/>
-          <w:sz w:val="28"/>
-          <w:szCs w:val="28"/>
-          <w:lang w:val="en-US"/>
-        </w:rPr>
-      </w:pPr>
-      <w:r>
-        <w:rPr>
-          <w:color w:val="000000"/>
-          <w:sz w:val="28"/>
-          <w:szCs w:val="28"/>
-          <w:lang w:val="en-US"/>
-        </w:rPr>
-        <w:t xml:space="preserve">         if (</w:t>
-      </w:r>
-      <w:proofErr w:type="spellStart"/>
-      <w:r>
-        <w:rPr>
-          <w:color w:val="000000"/>
-          <w:sz w:val="28"/>
-          <w:szCs w:val="28"/>
-          <w:lang w:val="en-US"/>
-        </w:rPr>
-        <w:t>SelectedClient</w:t>
-      </w:r>
-      <w:proofErr w:type="spellEnd"/>
-      <w:r>
-        <w:rPr>
-          <w:color w:val="000000"/>
-          <w:sz w:val="28"/>
-          <w:szCs w:val="28"/>
-          <w:lang w:val="en-US"/>
-        </w:rPr>
-        <w:t xml:space="preserve"> == null) return;</w:t>
-      </w:r>
-    </w:p>
-    <w:p>
-      <w:pPr>
-        <w:pStyle w:val="aa"/>
-        <w:spacing w:before="0" w:beforeAutospacing="0" w:after="0" w:afterAutospacing="0"/>
-        <w:ind w:firstLine="709"/>
-        <w:jc w:val="both"/>
-        <w:rPr>
-          <w:color w:val="000000"/>
-          <w:sz w:val="28"/>
-          <w:szCs w:val="28"/>
-          <w:lang w:val="en-US"/>
-        </w:rPr>
-      </w:pPr>
-      <w:r>
-        <w:rPr>
-          <w:color w:val="000000"/>
-          <w:sz w:val="28"/>
-          <w:szCs w:val="28"/>
-          <w:lang w:val="en-US"/>
-        </w:rPr>
-        <w:t xml:space="preserve">         </w:t>
-      </w:r>
-      <w:r>
-        <w:rPr>
-          <w:color w:val="000000"/>
-          <w:sz w:val="28"/>
-          <w:szCs w:val="28"/>
-          <w:lang w:val="en-US"/>
-        </w:rPr>
-        <w:t xml:space="preserve">var </w:t>
-      </w:r>
-      <w:proofErr w:type="spellStart"/>
-      <w:r>
-        <w:rPr>
-          <w:color w:val="000000"/>
-          <w:sz w:val="28"/>
-          <w:szCs w:val="28"/>
-          <w:lang w:val="en-US"/>
-        </w:rPr>
-        <w:t>vm</w:t>
-      </w:r>
-      <w:proofErr w:type="spellEnd"/>
-      <w:r>
-        <w:rPr>
-          <w:color w:val="000000"/>
-          <w:sz w:val="28"/>
-          <w:szCs w:val="28"/>
-          <w:lang w:val="en-US"/>
-        </w:rPr>
-        <w:t xml:space="preserve"> = new </w:t>
-      </w:r>
-      <w:proofErr w:type="spellStart"/>
-      <w:r>
-        <w:rPr>
-          <w:color w:val="000000"/>
-          <w:sz w:val="28"/>
-          <w:szCs w:val="28"/>
-          <w:lang w:val="en-US"/>
-        </w:rPr>
-        <w:t>ClientDialogVM</w:t>
-      </w:r>
-      <w:proofErr w:type="spellEnd"/>
-    </w:p>
-    <w:p>
-      <w:pPr>
-        <w:pStyle w:val="aa"/>
-        <w:spacing w:before="0" w:beforeAutospacing="0" w:after="0" w:afterAutospacing="0"/>
-        <w:ind w:firstLine="709"/>
-        <w:jc w:val="both"/>
-        <w:rPr>
-          <w:color w:val="000000"/>
-          <w:sz w:val="28"/>
-          <w:szCs w:val="28"/>
-          <w:lang w:val="en-US"/>
-        </w:rPr>
-      </w:pPr>
-      <w:r>
-        <w:rPr>
-          <w:color w:val="000000"/>
-          <w:sz w:val="28"/>
-          <w:szCs w:val="28"/>
-          <w:lang w:val="en-US"/>
-        </w:rPr>
-        <w:t xml:space="preserve">         {</w:t>
-      </w:r>
-    </w:p>
-    <w:p>
-      <w:pPr>
-        <w:pStyle w:val="aa"/>
-        <w:spacing w:before="0" w:beforeAutospacing="0" w:after="0" w:afterAutospacing="0"/>
-        <w:ind w:firstLine="709"/>
-        <w:jc w:val="both"/>
-        <w:rPr>
-          <w:color w:val="000000"/>
-          <w:sz w:val="28"/>
-          <w:szCs w:val="28"/>
-          <w:lang w:val="en-US"/>
-        </w:rPr>
-      </w:pPr>
-      <w:r>
-        <w:rPr>
-          <w:color w:val="000000"/>
-          <w:sz w:val="28"/>
-          <w:szCs w:val="28"/>
-          <w:lang w:val="en-US"/>
-        </w:rPr>
-        <w:t xml:space="preserve">             </w:t>
-      </w:r>
-      <w:r>
-        <w:rPr>
-          <w:color w:val="000000"/>
-          <w:sz w:val="28"/>
-          <w:szCs w:val="28"/>
-          <w:lang w:val="en-US"/>
-        </w:rPr>
-        <w:t xml:space="preserve">Client = new </w:t>
-      </w:r>
-      <w:proofErr w:type="spellStart"/>
-      <w:r>
-        <w:rPr>
-          <w:color w:val="000000"/>
-          <w:sz w:val="28"/>
-          <w:szCs w:val="28"/>
-          <w:lang w:val="en-US"/>
-        </w:rPr>
-        <w:t>ClientModel</w:t>
-      </w:r>
-      <w:proofErr w:type="spellEnd"/>
-      <w:r>
-        <w:rPr>
-          <w:color w:val="000000"/>
-          <w:sz w:val="28"/>
-          <w:szCs w:val="28"/>
-          <w:lang w:val="en-US"/>
-        </w:rPr>
-        <w:t xml:space="preserve"> </w:t>
-      </w:r>
-      <w:proofErr w:type="gramStart"/>
-      <w:r>
-        <w:rPr>
-          <w:color w:val="000000"/>
-          <w:sz w:val="28"/>
-          <w:szCs w:val="28"/>
-          <w:lang w:val="en-US"/>
-        </w:rPr>
-        <w:t xml:space="preserve">{ </w:t>
-      </w:r>
-      <w:proofErr w:type="spellStart"/>
-      <w:r>
-        <w:rPr>
-          <w:color w:val="000000"/>
-          <w:sz w:val="28"/>
-          <w:szCs w:val="28"/>
-          <w:lang w:val="en-US"/>
-        </w:rPr>
-        <w:t>FullName</w:t>
-      </w:r>
-      <w:proofErr w:type="spellEnd"/>
-      <w:proofErr w:type="gramEnd"/>
-      <w:r>
-        <w:rPr>
-          <w:color w:val="000000"/>
-          <w:sz w:val="28"/>
-          <w:szCs w:val="28"/>
-          <w:lang w:val="en-US"/>
-        </w:rPr>
-        <w:t xml:space="preserve"> = </w:t>
-      </w:r>
-      <w:proofErr w:type="spellStart"/>
-      <w:r>
-        <w:rPr>
-          <w:color w:val="000000"/>
-          <w:sz w:val="28"/>
-          <w:szCs w:val="28"/>
-          <w:lang w:val="en-US"/>
-        </w:rPr>
-        <w:t>SelectedClient.FullName</w:t>
-      </w:r>
-      <w:proofErr w:type="spellEnd"/>
-      <w:r>
-        <w:rPr>
-          <w:color w:val="000000"/>
-          <w:sz w:val="28"/>
-          <w:szCs w:val="28"/>
-          <w:lang w:val="en-US"/>
-        </w:rPr>
-        <w:t xml:space="preserve">, Contact = </w:t>
-      </w:r>
-      <w:proofErr w:type="spellStart"/>
-      <w:r>
-        <w:rPr>
-          <w:color w:val="000000"/>
-          <w:sz w:val="28"/>
-          <w:szCs w:val="28"/>
-          <w:lang w:val="en-US"/>
-        </w:rPr>
-        <w:t>SelectedClient.Contact</w:t>
-      </w:r>
-      <w:proofErr w:type="spellEnd"/>
-      <w:r>
-        <w:rPr>
-          <w:color w:val="000000"/>
-          <w:sz w:val="28"/>
-          <w:szCs w:val="28"/>
-          <w:lang w:val="en-US"/>
-        </w:rPr>
-        <w:t xml:space="preserve"> }</w:t>
-      </w:r>
-    </w:p>
-    <w:p>
-      <w:pPr>
-        <w:pStyle w:val="aa"/>
-        <w:spacing w:before="0" w:beforeAutospacing="0" w:after="0" w:afterAutospacing="0"/>
-        <w:ind w:firstLine="709"/>
-        <w:jc w:val="both"/>
-        <w:rPr>
-          <w:color w:val="000000"/>
-          <w:sz w:val="28"/>
-          <w:szCs w:val="28"/>
-          <w:lang w:val="en-US"/>
-        </w:rPr>
-      </w:pPr>
-      <w:r>
-        <w:rPr>
-          <w:color w:val="000000"/>
-          <w:sz w:val="28"/>
-          <w:szCs w:val="28"/>
-          <w:lang w:val="en-US"/>
-        </w:rPr>
-        <w:t xml:space="preserve">         };</w:t>
-      </w:r>
-    </w:p>
-    <w:p>
-      <w:pPr>
-        <w:pStyle w:val="aa"/>
-        <w:spacing w:before="0" w:beforeAutospacing="0" w:after="0" w:afterAutospacing="0"/>
-        <w:ind w:firstLine="709"/>
-        <w:jc w:val="both"/>
-        <w:rPr>
-          <w:color w:val="000000"/>
-          <w:sz w:val="28"/>
-          <w:szCs w:val="28"/>
-          <w:lang w:val="en-US"/>
-        </w:rPr>
-      </w:pPr>
-      <w:r>
-        <w:rPr>
-          <w:color w:val="000000"/>
-          <w:sz w:val="28"/>
-          <w:szCs w:val="28"/>
-          <w:lang w:val="en-US"/>
-        </w:rPr>
-        <w:t xml:space="preserve">         var window = new </w:t>
-      </w:r>
-      <w:proofErr w:type="spellStart"/>
-      <w:r>
-        <w:rPr>
-          <w:color w:val="000000"/>
-          <w:sz w:val="28"/>
-          <w:szCs w:val="28"/>
-          <w:lang w:val="en-US"/>
-        </w:rPr>
-        <w:t>ClientDialogWindow</w:t>
-      </w:r>
-      <w:proofErr w:type="spellEnd"/>
-    </w:p>
-    <w:p>
-      <w:pPr>
-        <w:pStyle w:val="aa"/>
-        <w:spacing w:before="0" w:beforeAutospacing="0" w:after="0" w:afterAutospacing="0"/>
-        <w:ind w:firstLine="709"/>
-        <w:jc w:val="both"/>
-        <w:rPr>
-          <w:color w:val="000000"/>
-          <w:sz w:val="28"/>
-          <w:szCs w:val="28"/>
-          <w:lang w:val="en-US"/>
-        </w:rPr>
-      </w:pPr>
-      <w:r>
-        <w:rPr>
-          <w:color w:val="000000"/>
-          <w:sz w:val="28"/>
-          <w:szCs w:val="28"/>
-          <w:lang w:val="en-US"/>
-        </w:rPr>
-        <w:t xml:space="preserve">         {</w:t>
-      </w:r>
-    </w:p>
-    <w:p>
-      <w:pPr>
-        <w:pStyle w:val="aa"/>
-        <w:spacing w:before="0" w:beforeAutospacing="0" w:after="0" w:afterAutospacing="0"/>
-        <w:ind w:firstLine="709"/>
-        <w:jc w:val="both"/>
-        <w:rPr>
-          <w:color w:val="000000"/>
-          <w:sz w:val="28"/>
-          <w:szCs w:val="28"/>
-          <w:lang w:val="en-US"/>
-        </w:rPr>
-      </w:pPr>
-      <w:r>
-        <w:rPr>
-          <w:color w:val="000000"/>
-          <w:sz w:val="28"/>
-          <w:szCs w:val="28"/>
-          <w:lang w:val="en-US"/>
-        </w:rPr>
-        <w:t xml:space="preserve">             </w:t>
-      </w:r>
-      <w:proofErr w:type="spellStart"/>
-      <w:r>
-        <w:rPr>
-          <w:color w:val="000000"/>
-          <w:sz w:val="28"/>
-          <w:szCs w:val="28"/>
-          <w:lang w:val="en-US"/>
-        </w:rPr>
-        <w:t>DataContext</w:t>
-      </w:r>
-      <w:proofErr w:type="spellEnd"/>
-      <w:r>
-        <w:rPr>
-          <w:color w:val="000000"/>
-          <w:sz w:val="28"/>
-          <w:szCs w:val="28"/>
-          <w:lang w:val="en-US"/>
-        </w:rPr>
-        <w:t xml:space="preserve"> = vm</w:t>
-      </w:r>
-    </w:p>
-    <w:p>
-      <w:pPr>
-        <w:pStyle w:val="aa"/>
-        <w:spacing w:before="0" w:beforeAutospacing="0" w:after="0" w:afterAutospacing="0"/>
-        <w:ind w:firstLine="709"/>
-        <w:jc w:val="both"/>
-        <w:rPr>
-          <w:color w:val="000000"/>
-          <w:sz w:val="28"/>
-          <w:szCs w:val="28"/>
-          <w:lang w:val="en-US"/>
-        </w:rPr>
-      </w:pPr>
-      <w:r>
-        <w:rPr>
-          <w:color w:val="000000"/>
-          <w:sz w:val="28"/>
-          <w:szCs w:val="28"/>
-          <w:lang w:val="en-US"/>
-        </w:rPr>
-        <w:t xml:space="preserve">         };</w:t>
-      </w:r>
-    </w:p>
-    <w:p>
-      <w:pPr>
-        <w:pStyle w:val="aa"/>
-        <w:spacing w:before="0" w:beforeAutospacing="0" w:after="0" w:afterAutospacing="0"/>
-        <w:ind w:firstLine="709"/>
-        <w:jc w:val="both"/>
-        <w:rPr>
-          <w:color w:val="000000"/>
-          <w:sz w:val="28"/>
-          <w:szCs w:val="28"/>
-          <w:lang w:val="en-US"/>
-        </w:rPr>
-      </w:pPr>
-      <w:r>
-        <w:rPr>
-          <w:color w:val="000000"/>
-          <w:sz w:val="28"/>
-          <w:szCs w:val="28"/>
-          <w:lang w:val="en-US"/>
-        </w:rPr>
-        <w:t xml:space="preserve">         </w:t>
-      </w:r>
-      <w:proofErr w:type="spellStart"/>
-      <w:proofErr w:type="gramStart"/>
-      <w:r>
-        <w:rPr>
-          <w:color w:val="000000"/>
-          <w:sz w:val="28"/>
-          <w:szCs w:val="28"/>
-          <w:lang w:val="en-US"/>
-        </w:rPr>
-        <w:t>window.ShowDialog</w:t>
-      </w:r>
-      <w:proofErr w:type="spellEnd"/>
-      <w:proofErr w:type="gramEnd"/>
-      <w:r>
-        <w:rPr>
-          <w:color w:val="000000"/>
-          <w:sz w:val="28"/>
-          <w:szCs w:val="28"/>
-          <w:lang w:val="en-US"/>
-        </w:rPr>
-        <w:t>();</w:t>
-      </w:r>
-    </w:p>
-    <w:p>
-      <w:pPr>
-        <w:pStyle w:val="aa"/>
-        <w:spacing w:before="0" w:beforeAutospacing="0" w:after="0" w:afterAutospacing="0"/>
-        <w:ind w:firstLine="709"/>
-        <w:jc w:val="both"/>
-        <w:rPr>
-          <w:color w:val="000000"/>
-          <w:sz w:val="28"/>
-          <w:szCs w:val="28"/>
-          <w:lang w:val="en-US"/>
-        </w:rPr>
-      </w:pPr>
-      <w:r>
-        <w:rPr>
-          <w:color w:val="000000"/>
-          <w:sz w:val="28"/>
-          <w:szCs w:val="28"/>
-          <w:lang w:val="en-US"/>
-        </w:rPr>
-        <w:t xml:space="preserve">         if (</w:t>
-      </w:r>
-      <w:proofErr w:type="spellStart"/>
-      <w:proofErr w:type="gramStart"/>
-      <w:r>
-        <w:rPr>
-          <w:color w:val="000000"/>
-          <w:sz w:val="28"/>
-          <w:szCs w:val="28"/>
-          <w:lang w:val="en-US"/>
-        </w:rPr>
-        <w:t>vm.ClientSaved</w:t>
-      </w:r>
-      <w:proofErr w:type="spellEnd"/>
-      <w:proofErr w:type="gramEnd"/>
-      <w:r>
-        <w:rPr>
-          <w:color w:val="000000"/>
-          <w:sz w:val="28"/>
-          <w:szCs w:val="28"/>
-          <w:lang w:val="en-US"/>
-        </w:rPr>
-        <w:t>)</w:t>
-      </w:r>
-    </w:p>
-    <w:p>
-      <w:pPr>
-        <w:pStyle w:val="aa"/>
-        <w:spacing w:before="0" w:beforeAutospacing="0" w:after="0" w:afterAutospacing="0"/>
-        <w:ind w:firstLine="709"/>
-        <w:jc w:val="both"/>
-        <w:rPr>
-          <w:color w:val="000000"/>
-          <w:sz w:val="28"/>
-          <w:szCs w:val="28"/>
-          <w:lang w:val="en-US"/>
-        </w:rPr>
-      </w:pPr>
-      <w:r>
-        <w:rPr>
-          <w:color w:val="000000"/>
-          <w:sz w:val="28"/>
-          <w:szCs w:val="28"/>
-          <w:lang w:val="en-US"/>
-        </w:rPr>
-        <w:t xml:space="preserve">         {</w:t>
-      </w:r>
-    </w:p>
-    <w:p>
-      <w:pPr>
-        <w:pStyle w:val="aa"/>
-        <w:spacing w:before="0" w:beforeAutospacing="0" w:after="0" w:afterAutospacing="0"/>
-        <w:ind w:firstLine="709"/>
-        <w:jc w:val="both"/>
-        <w:rPr>
-          <w:color w:val="000000"/>
-          <w:sz w:val="28"/>
-          <w:szCs w:val="28"/>
-          <w:lang w:val="en-US"/>
-        </w:rPr>
-      </w:pPr>
-      <w:r>
-        <w:rPr>
-          <w:color w:val="000000"/>
-          <w:sz w:val="28"/>
-          <w:szCs w:val="28"/>
-          <w:lang w:val="en-US"/>
-        </w:rPr>
-        <w:t xml:space="preserve">             _</w:t>
-      </w:r>
-      <w:proofErr w:type="spellStart"/>
-      <w:r>
-        <w:rPr>
-          <w:color w:val="000000"/>
-          <w:sz w:val="28"/>
-          <w:szCs w:val="28"/>
-          <w:lang w:val="en-US"/>
-        </w:rPr>
-        <w:t>clientService.UpdateClient</w:t>
-      </w:r>
-      <w:proofErr w:type="spellEnd"/>
-      <w:r>
-        <w:rPr>
-          <w:color w:val="000000"/>
-          <w:sz w:val="28"/>
-          <w:szCs w:val="28"/>
-          <w:lang w:val="en-US"/>
-        </w:rPr>
-        <w:t>(</w:t>
-      </w:r>
-      <w:proofErr w:type="spellStart"/>
-      <w:r>
-        <w:rPr>
-          <w:color w:val="000000"/>
-          <w:sz w:val="28"/>
-          <w:szCs w:val="28"/>
-          <w:lang w:val="en-US"/>
-        </w:rPr>
-        <w:t>SelectedClient</w:t>
-      </w:r>
-      <w:proofErr w:type="spellEnd"/>
-      <w:r>
-        <w:rPr>
-          <w:color w:val="000000"/>
-          <w:sz w:val="28"/>
-          <w:szCs w:val="28"/>
-          <w:lang w:val="en-US"/>
-        </w:rPr>
-        <w:t xml:space="preserve">, </w:t>
-      </w:r>
-      <w:proofErr w:type="spellStart"/>
-      <w:proofErr w:type="gramStart"/>
-      <w:r>
-        <w:rPr>
-          <w:color w:val="000000"/>
-          <w:sz w:val="28"/>
-          <w:szCs w:val="28"/>
-          <w:lang w:val="en-US"/>
-        </w:rPr>
-        <w:t>vm.Client</w:t>
-      </w:r>
-      <w:proofErr w:type="spellEnd"/>
-      <w:proofErr w:type="gramEnd"/>
-      <w:r>
-        <w:rPr>
-          <w:color w:val="000000"/>
-          <w:sz w:val="28"/>
-          <w:szCs w:val="28"/>
-          <w:lang w:val="en-US"/>
-        </w:rPr>
-        <w:t>);</w:t>
-      </w:r>
-    </w:p>
-    <w:p>
-      <w:pPr>
-        <w:pStyle w:val="aa"/>
-        <w:spacing w:before="0" w:beforeAutospacing="0" w:after="0" w:afterAutospacing="0"/>
-        <w:ind w:firstLine="709"/>
-        <w:jc w:val="both"/>
-        <w:rPr>
-          <w:color w:val="000000"/>
-          <w:sz w:val="28"/>
-          <w:szCs w:val="28"/>
-          <w:lang w:val="en-US"/>
-        </w:rPr>
-      </w:pPr>
-      <w:r>
-        <w:rPr>
-          <w:color w:val="000000"/>
-          <w:sz w:val="28"/>
-          <w:szCs w:val="28"/>
-          <w:lang w:val="en-US"/>
-        </w:rPr>
-        <w:t xml:space="preserve">         }</w:t>
-      </w:r>
-    </w:p>
-    <w:p>
-      <w:pPr>
-        <w:pStyle w:val="aa"/>
-        <w:spacing w:before="0" w:beforeAutospacing="0" w:after="0" w:afterAutospacing="0"/>
-        <w:ind w:firstLine="709"/>
-        <w:jc w:val="both"/>
-        <w:rPr>
-          <w:color w:val="000000"/>
-          <w:sz w:val="28"/>
-          <w:szCs w:val="28"/>
-          <w:lang w:val="en-US"/>
-        </w:rPr>
-      </w:pPr>
-      <w:r>
-        <w:rPr>
-          <w:color w:val="000000"/>
-          <w:sz w:val="28"/>
-          <w:szCs w:val="28"/>
-          <w:lang w:val="en-US"/>
-        </w:rPr>
-        <w:t xml:space="preserve">     }</w:t>
-      </w:r>
-    </w:p>
-    <w:p>
-      <w:pPr>
-        <w:pStyle w:val="aa"/>
-        <w:spacing w:before="0" w:beforeAutospacing="0" w:after="0" w:afterAutospacing="0"/>
-        <w:ind w:firstLine="709"/>
-        <w:jc w:val="both"/>
-        <w:rPr>
-          <w:color w:val="000000"/>
-          <w:sz w:val="28"/>
-          <w:szCs w:val="28"/>
-          <w:lang w:val="en-US"/>
-        </w:rPr>
-      </w:pPr>
-      <w:r>
-        <w:rPr>
-          <w:color w:val="000000"/>
-          <w:sz w:val="28"/>
-          <w:szCs w:val="28"/>
-          <w:lang w:val="en-US"/>
-        </w:rPr>
-        <w:t xml:space="preserve"> }</w:t>
-      </w:r>
-    </w:p>
-    <w:p>
-      <w:pPr>
-        <w:pStyle w:val="aa"/>
-        <w:spacing w:before="0" w:beforeAutospacing="0" w:after="0" w:afterAutospacing="0"/>
-        <w:ind w:firstLine="709"/>
-        <w:jc w:val="both"/>
-        <w:rPr>
-          <w:color w:val="000000"/>
-          <w:sz w:val="28"/>
-          <w:szCs w:val="28"/>
-          <w:lang w:val="en-US"/>
-        </w:rPr>
-      </w:pPr>
-      <w:r>
-        <w:rPr>
-          <w:color w:val="000000"/>
-          <w:sz w:val="28"/>
-          <w:szCs w:val="28"/>
-          <w:lang w:val="en-US"/>
-        </w:rPr>
-        <w:t xml:space="preserve">public class </w:t>
-      </w:r>
-      <w:proofErr w:type="spellStart"/>
-      <w:proofErr w:type="gramStart"/>
-      <w:r>
-        <w:rPr>
-          <w:color w:val="000000"/>
-          <w:sz w:val="28"/>
-          <w:szCs w:val="28"/>
-          <w:lang w:val="en-US"/>
-        </w:rPr>
-        <w:t>RelayCommand</w:t>
-      </w:r>
-      <w:proofErr w:type="spellEnd"/>
-      <w:r>
-        <w:rPr>
-          <w:color w:val="000000"/>
-          <w:sz w:val="28"/>
-          <w:szCs w:val="28"/>
-          <w:lang w:val="en-US"/>
-        </w:rPr>
-        <w:t xml:space="preserve"> :</w:t>
-      </w:r>
-      <w:proofErr w:type="gramEnd"/>
-      <w:r>
-        <w:rPr>
-          <w:color w:val="000000"/>
-          <w:sz w:val="28"/>
-          <w:szCs w:val="28"/>
-          <w:lang w:val="en-US"/>
-        </w:rPr>
-        <w:t xml:space="preserve"> </w:t>
-      </w:r>
-      <w:proofErr w:type="spellStart"/>
-      <w:r>
-        <w:rPr>
-          <w:color w:val="000000"/>
-          <w:sz w:val="28"/>
-          <w:szCs w:val="28"/>
-          <w:lang w:val="en-US"/>
-        </w:rPr>
-        <w:t>ICommand</w:t>
-      </w:r>
-      <w:proofErr w:type="spellEnd"/>
-    </w:p>
-    <w:p>
-      <w:pPr>
-        <w:pStyle w:val="aa"/>
-        <w:spacing w:before="0" w:beforeAutospacing="0" w:after="0" w:afterAutospacing="0"/>
-        <w:ind w:firstLine="709"/>
-        <w:jc w:val="both"/>
-        <w:rPr>
-          <w:color w:val="000000"/>
-          <w:sz w:val="28"/>
-          <w:szCs w:val="28"/>
-          <w:lang w:val="en-US"/>
-        </w:rPr>
-      </w:pPr>
-      <w:r>
-        <w:rPr>
-          <w:color w:val="000000"/>
-          <w:sz w:val="28"/>
-          <w:szCs w:val="28"/>
-          <w:lang w:val="en-US"/>
-        </w:rPr>
-        <w:t>{</w:t>
-      </w:r>
-    </w:p>
-    <w:p>
-      <w:pPr>
-        <w:pStyle w:val="aa"/>
-        <w:spacing w:before="0" w:beforeAutospacing="0" w:after="0" w:afterAutospacing="0"/>
-        <w:ind w:firstLine="709"/>
-        <w:jc w:val="both"/>
-        <w:rPr>
-          <w:color w:val="000000"/>
-          <w:sz w:val="28"/>
-          <w:szCs w:val="28"/>
-          <w:lang w:val="en-US"/>
-        </w:rPr>
-      </w:pPr>
-      <w:r>
-        <w:rPr>
-          <w:color w:val="000000"/>
-          <w:sz w:val="28"/>
-          <w:szCs w:val="28"/>
-          <w:lang w:val="en-US"/>
-        </w:rPr>
-        <w:t xml:space="preserve">    private </w:t>
-      </w:r>
-      <w:proofErr w:type="spellStart"/>
-      <w:r>
-        <w:rPr>
-          <w:color w:val="000000"/>
-          <w:sz w:val="28"/>
-          <w:szCs w:val="28"/>
-          <w:lang w:val="en-US"/>
-        </w:rPr>
-        <w:t>readonly</w:t>
-      </w:r>
-      <w:proofErr w:type="spellEnd"/>
-      <w:r>
-        <w:rPr>
-          <w:color w:val="000000"/>
-          <w:sz w:val="28"/>
-          <w:szCs w:val="28"/>
-          <w:lang w:val="en-US"/>
-        </w:rPr>
-        <w:t xml:space="preserve"> Action&lt;object&gt; execute;</w:t>
-      </w:r>
-    </w:p>
-    <w:p>
-      <w:pPr>
-        <w:pStyle w:val="aa"/>
-        <w:spacing w:before="0" w:beforeAutospacing="0" w:after="0" w:afterAutospacing="0"/>
-        <w:ind w:firstLine="709"/>
-        <w:jc w:val="both"/>
-        <w:rPr>
-          <w:color w:val="000000"/>
-          <w:sz w:val="28"/>
-          <w:szCs w:val="28"/>
-          <w:lang w:val="en-US"/>
-        </w:rPr>
-      </w:pPr>
-      <w:r>
-        <w:rPr>
-          <w:color w:val="000000"/>
-          <w:sz w:val="28"/>
-          <w:szCs w:val="28"/>
-          <w:lang w:val="en-US"/>
-        </w:rPr>
-        <w:t xml:space="preserve">    private </w:t>
-      </w:r>
-      <w:proofErr w:type="spellStart"/>
-      <w:r>
-        <w:rPr>
-          <w:color w:val="000000"/>
-          <w:sz w:val="28"/>
-          <w:szCs w:val="28"/>
-          <w:lang w:val="en-US"/>
-        </w:rPr>
-        <w:t>readonly</w:t>
-      </w:r>
-      <w:proofErr w:type="spellEnd"/>
-      <w:r>
-        <w:rPr>
-          <w:color w:val="000000"/>
-          <w:sz w:val="28"/>
-          <w:szCs w:val="28"/>
-          <w:lang w:val="en-US"/>
-        </w:rPr>
-        <w:t xml:space="preserve"> Predicate&lt;object&gt; </w:t>
-      </w:r>
-      <w:proofErr w:type="spellStart"/>
-      <w:r>
-        <w:rPr>
-          <w:color w:val="000000"/>
-          <w:sz w:val="28"/>
-          <w:szCs w:val="28"/>
-          <w:lang w:val="en-US"/>
-        </w:rPr>
-        <w:t>canExecute</w:t>
-      </w:r>
-      <w:proofErr w:type="spellEnd"/>
-      <w:r>
-        <w:rPr>
-          <w:color w:val="000000"/>
-          <w:sz w:val="28"/>
-          <w:szCs w:val="28"/>
-          <w:lang w:val="en-US"/>
-        </w:rPr>
-        <w:t>;</w:t>
-      </w:r>
-    </w:p>
-    <w:p>
-      <w:pPr>
-        <w:pStyle w:val="aa"/>
-        <w:spacing w:before="0" w:beforeAutospacing="0" w:after="0" w:afterAutospacing="0"/>
-        <w:ind w:firstLine="709"/>
-        <w:jc w:val="both"/>
-        <w:rPr>
-          <w:color w:val="000000"/>
-          <w:sz w:val="28"/>
-          <w:szCs w:val="28"/>
-          <w:lang w:val="en-US"/>
-        </w:rPr>
-      </w:pPr>
-      <w:r>
-        <w:rPr>
-          <w:color w:val="000000"/>
-          <w:sz w:val="28"/>
-          <w:szCs w:val="28"/>
-          <w:lang w:val="en-US"/>
-        </w:rPr>
-        <w:t xml:space="preserve">    public </w:t>
-      </w:r>
-      <w:proofErr w:type="spellStart"/>
-      <w:proofErr w:type="gramStart"/>
-      <w:r>
-        <w:rPr>
-          <w:color w:val="000000"/>
-          <w:sz w:val="28"/>
-          <w:szCs w:val="28"/>
-          <w:lang w:val="en-US"/>
-        </w:rPr>
-        <w:t>RelayCommand</w:t>
-      </w:r>
-      <w:proofErr w:type="spellEnd"/>
-      <w:r>
-        <w:rPr>
-          <w:color w:val="000000"/>
-          <w:sz w:val="28"/>
-          <w:szCs w:val="28"/>
-          <w:lang w:val="en-US"/>
-        </w:rPr>
-        <w:t>(</w:t>
-      </w:r>
-      <w:proofErr w:type="gramEnd"/>
-      <w:r>
-        <w:rPr>
-          <w:color w:val="000000"/>
-          <w:sz w:val="28"/>
-          <w:szCs w:val="28"/>
-          <w:lang w:val="en-US"/>
-        </w:rPr>
-        <w:t xml:space="preserve">Action&lt;object&gt; execute, Predicate&lt;object&gt; </w:t>
-      </w:r>
-      <w:proofErr w:type="spellStart"/>
-      <w:r>
-        <w:rPr>
-          <w:color w:val="000000"/>
-          <w:sz w:val="28"/>
-          <w:szCs w:val="28"/>
-          <w:lang w:val="en-US"/>
-        </w:rPr>
-        <w:t>canExecute</w:t>
-      </w:r>
-      <w:proofErr w:type="spellEnd"/>
-      <w:r>
-        <w:rPr>
-          <w:color w:val="000000"/>
-          <w:sz w:val="28"/>
-          <w:szCs w:val="28"/>
-          <w:lang w:val="en-US"/>
-        </w:rPr>
-        <w:t xml:space="preserve"> = null)</w:t>
-      </w:r>
-    </w:p>
-    <w:p>
-      <w:pPr>
-        <w:pStyle w:val="aa"/>
-        <w:spacing w:before="0" w:beforeAutospacing="0" w:after="0" w:afterAutospacing="0"/>
-        <w:ind w:firstLine="709"/>
-        <w:jc w:val="both"/>
-        <w:rPr>
-          <w:color w:val="000000"/>
-          <w:sz w:val="28"/>
-          <w:szCs w:val="28"/>
-          <w:lang w:val="en-US"/>
-        </w:rPr>
-      </w:pPr>
-      <w:r>
-        <w:rPr>
-          <w:color w:val="000000"/>
-          <w:sz w:val="28"/>
-          <w:szCs w:val="28"/>
-          <w:lang w:val="en-US"/>
-        </w:rPr>
-        <w:t xml:space="preserve">    {</w:t>
-      </w:r>
-    </w:p>
-    <w:p>
-      <w:pPr>
-        <w:pStyle w:val="aa"/>
-        <w:spacing w:before="0" w:beforeAutospacing="0" w:after="0" w:afterAutospacing="0"/>
-        <w:ind w:firstLine="709"/>
-        <w:jc w:val="both"/>
-        <w:rPr>
-          <w:color w:val="000000"/>
-          <w:sz w:val="28"/>
-          <w:szCs w:val="28"/>
-          <w:lang w:val="en-US"/>
-        </w:rPr>
-      </w:pPr>
-      <w:r>
-        <w:rPr>
-          <w:color w:val="000000"/>
-          <w:sz w:val="28"/>
-          <w:szCs w:val="28"/>
-          <w:lang w:val="en-US"/>
-        </w:rPr>
-        <w:t xml:space="preserve">        </w:t>
-      </w:r>
-      <w:proofErr w:type="spellStart"/>
-      <w:proofErr w:type="gramStart"/>
-      <w:r>
-        <w:rPr>
-          <w:color w:val="000000"/>
-          <w:sz w:val="28"/>
-          <w:szCs w:val="28"/>
-          <w:lang w:val="en-US"/>
-        </w:rPr>
-        <w:t>this.execute</w:t>
-      </w:r>
-      <w:proofErr w:type="spellEnd"/>
-      <w:proofErr w:type="gramEnd"/>
-      <w:r>
-        <w:rPr>
-          <w:color w:val="000000"/>
-          <w:sz w:val="28"/>
-          <w:szCs w:val="28"/>
-          <w:lang w:val="en-US"/>
-        </w:rPr>
-        <w:t xml:space="preserve"> = execute;</w:t>
-      </w:r>
-    </w:p>
-    <w:p>
-      <w:pPr>
-        <w:pStyle w:val="aa"/>
-        <w:spacing w:before="0" w:beforeAutospacing="0" w:after="0" w:afterAutospacing="0"/>
-        <w:ind w:firstLine="709"/>
-        <w:jc w:val="both"/>
-        <w:rPr>
-          <w:color w:val="000000"/>
-          <w:sz w:val="28"/>
-          <w:szCs w:val="28"/>
-          <w:lang w:val="en-US"/>
-        </w:rPr>
-      </w:pPr>
-      <w:r>
-        <w:rPr>
-          <w:color w:val="000000"/>
-          <w:sz w:val="28"/>
-          <w:szCs w:val="28"/>
-          <w:lang w:val="en-US"/>
-        </w:rPr>
-        <w:t xml:space="preserve">        </w:t>
-      </w:r>
-      <w:proofErr w:type="spellStart"/>
-      <w:proofErr w:type="gramStart"/>
-      <w:r>
-        <w:rPr>
-          <w:color w:val="000000"/>
-          <w:sz w:val="28"/>
-          <w:szCs w:val="28"/>
-          <w:lang w:val="en-US"/>
-        </w:rPr>
-        <w:t>this.canExecute</w:t>
-      </w:r>
-      <w:proofErr w:type="spellEnd"/>
-      <w:proofErr w:type="gramEnd"/>
-      <w:r>
-        <w:rPr>
-          <w:color w:val="000000"/>
-          <w:sz w:val="28"/>
-          <w:szCs w:val="28"/>
-          <w:lang w:val="en-US"/>
-        </w:rPr>
-        <w:t xml:space="preserve"> = </w:t>
-      </w:r>
-      <w:proofErr w:type="spellStart"/>
-      <w:r>
-        <w:rPr>
-          <w:color w:val="000000"/>
-          <w:sz w:val="28"/>
-          <w:szCs w:val="28"/>
-          <w:lang w:val="en-US"/>
-        </w:rPr>
-        <w:t>canExecute</w:t>
-      </w:r>
-      <w:proofErr w:type="spellEnd"/>
-      <w:r>
-        <w:rPr>
-          <w:color w:val="000000"/>
-          <w:sz w:val="28"/>
-          <w:szCs w:val="28"/>
-          <w:lang w:val="en-US"/>
-        </w:rPr>
-        <w:t>;</w:t>
-      </w:r>
-    </w:p>
-    <w:p>
-      <w:pPr>
-        <w:pStyle w:val="aa"/>
-        <w:spacing w:before="0" w:beforeAutospacing="0" w:after="0" w:afterAutospacing="0"/>
-        <w:ind w:firstLine="709"/>
-        <w:jc w:val="both"/>
-        <w:rPr>
-          <w:color w:val="000000"/>
-          <w:sz w:val="28"/>
-          <w:szCs w:val="28"/>
-          <w:lang w:val="en-US"/>
-        </w:rPr>
-      </w:pPr>
-      <w:r>
-        <w:rPr>
-          <w:color w:val="000000"/>
-          <w:sz w:val="28"/>
-          <w:szCs w:val="28"/>
-          <w:lang w:val="en-US"/>
-        </w:rPr>
-        <w:t xml:space="preserve">    }</w:t>
-      </w:r>
-    </w:p>
-    <w:p>
-      <w:pPr>
-        <w:pStyle w:val="aa"/>
-        <w:spacing w:before="0" w:beforeAutospacing="0" w:after="0" w:afterAutospacing="0"/>
-        <w:ind w:firstLine="709"/>
-        <w:jc w:val="both"/>
-        <w:rPr>
-          <w:color w:val="000000"/>
-          <w:sz w:val="28"/>
-          <w:szCs w:val="28"/>
-          <w:lang w:val="en-US"/>
-        </w:rPr>
-      </w:pPr>
-      <w:r>
-        <w:rPr>
-          <w:color w:val="000000"/>
-          <w:sz w:val="28"/>
-          <w:szCs w:val="28"/>
-          <w:lang w:val="en-US"/>
-        </w:rPr>
-        <w:t xml:space="preserve">    public bool </w:t>
-      </w:r>
-      <w:proofErr w:type="spellStart"/>
-      <w:proofErr w:type="gramStart"/>
-      <w:r>
-        <w:rPr>
-          <w:color w:val="000000"/>
-          <w:sz w:val="28"/>
-          <w:szCs w:val="28"/>
-          <w:lang w:val="en-US"/>
-        </w:rPr>
-        <w:t>CanExecute</w:t>
-      </w:r>
-      <w:proofErr w:type="spellEnd"/>
-      <w:r>
-        <w:rPr>
-          <w:color w:val="000000"/>
-          <w:sz w:val="28"/>
-          <w:szCs w:val="28"/>
-          <w:lang w:val="en-US"/>
-        </w:rPr>
-        <w:t>(</w:t>
-      </w:r>
-      <w:proofErr w:type="gramEnd"/>
-      <w:r>
-        <w:rPr>
-          <w:color w:val="000000"/>
-          <w:sz w:val="28"/>
-          <w:szCs w:val="28"/>
-          <w:lang w:val="en-US"/>
-        </w:rPr>
-        <w:t xml:space="preserve">object parameter) =&gt; </w:t>
-      </w:r>
-      <w:proofErr w:type="spellStart"/>
-      <w:r>
-        <w:rPr>
-          <w:color w:val="000000"/>
-          <w:sz w:val="28"/>
-          <w:szCs w:val="28"/>
-          <w:lang w:val="en-US"/>
-        </w:rPr>
-        <w:t>canExecute</w:t>
-      </w:r>
-      <w:proofErr w:type="spellEnd"/>
-      <w:r>
-        <w:rPr>
-          <w:color w:val="000000"/>
-          <w:sz w:val="28"/>
-          <w:szCs w:val="28"/>
-          <w:lang w:val="en-US"/>
-        </w:rPr>
-        <w:t>?.Invoke(parameter) ?? true;</w:t>
-      </w:r>
-    </w:p>
-    <w:p>
-      <w:pPr>
-        <w:pStyle w:val="aa"/>
-        <w:spacing w:before="0" w:beforeAutospacing="0" w:after="0" w:afterAutospacing="0"/>
-        <w:ind w:firstLine="709"/>
-        <w:jc w:val="both"/>
-        <w:rPr>
-          <w:color w:val="000000"/>
-          <w:sz w:val="28"/>
-          <w:szCs w:val="28"/>
-          <w:lang w:val="en-US"/>
-        </w:rPr>
-      </w:pPr>
-      <w:r>
-        <w:rPr>
-          <w:color w:val="000000"/>
-          <w:sz w:val="28"/>
-          <w:szCs w:val="28"/>
-          <w:lang w:val="en-US"/>
-        </w:rPr>
-        <w:t xml:space="preserve">    public void </w:t>
-      </w:r>
-      <w:proofErr w:type="gramStart"/>
-      <w:r>
-        <w:rPr>
-          <w:color w:val="000000"/>
-          <w:sz w:val="28"/>
-          <w:szCs w:val="28"/>
-          <w:lang w:val="en-US"/>
-        </w:rPr>
-        <w:t>Execute(</w:t>
-      </w:r>
-      <w:proofErr w:type="gramEnd"/>
-      <w:r>
-        <w:rPr>
-          <w:color w:val="000000"/>
-          <w:sz w:val="28"/>
-          <w:szCs w:val="28"/>
-          <w:lang w:val="en-US"/>
-        </w:rPr>
-        <w:t>object parameter) =&gt; execute(parameter);</w:t>
-      </w:r>
-    </w:p>
-    <w:p>
-      <w:pPr>
-        <w:pStyle w:val="aa"/>
-        <w:spacing w:before="0" w:beforeAutospacing="0" w:after="0" w:afterAutospacing="0"/>
-        <w:ind w:firstLine="709"/>
-        <w:jc w:val="both"/>
-        <w:rPr>
-          <w:color w:val="000000"/>
-          <w:sz w:val="28"/>
-          <w:szCs w:val="28"/>
-          <w:lang w:val="en-US"/>
-        </w:rPr>
-      </w:pPr>
-      <w:r>
-        <w:rPr>
-          <w:color w:val="000000"/>
-          <w:sz w:val="28"/>
-          <w:szCs w:val="28"/>
-          <w:lang w:val="en-US"/>
-        </w:rPr>
-        <w:t xml:space="preserve">    public event </w:t>
-      </w:r>
-      <w:proofErr w:type="spellStart"/>
-      <w:r>
-        <w:rPr>
-          <w:color w:val="000000"/>
-          <w:sz w:val="28"/>
-          <w:szCs w:val="28"/>
-          <w:lang w:val="en-US"/>
-        </w:rPr>
-        <w:t>EventHandler</w:t>
-      </w:r>
-      <w:proofErr w:type="spellEnd"/>
-      <w:r>
-        <w:rPr>
-          <w:color w:val="000000"/>
-          <w:sz w:val="28"/>
-          <w:szCs w:val="28"/>
-          <w:lang w:val="en-US"/>
-        </w:rPr>
-        <w:t xml:space="preserve"> </w:t>
-      </w:r>
-      <w:proofErr w:type="spellStart"/>
-      <w:r>
-        <w:rPr>
-          <w:color w:val="000000"/>
-          <w:sz w:val="28"/>
-          <w:szCs w:val="28"/>
-          <w:lang w:val="en-US"/>
-        </w:rPr>
-        <w:t>CanExecuteChanged</w:t>
-      </w:r>
-      <w:proofErr w:type="spellEnd"/>
-    </w:p>
-    <w:p>
-      <w:pPr>
-        <w:pStyle w:val="aa"/>
-        <w:spacing w:before="0" w:beforeAutospacing="0" w:after="0" w:afterAutospacing="0"/>
-        <w:ind w:firstLine="709"/>
-        <w:jc w:val="both"/>
-        <w:rPr>
-          <w:color w:val="000000"/>
-          <w:sz w:val="28"/>
-          <w:szCs w:val="28"/>
-          <w:lang w:val="en-US"/>
-        </w:rPr>
-      </w:pPr>
-      <w:r>
-        <w:rPr>
-          <w:color w:val="000000"/>
-          <w:sz w:val="28"/>
-          <w:szCs w:val="28"/>
-          <w:lang w:val="en-US"/>
-        </w:rPr>
-        <w:t xml:space="preserve">    {</w:t>
-      </w:r>
-    </w:p>
-    <w:p>
-      <w:pPr>
-        <w:pStyle w:val="aa"/>
-        <w:spacing w:before="0" w:beforeAutospacing="0" w:after="0" w:afterAutospacing="0"/>
-        <w:ind w:firstLine="709"/>
-        <w:jc w:val="both"/>
-        <w:rPr>
-          <w:color w:val="000000"/>
-          <w:sz w:val="28"/>
-          <w:szCs w:val="28"/>
-          <w:lang w:val="en-US"/>
-        </w:rPr>
-      </w:pPr>
-      <w:r>
-        <w:rPr>
-          <w:color w:val="000000"/>
-          <w:sz w:val="28"/>
-          <w:szCs w:val="28"/>
-          <w:lang w:val="en-US"/>
-        </w:rPr>
-        <w:t xml:space="preserve">        add </w:t>
-      </w:r>
-      <w:proofErr w:type="gramStart"/>
-      <w:r>
-        <w:rPr>
-          <w:color w:val="000000"/>
-          <w:sz w:val="28"/>
-          <w:szCs w:val="28"/>
-          <w:lang w:val="en-US"/>
-        </w:rPr>
-        <w:t xml:space="preserve">{ </w:t>
-      </w:r>
-      <w:proofErr w:type="spellStart"/>
-      <w:r>
-        <w:rPr>
-          <w:color w:val="000000"/>
-          <w:sz w:val="28"/>
-          <w:szCs w:val="28"/>
-          <w:lang w:val="en-US"/>
-        </w:rPr>
-        <w:t>CommandManager.RequerySuggested</w:t>
-      </w:r>
-      <w:proofErr w:type="spellEnd"/>
-      <w:proofErr w:type="gramEnd"/>
-      <w:r>
-        <w:rPr>
-          <w:color w:val="000000"/>
-          <w:sz w:val="28"/>
-          <w:szCs w:val="28"/>
-          <w:lang w:val="en-US"/>
-        </w:rPr>
-        <w:t xml:space="preserve"> += value; }</w:t>
-      </w:r>
-    </w:p>
-    <w:p>
-      <w:pPr>
-        <w:pStyle w:val="aa"/>
-        <w:spacing w:before="0" w:beforeAutospacing="0" w:after="0" w:afterAutospacing="0"/>
-        <w:ind w:firstLine="709"/>
-        <w:jc w:val="both"/>
-        <w:rPr>
-          <w:color w:val="000000"/>
-          <w:sz w:val="28"/>
-          <w:szCs w:val="28"/>
-          <w:lang w:val="en-US"/>
-        </w:rPr>
-      </w:pPr>
-      <w:r>
-        <w:rPr>
-          <w:color w:val="000000"/>
-          <w:sz w:val="28"/>
-          <w:szCs w:val="28"/>
-          <w:lang w:val="en-US"/>
-        </w:rPr>
-        <w:lastRenderedPageBreak/>
-        <w:t xml:space="preserve">        </w:t>
-      </w:r>
-      <w:r>
-        <w:rPr>
-          <w:color w:val="000000"/>
-          <w:sz w:val="28"/>
-          <w:szCs w:val="28"/>
-          <w:lang w:val="en-US"/>
-        </w:rPr>
-        <w:t xml:space="preserve">remove </w:t>
-      </w:r>
-      <w:proofErr w:type="gramStart"/>
-      <w:r>
-        <w:rPr>
-          <w:color w:val="000000"/>
-          <w:sz w:val="28"/>
-          <w:szCs w:val="28"/>
-          <w:lang w:val="en-US"/>
-        </w:rPr>
-        <w:t xml:space="preserve">{ </w:t>
-      </w:r>
-      <w:proofErr w:type="spellStart"/>
-      <w:r>
-        <w:rPr>
-          <w:color w:val="000000"/>
-          <w:sz w:val="28"/>
-          <w:szCs w:val="28"/>
-          <w:lang w:val="en-US"/>
-        </w:rPr>
-        <w:t>CommandManager.RequerySuggested</w:t>
-      </w:r>
-      <w:proofErr w:type="spellEnd"/>
-      <w:proofErr w:type="gramEnd"/>
-      <w:r>
-        <w:rPr>
-          <w:color w:val="000000"/>
-          <w:sz w:val="28"/>
-          <w:szCs w:val="28"/>
-          <w:lang w:val="en-US"/>
-        </w:rPr>
-        <w:t xml:space="preserve"> -= value; }</w:t>
-      </w:r>
-    </w:p>
-    <w:p>
-      <w:pPr>
-        <w:pStyle w:val="aa"/>
-        <w:spacing w:before="0" w:beforeAutospacing="0" w:after="0" w:afterAutospacing="0"/>
-        <w:ind w:firstLine="709"/>
-        <w:jc w:val="both"/>
-        <w:rPr>
-          <w:color w:val="000000"/>
-          <w:sz w:val="28"/>
-          <w:szCs w:val="28"/>
-          <w:lang w:val="en-US"/>
-        </w:rPr>
-      </w:pPr>
-      <w:r>
-        <w:rPr>
-          <w:color w:val="000000"/>
-          <w:sz w:val="28"/>
-          <w:szCs w:val="28"/>
-          <w:lang w:val="en-US"/>
-        </w:rPr>
-        <w:t xml:space="preserve">    }</w:t>
-      </w:r>
-    </w:p>
-    <w:p>
-      <w:pPr>
-        <w:pStyle w:val="aa"/>
-        <w:spacing w:before="0" w:beforeAutospacing="0" w:after="0" w:afterAutospacing="0"/>
-        <w:ind w:firstLine="709"/>
-        <w:jc w:val="both"/>
-        <w:rPr>
-          <w:color w:val="000000"/>
-          <w:sz w:val="28"/>
-          <w:szCs w:val="28"/>
-          <w:lang w:val="en-US"/>
-        </w:rPr>
-      </w:pPr>
-      <w:r>
-        <w:rPr>
-          <w:color w:val="000000"/>
-          <w:sz w:val="28"/>
-          <w:szCs w:val="28"/>
-          <w:lang w:val="en-US"/>
-        </w:rPr>
-        <w:t>}</w:t>
-      </w:r>
-    </w:p>
-    <w:p>
-      <w:pPr>
-        <w:pStyle w:val="aa"/>
-        <w:spacing w:before="0" w:beforeAutospacing="0" w:after="0" w:afterAutospacing="0"/>
-        <w:ind w:firstLine="709"/>
-        <w:jc w:val="both"/>
-        <w:rPr>
-          <w:color w:val="000000"/>
-          <w:sz w:val="28"/>
-          <w:szCs w:val="28"/>
-          <w:lang w:val="en-US"/>
-        </w:rPr>
-      </w:pPr>
-      <w:r>
-        <w:rPr>
-          <w:color w:val="000000"/>
-          <w:sz w:val="28"/>
-          <w:szCs w:val="28"/>
-        </w:rPr>
-        <w:t>Таблица</w:t>
-      </w:r>
-      <w:r>
-        <w:rPr>
-          <w:color w:val="000000"/>
-          <w:sz w:val="28"/>
-          <w:szCs w:val="28"/>
-          <w:lang w:val="en-US"/>
-        </w:rPr>
-        <w:t xml:space="preserve"> </w:t>
-      </w:r>
-      <w:r>
-        <w:rPr>
-          <w:color w:val="000000"/>
-          <w:sz w:val="28"/>
-          <w:szCs w:val="28"/>
-          <w:lang w:val="en-US"/>
-        </w:rPr>
-        <w:t>1</w:t>
-      </w:r>
-      <w:r>
-        <w:rPr>
-          <w:color w:val="000000"/>
-          <w:sz w:val="28"/>
-          <w:szCs w:val="28"/>
-          <w:lang w:val="en-US"/>
-        </w:rPr>
-        <w:t>6</w:t>
-      </w:r>
-      <w:r>
-        <w:rPr>
-          <w:color w:val="000000"/>
-          <w:sz w:val="28"/>
-          <w:szCs w:val="28"/>
-          <w:lang w:val="en-US"/>
-        </w:rPr>
-        <w:t xml:space="preserve">.1 – </w:t>
-      </w:r>
-      <w:r>
-        <w:rPr>
-          <w:color w:val="000000"/>
-          <w:sz w:val="28"/>
-          <w:szCs w:val="28"/>
-        </w:rPr>
-        <w:t>Входные</w:t>
-      </w:r>
-      <w:r>
-        <w:rPr>
-          <w:color w:val="000000"/>
-          <w:sz w:val="28"/>
-          <w:szCs w:val="28"/>
-          <w:lang w:val="en-US"/>
-        </w:rPr>
-        <w:t xml:space="preserve"> </w:t>
-      </w:r>
-      <w:r>
-        <w:rPr>
-          <w:color w:val="000000"/>
-          <w:sz w:val="28"/>
-          <w:szCs w:val="28"/>
-        </w:rPr>
-        <w:t>и</w:t>
-      </w:r>
-      <w:r>
-        <w:rPr>
-          <w:color w:val="000000"/>
-          <w:sz w:val="28"/>
-          <w:szCs w:val="28"/>
-          <w:lang w:val="en-US"/>
-        </w:rPr>
-        <w:t xml:space="preserve"> </w:t>
-      </w:r>
       <w:r>
         <w:rPr>
           <w:color w:val="000000"/>
@@ -10875,7 +3816,6 @@
           <w:color w:val="000000"/>
           <w:sz w:val="28"/>
           <w:szCs w:val="28"/>
-          <w:lang w:val="en-US"/>
         </w:rPr>
         <w:t xml:space="preserve"> </w:t>
       </w:r>
@@ -11319,7 +4259,7 @@
 </file>
 
 <file path=word/endnotes.xml><?xml version="1.0" encoding="utf-8"?>
-<w:endnotes xmlns:wpc="http://schemas.microsoft.com/office/word/2010/wordprocessingCanvas" xmlns:cx="http://schemas.microsoft.com/office/drawing/2014/chartex" xmlns:cx1="http://schemas.microsoft.com/office/drawing/2015/9/8/chartex" xmlns:cx2="http://schemas.microsoft.com/office/drawing/2015/10/21/chartex" xmlns:cx3="http://schemas.microsoft.com/office/drawing/2016/5/9/chartex" xmlns:cx4="http://schemas.microsoft.com/office/drawing/2016/5/10/chartex" xmlns:cx5="http://schemas.microsoft.com/office/drawing/2016/5/11/chartex" xmlns:cx6="http://schemas.microsoft.com/office/drawing/2016/5/12/chartex" xmlns:cx7="http://schemas.microsoft.com/office/drawing/2016/5/13/chartex" xmlns:cx8="http://schemas.microsoft.com/office/drawing/2016/5/14/chartex" xmlns:mc="http://schemas.openxmlformats.org/markup-compatibility/2006" xmlns:aink="http://schemas.microsoft.com/office/drawing/2016/ink" xmlns:am3d="http://schemas.microsoft.com/office/drawing/2017/model3d" xmlns:o="urn:schemas-microsoft-com:office:office" xmlns:oel="http://schemas.microsoft.com/office/2019/extlst" xmlns:r="http://schemas.openxmlformats.org/officeDocument/2006/relationships" xmlns:m="http://schemas.openxmlformats.org/officeDocument/2006/math" xmlns:v="urn:schemas-microsoft-com:vml" xmlns:wp14="http://schemas.microsoft.com/office/word/2010/wordprocessingDrawing" xmlns:wp="http://schemas.openxmlformats.org/drawingml/2006/wordprocessingDrawing" xmlns:w10="urn:schemas-microsoft-com:office:word" xmlns:w="http://schemas.openxmlformats.org/wordprocessingml/2006/main" xmlns:w14="http://schemas.microsoft.com/office/word/2010/wordml" xmlns:w15="http://schemas.microsoft.com/office/word/2012/wordml" xmlns:w16cex="http://schemas.microsoft.com/office/word/2018/wordml/cex" xmlns:w16cid="http://schemas.microsoft.com/office/word/2016/wordml/cid" xmlns:w16="http://schemas.microsoft.com/office/word/2018/wordml" xmlns:w16du="http://schemas.microsoft.com/office/word/2023/wordml/word16du" xmlns:w16sdtdh="http://schemas.microsoft.com/office/word/2020/wordml/sdtdatahash" xmlns:w16se="http://schemas.microsoft.com/office/word/2015/wordml/symex" xmlns:wpg="http://schemas.microsoft.com/office/word/2010/wordprocessingGroup" xmlns:wpi="http://schemas.microsoft.com/office/word/2010/wordprocessingInk" xmlns:wne="http://schemas.microsoft.com/office/word/2006/wordml" xmlns:wps="http://schemas.microsoft.com/office/word/2010/wordprocessingShape" mc:Ignorable="w14 w15 w16se w16cid w16 w16cex w16sdtdh w16du wp14">
+<w:endnotes xmlns:wpc="http://schemas.microsoft.com/office/word/2010/wordprocessingCanvas" xmlns:cx="http://schemas.microsoft.com/office/drawing/2014/chartex" xmlns:cx1="http://schemas.microsoft.com/office/drawing/2015/9/8/chartex" xmlns:cx2="http://schemas.microsoft.com/office/drawing/2015/10/21/chartex" xmlns:cx3="http://schemas.microsoft.com/office/drawing/2016/5/9/chartex" xmlns:cx4="http://schemas.microsoft.com/office/drawing/2016/5/10/chartex" xmlns:cx5="http://schemas.microsoft.com/office/drawing/2016/5/11/chartex" xmlns:cx6="http://schemas.microsoft.com/office/drawing/2016/5/12/chartex" xmlns:cx7="http://schemas.microsoft.com/office/drawing/2016/5/13/chartex" xmlns:cx8="http://schemas.microsoft.com/office/drawing/2016/5/14/chartex" xmlns:mc="http://schemas.openxmlformats.org/markup-compatibility/2006" xmlns:aink="http://schemas.microsoft.com/office/drawing/2016/ink" xmlns:am3d="http://schemas.microsoft.com/office/drawing/2017/model3d" xmlns:o="urn:schemas-microsoft-com:office:office" xmlns:oel="http://schemas.microsoft.com/office/2019/extlst" xmlns:r="http://schemas.openxmlformats.org/officeDocument/2006/relationships" xmlns:m="http://schemas.openxmlformats.org/officeDocument/2006/math" xmlns:v="urn:schemas-microsoft-com:vml" xmlns:wp14="http://schemas.microsoft.com/office/word/2010/wordprocessingDrawing" xmlns:wp="http://schemas.openxmlformats.org/drawingml/2006/wordprocessingDrawing" xmlns:w10="urn:schemas-microsoft-com:office:word" xmlns:w="http://schemas.openxmlformats.org/wordprocessingml/2006/main" xmlns:w14="http://schemas.microsoft.com/office/word/2010/wordml" xmlns:w15="http://schemas.microsoft.com/office/word/2012/wordml" xmlns:w16cex="http://schemas.microsoft.com/office/word/2018/wordml/cex" xmlns:w16cid="http://schemas.microsoft.com/office/word/2016/wordml/cid" xmlns:w16="http://schemas.microsoft.com/office/word/2018/wordml" xmlns:w16du="http://schemas.microsoft.com/office/word/2023/wordml/word16du" xmlns:w16sdtdh="http://schemas.microsoft.com/office/word/2020/wordml/sdtdatahash" xmlns:w16sdtfl="http://schemas.microsoft.com/office/word/2024/wordml/sdtformatlock" xmlns:w16se="http://schemas.microsoft.com/office/word/2015/wordml/symex" xmlns:wpg="http://schemas.microsoft.com/office/word/2010/wordprocessingGroup" xmlns:wpi="http://schemas.microsoft.com/office/word/2010/wordprocessingInk" xmlns:wne="http://schemas.microsoft.com/office/word/2006/wordml" xmlns:wps="http://schemas.microsoft.com/office/word/2010/wordprocessingShape" mc:Ignorable="w14 w15 w16se w16cid w16 w16cex w16sdtdh w16sdtfl w16du wp14">
   <w:endnote w:type="separator" w:id="-1">
     <w:p>
       <w:r>
@@ -11338,7 +4278,7 @@
 </file>
 
 <file path=word/footer1.xml><?xml version="1.0" encoding="utf-8"?>
-<w:ftr xmlns:wpc="http://schemas.microsoft.com/office/word/2010/wordprocessingCanvas" xmlns:cx="http://schemas.microsoft.com/office/drawing/2014/chartex" xmlns:cx1="http://schemas.microsoft.com/office/drawing/2015/9/8/chartex" xmlns:cx2="http://schemas.microsoft.com/office/drawing/2015/10/21/chartex" xmlns:cx3="http://schemas.microsoft.com/office/drawing/2016/5/9/chartex" xmlns:cx4="http://schemas.microsoft.com/office/drawing/2016/5/10/chartex" xmlns:cx5="http://schemas.microsoft.com/office/drawing/2016/5/11/chartex" xmlns:cx6="http://schemas.microsoft.com/office/drawing/2016/5/12/chartex" xmlns:cx7="http://schemas.microsoft.com/office/drawing/2016/5/13/chartex" xmlns:cx8="http://schemas.microsoft.com/office/drawing/2016/5/14/chartex" xmlns:mc="http://schemas.openxmlformats.org/markup-compatibility/2006" xmlns:aink="http://schemas.microsoft.com/office/drawing/2016/ink" xmlns:am3d="http://schemas.microsoft.com/office/drawing/2017/model3d" xmlns:o="urn:schemas-microsoft-com:office:office" xmlns:oel="http://schemas.microsoft.com/office/2019/extlst" xmlns:r="http://schemas.openxmlformats.org/officeDocument/2006/relationships" xmlns:m="http://schemas.openxmlformats.org/officeDocument/2006/math" xmlns:v="urn:schemas-microsoft-com:vml" xmlns:wp14="http://schemas.microsoft.com/office/word/2010/wordprocessingDrawing" xmlns:wp="http://schemas.openxmlformats.org/drawingml/2006/wordprocessingDrawing" xmlns:w10="urn:schemas-microsoft-com:office:word" xmlns:w="http://schemas.openxmlformats.org/wordprocessingml/2006/main" xmlns:w14="http://schemas.microsoft.com/office/word/2010/wordml" xmlns:w15="http://schemas.microsoft.com/office/word/2012/wordml" xmlns:w16cex="http://schemas.microsoft.com/office/word/2018/wordml/cex" xmlns:w16cid="http://schemas.microsoft.com/office/word/2016/wordml/cid" xmlns:w16="http://schemas.microsoft.com/office/word/2018/wordml" xmlns:w16du="http://schemas.microsoft.com/office/word/2023/wordml/word16du" xmlns:w16sdtdh="http://schemas.microsoft.com/office/word/2020/wordml/sdtdatahash" xmlns:w16se="http://schemas.microsoft.com/office/word/2015/wordml/symex" xmlns:wpg="http://schemas.microsoft.com/office/word/2010/wordprocessingGroup" xmlns:wpi="http://schemas.microsoft.com/office/word/2010/wordprocessingInk" xmlns:wne="http://schemas.microsoft.com/office/word/2006/wordml" xmlns:wps="http://schemas.microsoft.com/office/word/2010/wordprocessingShape" mc:Ignorable="w14 w15 w16se w16cid w16 w16cex w16sdtdh w16du wp14">
+<w:ftr xmlns:wpc="http://schemas.microsoft.com/office/word/2010/wordprocessingCanvas" xmlns:cx="http://schemas.microsoft.com/office/drawing/2014/chartex" xmlns:cx1="http://schemas.microsoft.com/office/drawing/2015/9/8/chartex" xmlns:cx2="http://schemas.microsoft.com/office/drawing/2015/10/21/chartex" xmlns:cx3="http://schemas.microsoft.com/office/drawing/2016/5/9/chartex" xmlns:cx4="http://schemas.microsoft.com/office/drawing/2016/5/10/chartex" xmlns:cx5="http://schemas.microsoft.com/office/drawing/2016/5/11/chartex" xmlns:cx6="http://schemas.microsoft.com/office/drawing/2016/5/12/chartex" xmlns:cx7="http://schemas.microsoft.com/office/drawing/2016/5/13/chartex" xmlns:cx8="http://schemas.microsoft.com/office/drawing/2016/5/14/chartex" xmlns:mc="http://schemas.openxmlformats.org/markup-compatibility/2006" xmlns:aink="http://schemas.microsoft.com/office/drawing/2016/ink" xmlns:am3d="http://schemas.microsoft.com/office/drawing/2017/model3d" xmlns:o="urn:schemas-microsoft-com:office:office" xmlns:oel="http://schemas.microsoft.com/office/2019/extlst" xmlns:r="http://schemas.openxmlformats.org/officeDocument/2006/relationships" xmlns:m="http://schemas.openxmlformats.org/officeDocument/2006/math" xmlns:v="urn:schemas-microsoft-com:vml" xmlns:wp14="http://schemas.microsoft.com/office/word/2010/wordprocessingDrawing" xmlns:wp="http://schemas.openxmlformats.org/drawingml/2006/wordprocessingDrawing" xmlns:w10="urn:schemas-microsoft-com:office:word" xmlns:w="http://schemas.openxmlformats.org/wordprocessingml/2006/main" xmlns:w14="http://schemas.microsoft.com/office/word/2010/wordml" xmlns:w15="http://schemas.microsoft.com/office/word/2012/wordml" xmlns:w16cex="http://schemas.microsoft.com/office/word/2018/wordml/cex" xmlns:w16cid="http://schemas.microsoft.com/office/word/2016/wordml/cid" xmlns:w16="http://schemas.microsoft.com/office/word/2018/wordml" xmlns:w16du="http://schemas.microsoft.com/office/word/2023/wordml/word16du" xmlns:w16sdtdh="http://schemas.microsoft.com/office/word/2020/wordml/sdtdatahash" xmlns:w16sdtfl="http://schemas.microsoft.com/office/word/2024/wordml/sdtformatlock" xmlns:w16se="http://schemas.microsoft.com/office/word/2015/wordml/symex" xmlns:wpg="http://schemas.microsoft.com/office/word/2010/wordprocessingGroup" xmlns:wpi="http://schemas.microsoft.com/office/word/2010/wordprocessingInk" xmlns:wne="http://schemas.microsoft.com/office/word/2006/wordml" xmlns:wps="http://schemas.microsoft.com/office/word/2010/wordprocessingShape" mc:Ignorable="w14 w15 w16se w16cid w16 w16cex w16sdtdh w16sdtfl w16du wp14">
   <w:p>
     <w:pPr>
       <w:pStyle w:val="a4"/>
@@ -11376,7 +4316,7 @@
 </file>
 
 <file path=word/footer2.xml><?xml version="1.0" encoding="utf-8"?>
-<w:ftr xmlns:wpc="http://schemas.microsoft.com/office/word/2010/wordprocessingCanvas" xmlns:cx="http://schemas.microsoft.com/office/drawing/2014/chartex" xmlns:cx1="http://schemas.microsoft.com/office/drawing/2015/9/8/chartex" xmlns:cx2="http://schemas.microsoft.com/office/drawing/2015/10/21/chartex" xmlns:cx3="http://schemas.microsoft.com/office/drawing/2016/5/9/chartex" xmlns:cx4="http://schemas.microsoft.com/office/drawing/2016/5/10/chartex" xmlns:cx5="http://schemas.microsoft.com/office/drawing/2016/5/11/chartex" xmlns:cx6="http://schemas.microsoft.com/office/drawing/2016/5/12/chartex" xmlns:cx7="http://schemas.microsoft.com/office/drawing/2016/5/13/chartex" xmlns:cx8="http://schemas.microsoft.com/office/drawing/2016/5/14/chartex" xmlns:mc="http://schemas.openxmlformats.org/markup-compatibility/2006" xmlns:aink="http://schemas.microsoft.com/office/drawing/2016/ink" xmlns:am3d="http://schemas.microsoft.com/office/drawing/2017/model3d" xmlns:o="urn:schemas-microsoft-com:office:office" xmlns:oel="http://schemas.microsoft.com/office/2019/extlst" xmlns:r="http://schemas.openxmlformats.org/officeDocument/2006/relationships" xmlns:m="http://schemas.openxmlformats.org/officeDocument/2006/math" xmlns:v="urn:schemas-microsoft-com:vml" xmlns:wp14="http://schemas.microsoft.com/office/word/2010/wordprocessingDrawing" xmlns:wp="http://schemas.openxmlformats.org/drawingml/2006/wordprocessingDrawing" xmlns:w10="urn:schemas-microsoft-com:office:word" xmlns:w="http://schemas.openxmlformats.org/wordprocessingml/2006/main" xmlns:w14="http://schemas.microsoft.com/office/word/2010/wordml" xmlns:w15="http://schemas.microsoft.com/office/word/2012/wordml" xmlns:w16cex="http://schemas.microsoft.com/office/word/2018/wordml/cex" xmlns:w16cid="http://schemas.microsoft.com/office/word/2016/wordml/cid" xmlns:w16="http://schemas.microsoft.com/office/word/2018/wordml" xmlns:w16du="http://schemas.microsoft.com/office/word/2023/wordml/word16du" xmlns:w16sdtdh="http://schemas.microsoft.com/office/word/2020/wordml/sdtdatahash" xmlns:w16se="http://schemas.microsoft.com/office/word/2015/wordml/symex" xmlns:wpg="http://schemas.microsoft.com/office/word/2010/wordprocessingGroup" xmlns:wpi="http://schemas.microsoft.com/office/word/2010/wordprocessingInk" xmlns:wne="http://schemas.microsoft.com/office/word/2006/wordml" xmlns:wps="http://schemas.microsoft.com/office/word/2010/wordprocessingShape" mc:Ignorable="w14 w15 w16se w16cid w16 w16cex w16sdtdh w16du wp14">
+<w:ftr xmlns:wpc="http://schemas.microsoft.com/office/word/2010/wordprocessingCanvas" xmlns:cx="http://schemas.microsoft.com/office/drawing/2014/chartex" xmlns:cx1="http://schemas.microsoft.com/office/drawing/2015/9/8/chartex" xmlns:cx2="http://schemas.microsoft.com/office/drawing/2015/10/21/chartex" xmlns:cx3="http://schemas.microsoft.com/office/drawing/2016/5/9/chartex" xmlns:cx4="http://schemas.microsoft.com/office/drawing/2016/5/10/chartex" xmlns:cx5="http://schemas.microsoft.com/office/drawing/2016/5/11/chartex" xmlns:cx6="http://schemas.microsoft.com/office/drawing/2016/5/12/chartex" xmlns:cx7="http://schemas.microsoft.com/office/drawing/2016/5/13/chartex" xmlns:cx8="http://schemas.microsoft.com/office/drawing/2016/5/14/chartex" xmlns:mc="http://schemas.openxmlformats.org/markup-compatibility/2006" xmlns:aink="http://schemas.microsoft.com/office/drawing/2016/ink" xmlns:am3d="http://schemas.microsoft.com/office/drawing/2017/model3d" xmlns:o="urn:schemas-microsoft-com:office:office" xmlns:oel="http://schemas.microsoft.com/office/2019/extlst" xmlns:r="http://schemas.openxmlformats.org/officeDocument/2006/relationships" xmlns:m="http://schemas.openxmlformats.org/officeDocument/2006/math" xmlns:v="urn:schemas-microsoft-com:vml" xmlns:wp14="http://schemas.microsoft.com/office/word/2010/wordprocessingDrawing" xmlns:wp="http://schemas.openxmlformats.org/drawingml/2006/wordprocessingDrawing" xmlns:w10="urn:schemas-microsoft-com:office:word" xmlns:w="http://schemas.openxmlformats.org/wordprocessingml/2006/main" xmlns:w14="http://schemas.microsoft.com/office/word/2010/wordml" xmlns:w15="http://schemas.microsoft.com/office/word/2012/wordml" xmlns:w16cex="http://schemas.microsoft.com/office/word/2018/wordml/cex" xmlns:w16cid="http://schemas.microsoft.com/office/word/2016/wordml/cid" xmlns:w16="http://schemas.microsoft.com/office/word/2018/wordml" xmlns:w16du="http://schemas.microsoft.com/office/word/2023/wordml/word16du" xmlns:w16sdtdh="http://schemas.microsoft.com/office/word/2020/wordml/sdtdatahash" xmlns:w16sdtfl="http://schemas.microsoft.com/office/word/2024/wordml/sdtformatlock" xmlns:w16se="http://schemas.microsoft.com/office/word/2015/wordml/symex" xmlns:wpg="http://schemas.microsoft.com/office/word/2010/wordprocessingGroup" xmlns:wpi="http://schemas.microsoft.com/office/word/2010/wordprocessingInk" xmlns:wne="http://schemas.microsoft.com/office/word/2006/wordml" xmlns:wps="http://schemas.microsoft.com/office/word/2010/wordprocessingShape" mc:Ignorable="w14 w15 w16se w16cid w16 w16cex w16sdtdh w16sdtfl w16du wp14">
   <w:p>
     <w:pPr>
       <w:pStyle w:val="a4"/>
@@ -12254,7 +5194,14 @@
                               <w:sz w:val="28"/>
                               <w:szCs w:val="28"/>
                             </w:rPr>
-                            <w:t>25</w:t>
+                            <w:t>2</w:t>
+                          </w:r>
+                          <w:r>
+                            <w:rPr>
+                              <w:sz w:val="28"/>
+                              <w:szCs w:val="28"/>
+                            </w:rPr>
+                            <w:t>6</w:t>
                           </w:r>
                           <w:r>
                             <w:rPr>
@@ -12324,15 +5271,7 @@
                         <w:sz w:val="28"/>
                         <w:szCs w:val="28"/>
                       </w:rPr>
-                      <w:t>УП 5-04-0612-</w:t>
-                    </w:r>
-                    <w:proofErr w:type="gramStart"/>
-                    <w:r>
-                      <w:rPr>
-                        <w:sz w:val="28"/>
-                        <w:szCs w:val="28"/>
-                      </w:rPr>
-                      <w:t>02.4</w:t>
+                      <w:t>УП 5-04-0612-02.4</w:t>
                     </w:r>
                     <w:r>
                       <w:rPr>
@@ -12353,15 +5292,7 @@
                         <w:sz w:val="28"/>
                         <w:szCs w:val="28"/>
                       </w:rPr>
-                      <w:t>М</w:t>
-                    </w:r>
-                    <w:proofErr w:type="gramEnd"/>
-                    <w:r>
-                      <w:rPr>
-                        <w:sz w:val="28"/>
-                        <w:szCs w:val="28"/>
-                      </w:rPr>
-                      <w:t>-134</w:t>
+                      <w:t>М-134</w:t>
                     </w:r>
                     <w:r>
                       <w:rPr>
@@ -12375,7 +5306,14 @@
                         <w:sz w:val="28"/>
                         <w:szCs w:val="28"/>
                       </w:rPr>
-                      <w:t>25</w:t>
+                      <w:t>2</w:t>
+                    </w:r>
+                    <w:r>
+                      <w:rPr>
+                        <w:sz w:val="28"/>
+                        <w:szCs w:val="28"/>
+                      </w:rPr>
+                      <w:t>6</w:t>
                     </w:r>
                     <w:r>
                       <w:rPr>
@@ -13316,7 +6254,7 @@
 </file>
 
 <file path=word/footer3.xml><?xml version="1.0" encoding="utf-8"?>
-<w:ftr xmlns:wpc="http://schemas.microsoft.com/office/word/2010/wordprocessingCanvas" xmlns:cx="http://schemas.microsoft.com/office/drawing/2014/chartex" xmlns:cx1="http://schemas.microsoft.com/office/drawing/2015/9/8/chartex" xmlns:cx2="http://schemas.microsoft.com/office/drawing/2015/10/21/chartex" xmlns:cx3="http://schemas.microsoft.com/office/drawing/2016/5/9/chartex" xmlns:cx4="http://schemas.microsoft.com/office/drawing/2016/5/10/chartex" xmlns:cx5="http://schemas.microsoft.com/office/drawing/2016/5/11/chartex" xmlns:cx6="http://schemas.microsoft.com/office/drawing/2016/5/12/chartex" xmlns:cx7="http://schemas.microsoft.com/office/drawing/2016/5/13/chartex" xmlns:cx8="http://schemas.microsoft.com/office/drawing/2016/5/14/chartex" xmlns:mc="http://schemas.openxmlformats.org/markup-compatibility/2006" xmlns:aink="http://schemas.microsoft.com/office/drawing/2016/ink" xmlns:am3d="http://schemas.microsoft.com/office/drawing/2017/model3d" xmlns:o="urn:schemas-microsoft-com:office:office" xmlns:oel="http://schemas.microsoft.com/office/2019/extlst" xmlns:r="http://schemas.openxmlformats.org/officeDocument/2006/relationships" xmlns:m="http://schemas.openxmlformats.org/officeDocument/2006/math" xmlns:v="urn:schemas-microsoft-com:vml" xmlns:wp14="http://schemas.microsoft.com/office/word/2010/wordprocessingDrawing" xmlns:wp="http://schemas.openxmlformats.org/drawingml/2006/wordprocessingDrawing" xmlns:w10="urn:schemas-microsoft-com:office:word" xmlns:w="http://schemas.openxmlformats.org/wordprocessingml/2006/main" xmlns:w14="http://schemas.microsoft.com/office/word/2010/wordml" xmlns:w15="http://schemas.microsoft.com/office/word/2012/wordml" xmlns:w16cex="http://schemas.microsoft.com/office/word/2018/wordml/cex" xmlns:w16cid="http://schemas.microsoft.com/office/word/2016/wordml/cid" xmlns:w16="http://schemas.microsoft.com/office/word/2018/wordml" xmlns:w16du="http://schemas.microsoft.com/office/word/2023/wordml/word16du" xmlns:w16sdtdh="http://schemas.microsoft.com/office/word/2020/wordml/sdtdatahash" xmlns:w16se="http://schemas.microsoft.com/office/word/2015/wordml/symex" xmlns:wpg="http://schemas.microsoft.com/office/word/2010/wordprocessingGroup" xmlns:wpi="http://schemas.microsoft.com/office/word/2010/wordprocessingInk" xmlns:wne="http://schemas.microsoft.com/office/word/2006/wordml" xmlns:wps="http://schemas.microsoft.com/office/word/2010/wordprocessingShape" mc:Ignorable="w14 w15 w16se w16cid w16 w16cex w16sdtdh w16du wp14">
+<w:ftr xmlns:wpc="http://schemas.microsoft.com/office/word/2010/wordprocessingCanvas" xmlns:cx="http://schemas.microsoft.com/office/drawing/2014/chartex" xmlns:cx1="http://schemas.microsoft.com/office/drawing/2015/9/8/chartex" xmlns:cx2="http://schemas.microsoft.com/office/drawing/2015/10/21/chartex" xmlns:cx3="http://schemas.microsoft.com/office/drawing/2016/5/9/chartex" xmlns:cx4="http://schemas.microsoft.com/office/drawing/2016/5/10/chartex" xmlns:cx5="http://schemas.microsoft.com/office/drawing/2016/5/11/chartex" xmlns:cx6="http://schemas.microsoft.com/office/drawing/2016/5/12/chartex" xmlns:cx7="http://schemas.microsoft.com/office/drawing/2016/5/13/chartex" xmlns:cx8="http://schemas.microsoft.com/office/drawing/2016/5/14/chartex" xmlns:mc="http://schemas.openxmlformats.org/markup-compatibility/2006" xmlns:aink="http://schemas.microsoft.com/office/drawing/2016/ink" xmlns:am3d="http://schemas.microsoft.com/office/drawing/2017/model3d" xmlns:o="urn:schemas-microsoft-com:office:office" xmlns:oel="http://schemas.microsoft.com/office/2019/extlst" xmlns:r="http://schemas.openxmlformats.org/officeDocument/2006/relationships" xmlns:m="http://schemas.openxmlformats.org/officeDocument/2006/math" xmlns:v="urn:schemas-microsoft-com:vml" xmlns:wp14="http://schemas.microsoft.com/office/word/2010/wordprocessingDrawing" xmlns:wp="http://schemas.openxmlformats.org/drawingml/2006/wordprocessingDrawing" xmlns:w10="urn:schemas-microsoft-com:office:word" xmlns:w="http://schemas.openxmlformats.org/wordprocessingml/2006/main" xmlns:w14="http://schemas.microsoft.com/office/word/2010/wordml" xmlns:w15="http://schemas.microsoft.com/office/word/2012/wordml" xmlns:w16cex="http://schemas.microsoft.com/office/word/2018/wordml/cex" xmlns:w16cid="http://schemas.microsoft.com/office/word/2016/wordml/cid" xmlns:w16="http://schemas.microsoft.com/office/word/2018/wordml" xmlns:w16du="http://schemas.microsoft.com/office/word/2023/wordml/word16du" xmlns:w16sdtdh="http://schemas.microsoft.com/office/word/2020/wordml/sdtdatahash" xmlns:w16sdtfl="http://schemas.microsoft.com/office/word/2024/wordml/sdtformatlock" xmlns:w16se="http://schemas.microsoft.com/office/word/2015/wordml/symex" xmlns:wpg="http://schemas.microsoft.com/office/word/2010/wordprocessingGroup" xmlns:wpi="http://schemas.microsoft.com/office/word/2010/wordprocessingInk" xmlns:wne="http://schemas.microsoft.com/office/word/2006/wordml" xmlns:wps="http://schemas.microsoft.com/office/word/2010/wordprocessingShape" mc:Ignorable="w14 w15 w16se w16cid w16 w16cex w16sdtdh w16sdtfl w16du wp14">
   <w:p>
     <w:pPr>
       <w:pStyle w:val="a4"/>
@@ -13496,25 +6434,13 @@
                     <w:r>
                       <w:t xml:space="preserve"> </w:t>
                     </w:r>
-                    <w:proofErr w:type="spellStart"/>
-                    <w:proofErr w:type="gramStart"/>
                     <w:r>
                       <w:rPr>
                         <w:rFonts w:ascii="ISOCPEUR" w:hAnsi="ISOCPEUR"/>
                         <w:i/>
                         <w:sz w:val="22"/>
                       </w:rPr>
-                      <w:t>Н.контр</w:t>
-                    </w:r>
-                    <w:proofErr w:type="spellEnd"/>
-                    <w:proofErr w:type="gramEnd"/>
-                    <w:r>
-                      <w:rPr>
-                        <w:rFonts w:ascii="ISOCPEUR" w:hAnsi="ISOCPEUR"/>
-                        <w:i/>
-                        <w:sz w:val="22"/>
-                      </w:rPr>
-                      <w:t>.</w:t>
+                      <w:t>Н.контр.</w:t>
                     </w:r>
                   </w:p>
                 </w:txbxContent>
@@ -14282,19 +7208,8 @@
                         <w:spacing w:val="-20"/>
                         <w:sz w:val="22"/>
                       </w:rPr>
-                      <w:t xml:space="preserve">№ </w:t>
+                      <w:t>№ докум</w:t>
                     </w:r>
-                    <w:proofErr w:type="spellStart"/>
-                    <w:r>
-                      <w:rPr>
-                        <w:rFonts w:ascii="ISOCPEUR" w:hAnsi="ISOCPEUR"/>
-                        <w:i/>
-                        <w:spacing w:val="-20"/>
-                        <w:sz w:val="22"/>
-                      </w:rPr>
-                      <w:t>докум</w:t>
-                    </w:r>
-                    <w:proofErr w:type="spellEnd"/>
                   </w:p>
                 </w:txbxContent>
               </v:textbox>
@@ -15164,23 +8079,13 @@
                       </w:rPr>
                       <w:t xml:space="preserve"> </w:t>
                     </w:r>
-                    <w:proofErr w:type="spellStart"/>
                     <w:r>
                       <w:rPr>
                         <w:rFonts w:ascii="ISOCPEUR" w:hAnsi="ISOCPEUR"/>
                         <w:i/>
                         <w:sz w:val="22"/>
                       </w:rPr>
-                      <w:t>Разраб</w:t>
-                    </w:r>
-                    <w:proofErr w:type="spellEnd"/>
-                    <w:r>
-                      <w:rPr>
-                        <w:rFonts w:ascii="ISOCPEUR" w:hAnsi="ISOCPEUR"/>
-                        <w:i/>
-                        <w:sz w:val="22"/>
-                      </w:rPr>
-                      <w:t>.</w:t>
+                      <w:t>Разраб.</w:t>
                     </w:r>
                   </w:p>
                 </w:txbxContent>
@@ -15673,7 +8578,21 @@
                               <w:sz w:val="28"/>
                               <w:szCs w:val="28"/>
                             </w:rPr>
-                            <w:t>25.</w:t>
+                            <w:t>2</w:t>
+                          </w:r>
+                          <w:r>
+                            <w:rPr>
+                              <w:sz w:val="28"/>
+                              <w:szCs w:val="28"/>
+                            </w:rPr>
+                            <w:t>6</w:t>
+                          </w:r>
+                          <w:r>
+                            <w:rPr>
+                              <w:sz w:val="28"/>
+                              <w:szCs w:val="28"/>
+                            </w:rPr>
+                            <w:t>.</w:t>
                           </w:r>
                           <w:r>
                             <w:rPr>
@@ -15739,15 +8658,7 @@
                         <w:sz w:val="28"/>
                         <w:szCs w:val="28"/>
                       </w:rPr>
-                      <w:t>УП 5-04-0612-</w:t>
-                    </w:r>
-                    <w:proofErr w:type="gramStart"/>
-                    <w:r>
-                      <w:rPr>
-                        <w:sz w:val="28"/>
-                        <w:szCs w:val="28"/>
-                      </w:rPr>
-                      <w:t>02.4</w:t>
+                      <w:t>УП 5-04-0612-02.4</w:t>
                     </w:r>
                     <w:r>
                       <w:rPr>
@@ -15768,15 +8679,7 @@
                         <w:sz w:val="28"/>
                         <w:szCs w:val="28"/>
                       </w:rPr>
-                      <w:t>М</w:t>
-                    </w:r>
-                    <w:proofErr w:type="gramEnd"/>
-                    <w:r>
-                      <w:rPr>
-                        <w:sz w:val="28"/>
-                        <w:szCs w:val="28"/>
-                      </w:rPr>
-                      <w:t>-134</w:t>
+                      <w:t>М-134</w:t>
                     </w:r>
                     <w:r>
                       <w:rPr>
@@ -15790,7 +8693,21 @@
                         <w:sz w:val="28"/>
                         <w:szCs w:val="28"/>
                       </w:rPr>
-                      <w:t>25.</w:t>
+                      <w:t>2</w:t>
+                    </w:r>
+                    <w:r>
+                      <w:rPr>
+                        <w:sz w:val="28"/>
+                        <w:szCs w:val="28"/>
+                      </w:rPr>
+                      <w:t>6</w:t>
+                    </w:r>
+                    <w:r>
+                      <w:rPr>
+                        <w:sz w:val="28"/>
+                        <w:szCs w:val="28"/>
+                      </w:rPr>
+                      <w:t>.</w:t>
                     </w:r>
                     <w:r>
                       <w:rPr>
@@ -16271,17 +9188,8 @@
                         <w:sz w:val="28"/>
                         <w:szCs w:val="28"/>
                       </w:rPr>
-                      <w:t xml:space="preserve">Гродненский </w:t>
+                      <w:t>Гродненский ГКТТиД</w:t>
                     </w:r>
-                    <w:proofErr w:type="spellStart"/>
-                    <w:r>
-                      <w:rPr>
-                        <w:sz w:val="28"/>
-                        <w:szCs w:val="28"/>
-                      </w:rPr>
-                      <w:t>ГКТТиД</w:t>
-                    </w:r>
-                    <w:proofErr w:type="spellEnd"/>
                   </w:p>
                 </w:txbxContent>
               </v:textbox>
@@ -17976,7 +10884,7 @@
 </file>
 
 <file path=word/footnotes.xml><?xml version="1.0" encoding="utf-8"?>
-<w:footnotes xmlns:wpc="http://schemas.microsoft.com/office/word/2010/wordprocessingCanvas" xmlns:cx="http://schemas.microsoft.com/office/drawing/2014/chartex" xmlns:cx1="http://schemas.microsoft.com/office/drawing/2015/9/8/chartex" xmlns:cx2="http://schemas.microsoft.com/office/drawing/2015/10/21/chartex" xmlns:cx3="http://schemas.microsoft.com/office/drawing/2016/5/9/chartex" xmlns:cx4="http://schemas.microsoft.com/office/drawing/2016/5/10/chartex" xmlns:cx5="http://schemas.microsoft.com/office/drawing/2016/5/11/chartex" xmlns:cx6="http://schemas.microsoft.com/office/drawing/2016/5/12/chartex" xmlns:cx7="http://schemas.microsoft.com/office/drawing/2016/5/13/chartex" xmlns:cx8="http://schemas.microsoft.com/office/drawing/2016/5/14/chartex" xmlns:mc="http://schemas.openxmlformats.org/markup-compatibility/2006" xmlns:aink="http://schemas.microsoft.com/office/drawing/2016/ink" xmlns:am3d="http://schemas.microsoft.com/office/drawing/2017/model3d" xmlns:o="urn:schemas-microsoft-com:office:office" xmlns:oel="http://schemas.microsoft.com/office/2019/extlst" xmlns:r="http://schemas.openxmlformats.org/officeDocument/2006/relationships" xmlns:m="http://schemas.openxmlformats.org/officeDocument/2006/math" xmlns:v="urn:schemas-microsoft-com:vml" xmlns:wp14="http://schemas.microsoft.com/office/word/2010/wordprocessingDrawing" xmlns:wp="http://schemas.openxmlformats.org/drawingml/2006/wordprocessingDrawing" xmlns:w10="urn:schemas-microsoft-com:office:word" xmlns:w="http://schemas.openxmlformats.org/wordprocessingml/2006/main" xmlns:w14="http://schemas.microsoft.com/office/word/2010/wordml" xmlns:w15="http://schemas.microsoft.com/office/word/2012/wordml" xmlns:w16cex="http://schemas.microsoft.com/office/word/2018/wordml/cex" xmlns:w16cid="http://schemas.microsoft.com/office/word/2016/wordml/cid" xmlns:w16="http://schemas.microsoft.com/office/word/2018/wordml" xmlns:w16du="http://schemas.microsoft.com/office/word/2023/wordml/word16du" xmlns:w16sdtdh="http://schemas.microsoft.com/office/word/2020/wordml/sdtdatahash" xmlns:w16se="http://schemas.microsoft.com/office/word/2015/wordml/symex" xmlns:wpg="http://schemas.microsoft.com/office/word/2010/wordprocessingGroup" xmlns:wpi="http://schemas.microsoft.com/office/word/2010/wordprocessingInk" xmlns:wne="http://schemas.microsoft.com/office/word/2006/wordml" xmlns:wps="http://schemas.microsoft.com/office/word/2010/wordprocessingShape" mc:Ignorable="w14 w15 w16se w16cid w16 w16cex w16sdtdh w16du wp14">
+<w:footnotes xmlns:wpc="http://schemas.microsoft.com/office/word/2010/wordprocessingCanvas" xmlns:cx="http://schemas.microsoft.com/office/drawing/2014/chartex" xmlns:cx1="http://schemas.microsoft.com/office/drawing/2015/9/8/chartex" xmlns:cx2="http://schemas.microsoft.com/office/drawing/2015/10/21/chartex" xmlns:cx3="http://schemas.microsoft.com/office/drawing/2016/5/9/chartex" xmlns:cx4="http://schemas.microsoft.com/office/drawing/2016/5/10/chartex" xmlns:cx5="http://schemas.microsoft.com/office/drawing/2016/5/11/chartex" xmlns:cx6="http://schemas.microsoft.com/office/drawing/2016/5/12/chartex" xmlns:cx7="http://schemas.microsoft.com/office/drawing/2016/5/13/chartex" xmlns:cx8="http://schemas.microsoft.com/office/drawing/2016/5/14/chartex" xmlns:mc="http://schemas.openxmlformats.org/markup-compatibility/2006" xmlns:aink="http://schemas.microsoft.com/office/drawing/2016/ink" xmlns:am3d="http://schemas.microsoft.com/office/drawing/2017/model3d" xmlns:o="urn:schemas-microsoft-com:office:office" xmlns:oel="http://schemas.microsoft.com/office/2019/extlst" xmlns:r="http://schemas.openxmlformats.org/officeDocument/2006/relationships" xmlns:m="http://schemas.openxmlformats.org/officeDocument/2006/math" xmlns:v="urn:schemas-microsoft-com:vml" xmlns:wp14="http://schemas.microsoft.com/office/word/2010/wordprocessingDrawing" xmlns:wp="http://schemas.openxmlformats.org/drawingml/2006/wordprocessingDrawing" xmlns:w10="urn:schemas-microsoft-com:office:word" xmlns:w="http://schemas.openxmlformats.org/wordprocessingml/2006/main" xmlns:w14="http://schemas.microsoft.com/office/word/2010/wordml" xmlns:w15="http://schemas.microsoft.com/office/word/2012/wordml" xmlns:w16cex="http://schemas.microsoft.com/office/word/2018/wordml/cex" xmlns:w16cid="http://schemas.microsoft.com/office/word/2016/wordml/cid" xmlns:w16="http://schemas.microsoft.com/office/word/2018/wordml" xmlns:w16du="http://schemas.microsoft.com/office/word/2023/wordml/word16du" xmlns:w16sdtdh="http://schemas.microsoft.com/office/word/2020/wordml/sdtdatahash" xmlns:w16sdtfl="http://schemas.microsoft.com/office/word/2024/wordml/sdtformatlock" xmlns:w16se="http://schemas.microsoft.com/office/word/2015/wordml/symex" xmlns:wpg="http://schemas.microsoft.com/office/word/2010/wordprocessingGroup" xmlns:wpi="http://schemas.microsoft.com/office/word/2010/wordprocessingInk" xmlns:wne="http://schemas.microsoft.com/office/word/2006/wordml" xmlns:wps="http://schemas.microsoft.com/office/word/2010/wordprocessingShape" mc:Ignorable="w14 w15 w16se w16cid w16 w16cex w16sdtdh w16sdtfl w16du wp14">
   <w:footnote w:type="separator" w:id="-1">
     <w:p>
       <w:r>
@@ -17995,7 +10903,7 @@
 </file>
 
 <file path=word/header1.xml><?xml version="1.0" encoding="utf-8"?>
-<w:hdr xmlns:wpc="http://schemas.microsoft.com/office/word/2010/wordprocessingCanvas" xmlns:cx="http://schemas.microsoft.com/office/drawing/2014/chartex" xmlns:cx1="http://schemas.microsoft.com/office/drawing/2015/9/8/chartex" xmlns:cx2="http://schemas.microsoft.com/office/drawing/2015/10/21/chartex" xmlns:cx3="http://schemas.microsoft.com/office/drawing/2016/5/9/chartex" xmlns:cx4="http://schemas.microsoft.com/office/drawing/2016/5/10/chartex" xmlns:cx5="http://schemas.microsoft.com/office/drawing/2016/5/11/chartex" xmlns:cx6="http://schemas.microsoft.com/office/drawing/2016/5/12/chartex" xmlns:cx7="http://schemas.microsoft.com/office/drawing/2016/5/13/chartex" xmlns:cx8="http://schemas.microsoft.com/office/drawing/2016/5/14/chartex" xmlns:mc="http://schemas.openxmlformats.org/markup-compatibility/2006" xmlns:aink="http://schemas.microsoft.com/office/drawing/2016/ink" xmlns:am3d="http://schemas.microsoft.com/office/drawing/2017/model3d" xmlns:o="urn:schemas-microsoft-com:office:office" xmlns:oel="http://schemas.microsoft.com/office/2019/extlst" xmlns:r="http://schemas.openxmlformats.org/officeDocument/2006/relationships" xmlns:m="http://schemas.openxmlformats.org/officeDocument/2006/math" xmlns:v="urn:schemas-microsoft-com:vml" xmlns:wp14="http://schemas.microsoft.com/office/word/2010/wordprocessingDrawing" xmlns:wp="http://schemas.openxmlformats.org/drawingml/2006/wordprocessingDrawing" xmlns:w10="urn:schemas-microsoft-com:office:word" xmlns:w="http://schemas.openxmlformats.org/wordprocessingml/2006/main" xmlns:w14="http://schemas.microsoft.com/office/word/2010/wordml" xmlns:w15="http://schemas.microsoft.com/office/word/2012/wordml" xmlns:w16cex="http://schemas.microsoft.com/office/word/2018/wordml/cex" xmlns:w16cid="http://schemas.microsoft.com/office/word/2016/wordml/cid" xmlns:w16="http://schemas.microsoft.com/office/word/2018/wordml" xmlns:w16du="http://schemas.microsoft.com/office/word/2023/wordml/word16du" xmlns:w16sdtdh="http://schemas.microsoft.com/office/word/2020/wordml/sdtdatahash" xmlns:w16se="http://schemas.microsoft.com/office/word/2015/wordml/symex" xmlns:wpg="http://schemas.microsoft.com/office/word/2010/wordprocessingGroup" xmlns:wpi="http://schemas.microsoft.com/office/word/2010/wordprocessingInk" xmlns:wne="http://schemas.microsoft.com/office/word/2006/wordml" xmlns:wps="http://schemas.microsoft.com/office/word/2010/wordprocessingShape" mc:Ignorable="w14 w15 w16se w16cid w16 w16cex w16sdtdh w16du wp14">
+<w:hdr xmlns:wpc="http://schemas.microsoft.com/office/word/2010/wordprocessingCanvas" xmlns:cx="http://schemas.microsoft.com/office/drawing/2014/chartex" xmlns:cx1="http://schemas.microsoft.com/office/drawing/2015/9/8/chartex" xmlns:cx2="http://schemas.microsoft.com/office/drawing/2015/10/21/chartex" xmlns:cx3="http://schemas.microsoft.com/office/drawing/2016/5/9/chartex" xmlns:cx4="http://schemas.microsoft.com/office/drawing/2016/5/10/chartex" xmlns:cx5="http://schemas.microsoft.com/office/drawing/2016/5/11/chartex" xmlns:cx6="http://schemas.microsoft.com/office/drawing/2016/5/12/chartex" xmlns:cx7="http://schemas.microsoft.com/office/drawing/2016/5/13/chartex" xmlns:cx8="http://schemas.microsoft.com/office/drawing/2016/5/14/chartex" xmlns:mc="http://schemas.openxmlformats.org/markup-compatibility/2006" xmlns:aink="http://schemas.microsoft.com/office/drawing/2016/ink" xmlns:am3d="http://schemas.microsoft.com/office/drawing/2017/model3d" xmlns:o="urn:schemas-microsoft-com:office:office" xmlns:oel="http://schemas.microsoft.com/office/2019/extlst" xmlns:r="http://schemas.openxmlformats.org/officeDocument/2006/relationships" xmlns:m="http://schemas.openxmlformats.org/officeDocument/2006/math" xmlns:v="urn:schemas-microsoft-com:vml" xmlns:wp14="http://schemas.microsoft.com/office/word/2010/wordprocessingDrawing" xmlns:wp="http://schemas.openxmlformats.org/drawingml/2006/wordprocessingDrawing" xmlns:w10="urn:schemas-microsoft-com:office:word" xmlns:w="http://schemas.openxmlformats.org/wordprocessingml/2006/main" xmlns:w14="http://schemas.microsoft.com/office/word/2010/wordml" xmlns:w15="http://schemas.microsoft.com/office/word/2012/wordml" xmlns:w16cex="http://schemas.microsoft.com/office/word/2018/wordml/cex" xmlns:w16cid="http://schemas.microsoft.com/office/word/2016/wordml/cid" xmlns:w16="http://schemas.microsoft.com/office/word/2018/wordml" xmlns:w16du="http://schemas.microsoft.com/office/word/2023/wordml/word16du" xmlns:w16sdtdh="http://schemas.microsoft.com/office/word/2020/wordml/sdtdatahash" xmlns:w16sdtfl="http://schemas.microsoft.com/office/word/2024/wordml/sdtformatlock" xmlns:w16se="http://schemas.microsoft.com/office/word/2015/wordml/symex" xmlns:wpg="http://schemas.microsoft.com/office/word/2010/wordprocessingGroup" xmlns:wpi="http://schemas.microsoft.com/office/word/2010/wordprocessingInk" xmlns:wne="http://schemas.microsoft.com/office/word/2006/wordml" xmlns:wps="http://schemas.microsoft.com/office/word/2010/wordprocessingShape" mc:Ignorable="w14 w15 w16se w16cid w16 w16cex w16sdtdh w16sdtfl w16du wp14">
   <w:p>
     <w:pPr>
       <w:pStyle w:val="a3"/>
@@ -18078,7 +10986,7 @@
 </file>
 
 <file path=word/header2.xml><?xml version="1.0" encoding="utf-8"?>
-<w:hdr xmlns:wpc="http://schemas.microsoft.com/office/word/2010/wordprocessingCanvas" xmlns:cx="http://schemas.microsoft.com/office/drawing/2014/chartex" xmlns:cx1="http://schemas.microsoft.com/office/drawing/2015/9/8/chartex" xmlns:cx2="http://schemas.microsoft.com/office/drawing/2015/10/21/chartex" xmlns:cx3="http://schemas.microsoft.com/office/drawing/2016/5/9/chartex" xmlns:cx4="http://schemas.microsoft.com/office/drawing/2016/5/10/chartex" xmlns:cx5="http://schemas.microsoft.com/office/drawing/2016/5/11/chartex" xmlns:cx6="http://schemas.microsoft.com/office/drawing/2016/5/12/chartex" xmlns:cx7="http://schemas.microsoft.com/office/drawing/2016/5/13/chartex" xmlns:cx8="http://schemas.microsoft.com/office/drawing/2016/5/14/chartex" xmlns:mc="http://schemas.openxmlformats.org/markup-compatibility/2006" xmlns:aink="http://schemas.microsoft.com/office/drawing/2016/ink" xmlns:am3d="http://schemas.microsoft.com/office/drawing/2017/model3d" xmlns:o="urn:schemas-microsoft-com:office:office" xmlns:oel="http://schemas.microsoft.com/office/2019/extlst" xmlns:r="http://schemas.openxmlformats.org/officeDocument/2006/relationships" xmlns:m="http://schemas.openxmlformats.org/officeDocument/2006/math" xmlns:v="urn:schemas-microsoft-com:vml" xmlns:wp14="http://schemas.microsoft.com/office/word/2010/wordprocessingDrawing" xmlns:wp="http://schemas.openxmlformats.org/drawingml/2006/wordprocessingDrawing" xmlns:w10="urn:schemas-microsoft-com:office:word" xmlns:w="http://schemas.openxmlformats.org/wordprocessingml/2006/main" xmlns:w14="http://schemas.microsoft.com/office/word/2010/wordml" xmlns:w15="http://schemas.microsoft.com/office/word/2012/wordml" xmlns:w16cex="http://schemas.microsoft.com/office/word/2018/wordml/cex" xmlns:w16cid="http://schemas.microsoft.com/office/word/2016/wordml/cid" xmlns:w16="http://schemas.microsoft.com/office/word/2018/wordml" xmlns:w16du="http://schemas.microsoft.com/office/word/2023/wordml/word16du" xmlns:w16sdtdh="http://schemas.microsoft.com/office/word/2020/wordml/sdtdatahash" xmlns:w16se="http://schemas.microsoft.com/office/word/2015/wordml/symex" xmlns:wpg="http://schemas.microsoft.com/office/word/2010/wordprocessingGroup" xmlns:wpi="http://schemas.microsoft.com/office/word/2010/wordprocessingInk" xmlns:wne="http://schemas.microsoft.com/office/word/2006/wordml" xmlns:wps="http://schemas.microsoft.com/office/word/2010/wordprocessingShape" mc:Ignorable="w14 w15 w16se w16cid w16 w16cex w16sdtdh w16du wp14">
+<w:hdr xmlns:wpc="http://schemas.microsoft.com/office/word/2010/wordprocessingCanvas" xmlns:cx="http://schemas.microsoft.com/office/drawing/2014/chartex" xmlns:cx1="http://schemas.microsoft.com/office/drawing/2015/9/8/chartex" xmlns:cx2="http://schemas.microsoft.com/office/drawing/2015/10/21/chartex" xmlns:cx3="http://schemas.microsoft.com/office/drawing/2016/5/9/chartex" xmlns:cx4="http://schemas.microsoft.com/office/drawing/2016/5/10/chartex" xmlns:cx5="http://schemas.microsoft.com/office/drawing/2016/5/11/chartex" xmlns:cx6="http://schemas.microsoft.com/office/drawing/2016/5/12/chartex" xmlns:cx7="http://schemas.microsoft.com/office/drawing/2016/5/13/chartex" xmlns:cx8="http://schemas.microsoft.com/office/drawing/2016/5/14/chartex" xmlns:mc="http://schemas.openxmlformats.org/markup-compatibility/2006" xmlns:aink="http://schemas.microsoft.com/office/drawing/2016/ink" xmlns:am3d="http://schemas.microsoft.com/office/drawing/2017/model3d" xmlns:o="urn:schemas-microsoft-com:office:office" xmlns:oel="http://schemas.microsoft.com/office/2019/extlst" xmlns:r="http://schemas.openxmlformats.org/officeDocument/2006/relationships" xmlns:m="http://schemas.openxmlformats.org/officeDocument/2006/math" xmlns:v="urn:schemas-microsoft-com:vml" xmlns:wp14="http://schemas.microsoft.com/office/word/2010/wordprocessingDrawing" xmlns:wp="http://schemas.openxmlformats.org/drawingml/2006/wordprocessingDrawing" xmlns:w10="urn:schemas-microsoft-com:office:word" xmlns:w="http://schemas.openxmlformats.org/wordprocessingml/2006/main" xmlns:w14="http://schemas.microsoft.com/office/word/2010/wordml" xmlns:w15="http://schemas.microsoft.com/office/word/2012/wordml" xmlns:w16cex="http://schemas.microsoft.com/office/word/2018/wordml/cex" xmlns:w16cid="http://schemas.microsoft.com/office/word/2016/wordml/cid" xmlns:w16="http://schemas.microsoft.com/office/word/2018/wordml" xmlns:w16du="http://schemas.microsoft.com/office/word/2023/wordml/word16du" xmlns:w16sdtdh="http://schemas.microsoft.com/office/word/2020/wordml/sdtdatahash" xmlns:w16sdtfl="http://schemas.microsoft.com/office/word/2024/wordml/sdtformatlock" xmlns:w16se="http://schemas.microsoft.com/office/word/2015/wordml/symex" xmlns:wpg="http://schemas.microsoft.com/office/word/2010/wordprocessingGroup" xmlns:wpi="http://schemas.microsoft.com/office/word/2010/wordprocessingInk" xmlns:wne="http://schemas.microsoft.com/office/word/2006/wordml" xmlns:wps="http://schemas.microsoft.com/office/word/2010/wordprocessingShape" mc:Ignorable="w14 w15 w16se w16cid w16 w16cex w16sdtdh w16sdtfl w16du wp14">
   <w:p>
     <w:pPr>
       <w:pStyle w:val="a3"/>
@@ -18185,7 +11093,7 @@
 </file>
 
 <file path=word/numbering.xml><?xml version="1.0" encoding="utf-8"?>
-<w:numbering xmlns:wpc="http://schemas.microsoft.com/office/word/2010/wordprocessingCanvas" xmlns:cx="http://schemas.microsoft.com/office/drawing/2014/chartex" xmlns:cx1="http://schemas.microsoft.com/office/drawing/2015/9/8/chartex" xmlns:cx2="http://schemas.microsoft.com/office/drawing/2015/10/21/chartex" xmlns:cx3="http://schemas.microsoft.com/office/drawing/2016/5/9/chartex" xmlns:cx4="http://schemas.microsoft.com/office/drawing/2016/5/10/chartex" xmlns:cx5="http://schemas.microsoft.com/office/drawing/2016/5/11/chartex" xmlns:cx6="http://schemas.microsoft.com/office/drawing/2016/5/12/chartex" xmlns:cx7="http://schemas.microsoft.com/office/drawing/2016/5/13/chartex" xmlns:cx8="http://schemas.microsoft.com/office/drawing/2016/5/14/chartex" xmlns:mc="http://schemas.openxmlformats.org/markup-compatibility/2006" xmlns:aink="http://schemas.microsoft.com/office/drawing/2016/ink" xmlns:am3d="http://schemas.microsoft.com/office/drawing/2017/model3d" xmlns:o="urn:schemas-microsoft-com:office:office" xmlns:oel="http://schemas.microsoft.com/office/2019/extlst" xmlns:r="http://schemas.openxmlformats.org/officeDocument/2006/relationships" xmlns:m="http://schemas.openxmlformats.org/officeDocument/2006/math" xmlns:v="urn:schemas-microsoft-com:vml" xmlns:wp14="http://schemas.microsoft.com/office/word/2010/wordprocessingDrawing" xmlns:wp="http://schemas.openxmlformats.org/drawingml/2006/wordprocessingDrawing" xmlns:w10="urn:schemas-microsoft-com:office:word" xmlns:w="http://schemas.openxmlformats.org/wordprocessingml/2006/main" xmlns:w14="http://schemas.microsoft.com/office/word/2010/wordml" xmlns:w15="http://schemas.microsoft.com/office/word/2012/wordml" xmlns:w16cex="http://schemas.microsoft.com/office/word/2018/wordml/cex" xmlns:w16cid="http://schemas.microsoft.com/office/word/2016/wordml/cid" xmlns:w16="http://schemas.microsoft.com/office/word/2018/wordml" xmlns:w16du="http://schemas.microsoft.com/office/word/2023/wordml/word16du" xmlns:w16sdtdh="http://schemas.microsoft.com/office/word/2020/wordml/sdtdatahash" xmlns:w16se="http://schemas.microsoft.com/office/word/2015/wordml/symex" xmlns:wpg="http://schemas.microsoft.com/office/word/2010/wordprocessingGroup" xmlns:wpi="http://schemas.microsoft.com/office/word/2010/wordprocessingInk" xmlns:wne="http://schemas.microsoft.com/office/word/2006/wordml" xmlns:wps="http://schemas.microsoft.com/office/word/2010/wordprocessingShape" mc:Ignorable="w14 w15 w16se w16cid w16 w16cex w16sdtdh w16du wp14">
+<w:numbering xmlns:wpc="http://schemas.microsoft.com/office/word/2010/wordprocessingCanvas" xmlns:cx="http://schemas.microsoft.com/office/drawing/2014/chartex" xmlns:cx1="http://schemas.microsoft.com/office/drawing/2015/9/8/chartex" xmlns:cx2="http://schemas.microsoft.com/office/drawing/2015/10/21/chartex" xmlns:cx3="http://schemas.microsoft.com/office/drawing/2016/5/9/chartex" xmlns:cx4="http://schemas.microsoft.com/office/drawing/2016/5/10/chartex" xmlns:cx5="http://schemas.microsoft.com/office/drawing/2016/5/11/chartex" xmlns:cx6="http://schemas.microsoft.com/office/drawing/2016/5/12/chartex" xmlns:cx7="http://schemas.microsoft.com/office/drawing/2016/5/13/chartex" xmlns:cx8="http://schemas.microsoft.com/office/drawing/2016/5/14/chartex" xmlns:mc="http://schemas.openxmlformats.org/markup-compatibility/2006" xmlns:aink="http://schemas.microsoft.com/office/drawing/2016/ink" xmlns:am3d="http://schemas.microsoft.com/office/drawing/2017/model3d" xmlns:o="urn:schemas-microsoft-com:office:office" xmlns:oel="http://schemas.microsoft.com/office/2019/extlst" xmlns:r="http://schemas.openxmlformats.org/officeDocument/2006/relationships" xmlns:m="http://schemas.openxmlformats.org/officeDocument/2006/math" xmlns:v="urn:schemas-microsoft-com:vml" xmlns:wp14="http://schemas.microsoft.com/office/word/2010/wordprocessingDrawing" xmlns:wp="http://schemas.openxmlformats.org/drawingml/2006/wordprocessingDrawing" xmlns:w10="urn:schemas-microsoft-com:office:word" xmlns:w="http://schemas.openxmlformats.org/wordprocessingml/2006/main" xmlns:w14="http://schemas.microsoft.com/office/word/2010/wordml" xmlns:w15="http://schemas.microsoft.com/office/word/2012/wordml" xmlns:w16cex="http://schemas.microsoft.com/office/word/2018/wordml/cex" xmlns:w16cid="http://schemas.microsoft.com/office/word/2016/wordml/cid" xmlns:w16="http://schemas.microsoft.com/office/word/2018/wordml" xmlns:w16du="http://schemas.microsoft.com/office/word/2023/wordml/word16du" xmlns:w16sdtdh="http://schemas.microsoft.com/office/word/2020/wordml/sdtdatahash" xmlns:w16sdtfl="http://schemas.microsoft.com/office/word/2024/wordml/sdtformatlock" xmlns:w16se="http://schemas.microsoft.com/office/word/2015/wordml/symex" xmlns:wpg="http://schemas.microsoft.com/office/word/2010/wordprocessingGroup" xmlns:wpi="http://schemas.microsoft.com/office/word/2010/wordprocessingInk" xmlns:wne="http://schemas.microsoft.com/office/word/2006/wordml" xmlns:wps="http://schemas.microsoft.com/office/word/2010/wordprocessingShape" mc:Ignorable="w14 w15 w16se w16cid w16 w16cex w16sdtdh w16sdtfl w16du wp14">
   <w:abstractNum w:abstractNumId="0" w15:restartNumberingAfterBreak="0">
     <w:nsid w:val="020655F9"/>
     <w:multiLevelType w:val="hybridMultilevel"/>
@@ -20491,7 +13399,7 @@
 </file>
 
 <file path=word/styles.xml><?xml version="1.0" encoding="utf-8"?>
-<w:styles xmlns:mc="http://schemas.openxmlformats.org/markup-compatibility/2006" xmlns:r="http://schemas.openxmlformats.org/officeDocument/2006/relationships" xmlns:w="http://schemas.openxmlformats.org/wordprocessingml/2006/main" xmlns:w14="http://schemas.microsoft.com/office/word/2010/wordml" xmlns:w15="http://schemas.microsoft.com/office/word/2012/wordml" xmlns:w16cex="http://schemas.microsoft.com/office/word/2018/wordml/cex" xmlns:w16cid="http://schemas.microsoft.com/office/word/2016/wordml/cid" xmlns:w16="http://schemas.microsoft.com/office/word/2018/wordml" xmlns:w16du="http://schemas.microsoft.com/office/word/2023/wordml/word16du" xmlns:w16sdtdh="http://schemas.microsoft.com/office/word/2020/wordml/sdtdatahash" xmlns:w16se="http://schemas.microsoft.com/office/word/2015/wordml/symex" mc:Ignorable="w14 w15 w16se w16cid w16 w16cex w16sdtdh w16du">
+<w:styles xmlns:mc="http://schemas.openxmlformats.org/markup-compatibility/2006" xmlns:r="http://schemas.openxmlformats.org/officeDocument/2006/relationships" xmlns:w="http://schemas.openxmlformats.org/wordprocessingml/2006/main" xmlns:w14="http://schemas.microsoft.com/office/word/2010/wordml" xmlns:w15="http://schemas.microsoft.com/office/word/2012/wordml" xmlns:w16cex="http://schemas.microsoft.com/office/word/2018/wordml/cex" xmlns:w16cid="http://schemas.microsoft.com/office/word/2016/wordml/cid" xmlns:w16="http://schemas.microsoft.com/office/word/2018/wordml" xmlns:w16du="http://schemas.microsoft.com/office/word/2023/wordml/word16du" xmlns:w16sdtdh="http://schemas.microsoft.com/office/word/2020/wordml/sdtdatahash" xmlns:w16sdtfl="http://schemas.microsoft.com/office/word/2024/wordml/sdtformatlock" xmlns:w16se="http://schemas.microsoft.com/office/word/2015/wordml/symex" mc:Ignorable="w14 w15 w16se w16cid w16 w16cex w16sdtdh w16sdtfl w16du">
   <w:docDefaults>
     <w:rPrDefault>
       <w:rPr>
